--- a/NRT Detection Setup and Run Instruction.docx
+++ b/NRT Detection Setup and Run Instruction.docx
@@ -1,6 +1,6 @@
 
 <file path=word/document.xml><?xml version="1.0" encoding="utf-8"?>
-<w:document xmlns:wpc="http://schemas.microsoft.com/office/word/2010/wordprocessingCanvas" xmlns:cx="http://schemas.microsoft.com/office/drawing/2014/chartex" xmlns:cx1="http://schemas.microsoft.com/office/drawing/2015/9/8/chartex" xmlns:cx2="http://schemas.microsoft.com/office/drawing/2015/10/21/chartex" xmlns:cx3="http://schemas.microsoft.com/office/drawing/2016/5/9/chartex" xmlns:cx4="http://schemas.microsoft.com/office/drawing/2016/5/10/chartex" xmlns:cx5="http://schemas.microsoft.com/office/drawing/2016/5/11/chartex" xmlns:cx6="http://schemas.microsoft.com/office/drawing/2016/5/12/chartex" xmlns:cx7="http://schemas.microsoft.com/office/drawing/2016/5/13/chartex" xmlns:cx8="http://schemas.microsoft.com/office/drawing/2016/5/14/chartex" xmlns:mc="http://schemas.openxmlformats.org/markup-compatibility/2006" xmlns:aink="http://schemas.microsoft.com/office/drawing/2016/ink" xmlns:am3d="http://schemas.microsoft.com/office/drawing/2017/model3d" xmlns:o="urn:schemas-microsoft-com:office:office" xmlns:r="http://schemas.openxmlformats.org/officeDocument/2006/relationships" xmlns:m="http://schemas.openxmlformats.org/officeDocument/2006/math" xmlns:v="urn:schemas-microsoft-com:vml" xmlns:wp14="http://schemas.microsoft.com/office/word/2010/wordprocessingDrawing" xmlns:wp="http://schemas.openxmlformats.org/drawingml/2006/wordprocessingDrawing" xmlns:w10="urn:schemas-microsoft-com:office:word" xmlns:w="http://schemas.openxmlformats.org/wordprocessingml/2006/main" xmlns:w14="http://schemas.microsoft.com/office/word/2010/wordml" xmlns:w15="http://schemas.microsoft.com/office/word/2012/wordml" xmlns:w16cid="http://schemas.microsoft.com/office/word/2016/wordml/cid" xmlns:w16se="http://schemas.microsoft.com/office/word/2015/wordml/symex" xmlns:wpg="http://schemas.microsoft.com/office/word/2010/wordprocessingGroup" xmlns:wpi="http://schemas.microsoft.com/office/word/2010/wordprocessingInk" xmlns:wne="http://schemas.microsoft.com/office/word/2006/wordml" xmlns:wps="http://schemas.microsoft.com/office/word/2010/wordprocessingShape" mc:Ignorable="w14 w15 w16se w16cid wp14">
+<w:document xmlns:wpc="http://schemas.microsoft.com/office/word/2010/wordprocessingCanvas" xmlns:mc="http://schemas.openxmlformats.org/markup-compatibility/2006" xmlns:o="urn:schemas-microsoft-com:office:office" xmlns:r="http://schemas.openxmlformats.org/officeDocument/2006/relationships" xmlns:m="http://schemas.openxmlformats.org/officeDocument/2006/math" xmlns:v="urn:schemas-microsoft-com:vml" xmlns:wp14="http://schemas.microsoft.com/office/word/2010/wordprocessingDrawing" xmlns:wp="http://schemas.openxmlformats.org/drawingml/2006/wordprocessingDrawing" xmlns:w="http://schemas.openxmlformats.org/wordprocessingml/2006/main" xmlns:w14="http://schemas.microsoft.com/office/word/2010/wordml" xmlns:w10="urn:schemas-microsoft-com:office:word" xmlns:w15="http://schemas.microsoft.com/office/word/2012/wordml" xmlns:wpg="http://schemas.microsoft.com/office/word/2010/wordprocessingGroup" xmlns:wpi="http://schemas.microsoft.com/office/word/2010/wordprocessingInk" xmlns:wne="http://schemas.microsoft.com/office/word/2006/wordml" xmlns:wps="http://schemas.microsoft.com/office/word/2010/wordprocessingShape" xmlns:wpsCustomData="http://www.wps.cn/officeDocument/2013/wpsCustomData" mc:Ignorable="w14 w15 wp14">
   <w:body>
     <w:p>
       <w:pPr>
@@ -30,31 +30,21 @@
           <w:b/>
           <w:bCs/>
         </w:rPr>
-        <w:t xml:space="preserve">1. </w:t>
-      </w:r>
-      <w:r>
-        <w:rPr>
-          <w:b/>
-          <w:bCs/>
-        </w:rPr>
-        <w:t>Click Downloads &gt; Python 3.x.x</w:t>
-      </w:r>
-    </w:p>
-    <w:p>
-      <w:pPr>
-        <w:rPr>
-          <w:b/>
-          <w:bCs/>
-        </w:rPr>
-      </w:pPr>
-      <w:r>
-        <w:rPr>
-          <w:noProof/>
-        </w:rPr>
+        <w:t>1. Click Downloads &gt; Python 3.x.x</w:t>
+      </w:r>
+    </w:p>
+    <w:p>
+      <w:pPr>
+        <w:rPr>
+          <w:b/>
+          <w:bCs/>
+        </w:rPr>
+      </w:pPr>
+      <w:r>
         <mc:AlternateContent>
           <mc:Choice Requires="wps">
             <w:drawing>
-              <wp:anchor distT="0" distB="0" distL="114300" distR="114300" simplePos="0" relativeHeight="251702272" behindDoc="0" locked="0" layoutInCell="1" allowOverlap="1" wp14:anchorId="740635FA" wp14:editId="693D7D01">
+              <wp:anchor distT="0" distB="0" distL="114300" distR="114300" simplePos="0" relativeHeight="251702272" behindDoc="0" locked="0" layoutInCell="1" allowOverlap="1">
                 <wp:simplePos x="0" y="0"/>
                 <wp:positionH relativeFrom="column">
                   <wp:posOffset>2484120</wp:posOffset>
@@ -103,9 +93,6 @@
                         </a:fontRef>
                       </wps:style>
                       <wps:bodyPr rot="0" spcFirstLastPara="0" vertOverflow="overflow" horzOverflow="overflow" vert="horz" wrap="square" lIns="91440" tIns="45720" rIns="91440" bIns="45720" numCol="1" spcCol="0" rtlCol="0" fromWordArt="0" anchor="ctr" anchorCtr="0" forceAA="0" compatLnSpc="1">
-                        <a:prstTxWarp prst="textNoShape">
-                          <a:avLst/>
-                        </a:prstTxWarp>
                         <a:noAutofit/>
                       </wps:bodyPr>
                     </wps:wsp>
@@ -116,19 +103,21 @@
           </mc:Choice>
           <mc:Fallback>
             <w:pict>
-              <v:rect w14:anchorId="5663C1BB" id="Rectangle 37" o:spid="_x0000_s1026" style="position:absolute;margin-left:195.6pt;margin-top:132.4pt;width:43.8pt;height:17.4pt;z-index:251702272;visibility:visible;mso-wrap-style:square;mso-wrap-distance-left:9pt;mso-wrap-distance-top:0;mso-wrap-distance-right:9pt;mso-wrap-distance-bottom:0;mso-position-horizontal:absolute;mso-position-horizontal-relative:text;mso-position-vertical:absolute;mso-position-vertical-relative:text;v-text-anchor:middle" o:gfxdata="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" filled="f" strokecolor="red" strokeweight="1.5pt"/>
+              <v:rect id="Rectangle 37" o:spid="_x0000_s1026" o:spt="1" style="position:absolute;left:0pt;margin-left:195.6pt;margin-top:132.4pt;height:17.4pt;width:43.8pt;z-index:251702272;v-text-anchor:middle;mso-width-relative:page;mso-height-relative:page;" filled="f" stroked="t" coordsize="21600,21600" o:gfxdata="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">
+                <v:fill on="f" focussize="0,0"/>
+                <v:stroke weight="1.5pt" color="#FF0000 [3204]" miterlimit="8" joinstyle="miter"/>
+                <v:imagedata o:title=""/>
+                <o:lock v:ext="edit" aspectratio="f"/>
+              </v:rect>
             </w:pict>
           </mc:Fallback>
         </mc:AlternateContent>
       </w:r>
       <w:r>
-        <w:rPr>
-          <w:noProof/>
-        </w:rPr>
         <mc:AlternateContent>
           <mc:Choice Requires="wps">
             <w:drawing>
-              <wp:anchor distT="0" distB="0" distL="114300" distR="114300" simplePos="0" relativeHeight="251701248" behindDoc="0" locked="0" layoutInCell="1" allowOverlap="1" wp14:anchorId="48EEBB50" wp14:editId="1E3715E8">
+              <wp:anchor distT="0" distB="0" distL="114300" distR="114300" simplePos="0" relativeHeight="251701248" behindDoc="0" locked="0" layoutInCell="1" allowOverlap="1">
                 <wp:simplePos x="0" y="0"/>
                 <wp:positionH relativeFrom="column">
                   <wp:posOffset>1295400</wp:posOffset>
@@ -177,9 +166,6 @@
                         </a:fontRef>
                       </wps:style>
                       <wps:bodyPr rot="0" spcFirstLastPara="0" vertOverflow="overflow" horzOverflow="overflow" vert="horz" wrap="square" lIns="91440" tIns="45720" rIns="91440" bIns="45720" numCol="1" spcCol="0" rtlCol="0" fromWordArt="0" anchor="ctr" anchorCtr="0" forceAA="0" compatLnSpc="1">
-                        <a:prstTxWarp prst="textNoShape">
-                          <a:avLst/>
-                        </a:prstTxWarp>
                         <a:noAutofit/>
                       </wps:bodyPr>
                     </wps:wsp>
@@ -190,17 +176,19 @@
           </mc:Choice>
           <mc:Fallback>
             <w:pict>
-              <v:rect w14:anchorId="05EF4AC9" id="Rectangle 32" o:spid="_x0000_s1026" style="position:absolute;margin-left:102pt;margin-top:91pt;width:42.6pt;height:19.8pt;z-index:251701248;visibility:visible;mso-wrap-style:square;mso-wrap-distance-left:9pt;mso-wrap-distance-top:0;mso-wrap-distance-right:9pt;mso-wrap-distance-bottom:0;mso-position-horizontal:absolute;mso-position-horizontal-relative:text;mso-position-vertical:absolute;mso-position-vertical-relative:text;v-text-anchor:middle" o:gfxdata="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" filled="f" strokecolor="red" strokeweight="1.5pt"/>
+              <v:rect id="Rectangle 32" o:spid="_x0000_s1026" o:spt="1" style="position:absolute;left:0pt;margin-left:102pt;margin-top:91pt;height:19.8pt;width:42.6pt;z-index:251701248;v-text-anchor:middle;mso-width-relative:page;mso-height-relative:page;" filled="f" stroked="t" coordsize="21600,21600" o:gfxdata="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">
+                <v:fill on="f" focussize="0,0"/>
+                <v:stroke weight="1.5pt" color="#FF0000 [3204]" miterlimit="8" joinstyle="miter"/>
+                <v:imagedata o:title=""/>
+                <o:lock v:ext="edit" aspectratio="f"/>
+              </v:rect>
             </w:pict>
           </mc:Fallback>
         </mc:AlternateContent>
       </w:r>
       <w:r>
-        <w:rPr>
-          <w:noProof/>
-        </w:rPr>
         <w:drawing>
-          <wp:anchor distT="0" distB="0" distL="114300" distR="114300" simplePos="0" relativeHeight="251700224" behindDoc="0" locked="0" layoutInCell="1" allowOverlap="1" wp14:anchorId="616D39BF" wp14:editId="782ABFDA">
+          <wp:anchor distT="0" distB="0" distL="114300" distR="114300" simplePos="0" relativeHeight="251700224" behindDoc="0" locked="0" layoutInCell="1" allowOverlap="1">
             <wp:simplePos x="0" y="0"/>
             <wp:positionH relativeFrom="margin">
               <wp:align>left</wp:align>
@@ -219,13 +207,13 @@
               <a:graphicData uri="http://schemas.openxmlformats.org/drawingml/2006/picture">
                 <pic:pic xmlns:pic="http://schemas.openxmlformats.org/drawingml/2006/picture">
                   <pic:nvPicPr>
-                    <pic:cNvPr id="0" name="Picture 1"/>
+                    <pic:cNvPr id="14" name="Picture 14"/>
                     <pic:cNvPicPr>
                       <a:picLocks noChangeAspect="1" noChangeArrowheads="1"/>
                     </pic:cNvPicPr>
                   </pic:nvPicPr>
                   <pic:blipFill>
-                    <a:blip r:embed="rId6" cstate="print">
+                    <a:blip r:embed="rId4" cstate="print">
                       <a:extLst>
                         <a:ext uri="{28A0092B-C50C-407E-A947-70E740481C1C}">
                           <a14:useLocalDpi xmlns:a14="http://schemas.microsoft.com/office/drawing/2010/main" val="0"/>
@@ -237,7 +225,7 @@
                       <a:fillRect/>
                     </a:stretch>
                   </pic:blipFill>
-                  <pic:spPr bwMode="auto">
+                  <pic:spPr>
                     <a:xfrm>
                       <a:off x="0" y="0"/>
                       <a:ext cx="4396740" cy="2653030"/>
@@ -253,12 +241,6 @@
                 </pic:pic>
               </a:graphicData>
             </a:graphic>
-            <wp14:sizeRelH relativeFrom="page">
-              <wp14:pctWidth>0</wp14:pctWidth>
-            </wp14:sizeRelH>
-            <wp14:sizeRelV relativeFrom="page">
-              <wp14:pctHeight>0</wp14:pctHeight>
-            </wp14:sizeRelV>
           </wp:anchor>
         </w:drawing>
       </w:r>
@@ -285,36 +267,48 @@
         <w:rPr>
           <w:bCs/>
           <w:color w:val="000000" w:themeColor="text1"/>
-        </w:rPr>
-      </w:pPr>
-      <w:r>
-        <w:rPr>
-          <w:b/>
-          <w:bCs/>
-          <w:color w:val="000000" w:themeColor="text1"/>
-        </w:rPr>
-        <w:t xml:space="preserve">2. </w:t>
-      </w:r>
-      <w:r>
-        <w:rPr>
-          <w:b/>
-          <w:bCs/>
-          <w:color w:val="000000" w:themeColor="text1"/>
-        </w:rPr>
-        <w:t>Check:</w:t>
-      </w:r>
-    </w:p>
-    <w:p>
-      <w:pPr>
-        <w:rPr>
-          <w:bCs/>
-          <w:color w:val="000000" w:themeColor="text1"/>
-        </w:rPr>
-      </w:pPr>
-      <w:r>
-        <w:rPr>
-          <w:bCs/>
-          <w:color w:val="000000" w:themeColor="text1"/>
+          <w14:textFill>
+            <w14:solidFill>
+              <w14:schemeClr w14:val="tx1"/>
+            </w14:solidFill>
+          </w14:textFill>
+        </w:rPr>
+      </w:pPr>
+      <w:r>
+        <w:rPr>
+          <w:b/>
+          <w:bCs/>
+          <w:color w:val="000000" w:themeColor="text1"/>
+          <w14:textFill>
+            <w14:solidFill>
+              <w14:schemeClr w14:val="tx1"/>
+            </w14:solidFill>
+          </w14:textFill>
+        </w:rPr>
+        <w:t>2. Check:</w:t>
+      </w:r>
+    </w:p>
+    <w:p>
+      <w:pPr>
+        <w:rPr>
+          <w:bCs/>
+          <w:color w:val="000000" w:themeColor="text1"/>
+          <w14:textFill>
+            <w14:solidFill>
+              <w14:schemeClr w14:val="tx1"/>
+            </w14:solidFill>
+          </w14:textFill>
+        </w:rPr>
+      </w:pPr>
+      <w:r>
+        <w:rPr>
+          <w:bCs/>
+          <w:color w:val="000000" w:themeColor="text1"/>
+          <w14:textFill>
+            <w14:solidFill>
+              <w14:schemeClr w14:val="tx1"/>
+            </w14:solidFill>
+          </w14:textFill>
         </w:rPr>
         <w:t>- Use admin privileges when installing py.exe</w:t>
       </w:r>
@@ -324,12 +318,22 @@
         <w:rPr>
           <w:bCs/>
           <w:color w:val="000000" w:themeColor="text1"/>
-        </w:rPr>
-      </w:pPr>
-      <w:r>
-        <w:rPr>
-          <w:bCs/>
-          <w:color w:val="000000" w:themeColor="text1"/>
+          <w14:textFill>
+            <w14:solidFill>
+              <w14:schemeClr w14:val="tx1"/>
+            </w14:solidFill>
+          </w14:textFill>
+        </w:rPr>
+      </w:pPr>
+      <w:r>
+        <w:rPr>
+          <w:bCs/>
+          <w:color w:val="000000" w:themeColor="text1"/>
+          <w14:textFill>
+            <w14:solidFill>
+              <w14:schemeClr w14:val="tx1"/>
+            </w14:solidFill>
+          </w14:textFill>
         </w:rPr>
         <w:t>- Add python.exe to PATH</w:t>
       </w:r>
@@ -339,12 +343,22 @@
         <w:rPr>
           <w:bCs/>
           <w:color w:val="000000" w:themeColor="text1"/>
-        </w:rPr>
-      </w:pPr>
-      <w:r>
-        <w:rPr>
-          <w:bCs/>
-          <w:color w:val="000000" w:themeColor="text1"/>
+          <w14:textFill>
+            <w14:solidFill>
+              <w14:schemeClr w14:val="tx1"/>
+            </w14:solidFill>
+          </w14:textFill>
+        </w:rPr>
+      </w:pPr>
+      <w:r>
+        <w:rPr>
+          <w:bCs/>
+          <w:color w:val="000000" w:themeColor="text1"/>
+          <w14:textFill>
+            <w14:solidFill>
+              <w14:schemeClr w14:val="tx1"/>
+            </w14:solidFill>
+          </w14:textFill>
         </w:rPr>
         <w:t>&gt; Customize installation</w:t>
       </w:r>
@@ -355,24 +369,26 @@
           <w:b/>
           <w:bCs/>
           <w:color w:val="000000" w:themeColor="text1"/>
-        </w:rPr>
-      </w:pPr>
-      <w:r>
-        <w:rPr>
-          <w:noProof/>
-        </w:rPr>
+          <w14:textFill>
+            <w14:solidFill>
+              <w14:schemeClr w14:val="tx1"/>
+            </w14:solidFill>
+          </w14:textFill>
+        </w:rPr>
+      </w:pPr>
+      <w:r>
         <mc:AlternateContent>
           <mc:Choice Requires="wps">
             <w:drawing>
-              <wp:anchor distT="0" distB="0" distL="114300" distR="114300" simplePos="0" relativeHeight="251708416" behindDoc="0" locked="0" layoutInCell="1" allowOverlap="1" wp14:anchorId="137CC459" wp14:editId="321F914F">
+              <wp:anchor distT="0" distB="0" distL="114300" distR="114300" simplePos="0" relativeHeight="251706368" behindDoc="0" locked="0" layoutInCell="1" allowOverlap="1">
                 <wp:simplePos x="0" y="0"/>
                 <wp:positionH relativeFrom="column">
-                  <wp:posOffset>1340224</wp:posOffset>
+                  <wp:posOffset>1339850</wp:posOffset>
                 </wp:positionH>
                 <wp:positionV relativeFrom="paragraph">
                   <wp:posOffset>2045335</wp:posOffset>
                 </wp:positionV>
-                <wp:extent cx="1447501" cy="304800"/>
+                <wp:extent cx="1447800" cy="304800"/>
                 <wp:effectExtent l="0" t="0" r="19685" b="19050"/>
                 <wp:wrapNone/>
                 <wp:docPr id="47" name="Rectangle 47"/>
@@ -413,38 +429,31 @@
                         </a:fontRef>
                       </wps:style>
                       <wps:bodyPr rot="0" spcFirstLastPara="0" vertOverflow="overflow" horzOverflow="overflow" vert="horz" wrap="square" lIns="91440" tIns="45720" rIns="91440" bIns="45720" numCol="1" spcCol="0" rtlCol="0" fromWordArt="0" anchor="ctr" anchorCtr="0" forceAA="0" compatLnSpc="1">
-                        <a:prstTxWarp prst="textNoShape">
-                          <a:avLst/>
-                        </a:prstTxWarp>
                         <a:noAutofit/>
                       </wps:bodyPr>
                     </wps:wsp>
                   </a:graphicData>
                 </a:graphic>
-                <wp14:sizeRelH relativeFrom="margin">
-                  <wp14:pctWidth>0</wp14:pctWidth>
-                </wp14:sizeRelH>
-                <wp14:sizeRelV relativeFrom="margin">
-                  <wp14:pctHeight>0</wp14:pctHeight>
-                </wp14:sizeRelV>
               </wp:anchor>
             </w:drawing>
           </mc:Choice>
           <mc:Fallback>
             <w:pict>
-              <v:rect w14:anchorId="1677D7FC" id="Rectangle 47" o:spid="_x0000_s1026" style="position:absolute;margin-left:105.55pt;margin-top:161.05pt;width:114pt;height:24pt;z-index:251708416;visibility:visible;mso-wrap-style:square;mso-width-percent:0;mso-height-percent:0;mso-wrap-distance-left:9pt;mso-wrap-distance-top:0;mso-wrap-distance-right:9pt;mso-wrap-distance-bottom:0;mso-position-horizontal:absolute;mso-position-horizontal-relative:text;mso-position-vertical:absolute;mso-position-vertical-relative:text;mso-width-percent:0;mso-height-percent:0;mso-width-relative:margin;mso-height-relative:margin;v-text-anchor:middle" o:gfxdata="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" filled="f" strokecolor="red" strokeweight="1.5pt"/>
+              <v:rect id="Rectangle 47" o:spid="_x0000_s1026" o:spt="1" style="position:absolute;left:0pt;margin-left:105.5pt;margin-top:161.05pt;height:24pt;width:114pt;z-index:251706368;v-text-anchor:middle;mso-width-relative:page;mso-height-relative:page;" filled="f" stroked="t" coordsize="21600,21600" o:gfxdata="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">
+                <v:fill on="f" focussize="0,0"/>
+                <v:stroke weight="1.5pt" color="#FF0000 [3204]" miterlimit="8" joinstyle="miter"/>
+                <v:imagedata o:title=""/>
+                <o:lock v:ext="edit" aspectratio="f"/>
+              </v:rect>
             </w:pict>
           </mc:Fallback>
         </mc:AlternateContent>
       </w:r>
       <w:r>
-        <w:rPr>
-          <w:noProof/>
-        </w:rPr>
         <mc:AlternateContent>
           <mc:Choice Requires="wps">
             <w:drawing>
-              <wp:anchor distT="0" distB="0" distL="114300" distR="114300" simplePos="0" relativeHeight="251706368" behindDoc="0" locked="0" layoutInCell="1" allowOverlap="1" wp14:anchorId="6614F454" wp14:editId="386A7301">
+              <wp:anchor distT="0" distB="0" distL="114300" distR="114300" simplePos="0" relativeHeight="251705344" behindDoc="0" locked="0" layoutInCell="1" allowOverlap="1">
                 <wp:simplePos x="0" y="0"/>
                 <wp:positionH relativeFrom="column">
                   <wp:posOffset>1303020</wp:posOffset>
@@ -493,9 +502,6 @@
                         </a:fontRef>
                       </wps:style>
                       <wps:bodyPr rot="0" spcFirstLastPara="0" vertOverflow="overflow" horzOverflow="overflow" vert="horz" wrap="square" lIns="91440" tIns="45720" rIns="91440" bIns="45720" numCol="1" spcCol="0" rtlCol="0" fromWordArt="0" anchor="ctr" anchorCtr="0" forceAA="0" compatLnSpc="1">
-                        <a:prstTxWarp prst="textNoShape">
-                          <a:avLst/>
-                        </a:prstTxWarp>
                         <a:noAutofit/>
                       </wps:bodyPr>
                     </wps:wsp>
@@ -506,19 +512,21 @@
           </mc:Choice>
           <mc:Fallback>
             <w:pict>
-              <v:rect w14:anchorId="642E3F7B" id="Rectangle 46" o:spid="_x0000_s1026" style="position:absolute;margin-left:102.6pt;margin-top:221.65pt;width:12.6pt;height:12.6pt;z-index:251706368;visibility:visible;mso-wrap-style:square;mso-wrap-distance-left:9pt;mso-wrap-distance-top:0;mso-wrap-distance-right:9pt;mso-wrap-distance-bottom:0;mso-position-horizontal:absolute;mso-position-horizontal-relative:text;mso-position-vertical:absolute;mso-position-vertical-relative:text;v-text-anchor:middle" o:gfxdata="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" filled="f" strokecolor="red" strokeweight="1.5pt"/>
+              <v:rect id="Rectangle 46" o:spid="_x0000_s1026" o:spt="1" style="position:absolute;left:0pt;margin-left:102.6pt;margin-top:221.65pt;height:12.6pt;width:12.6pt;z-index:251705344;v-text-anchor:middle;mso-width-relative:page;mso-height-relative:page;" filled="f" stroked="t" coordsize="21600,21600" o:gfxdata="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">
+                <v:fill on="f" focussize="0,0"/>
+                <v:stroke weight="1.5pt" color="#FF0000 [3204]" miterlimit="8" joinstyle="miter"/>
+                <v:imagedata o:title=""/>
+                <o:lock v:ext="edit" aspectratio="f"/>
+              </v:rect>
             </w:pict>
           </mc:Fallback>
         </mc:AlternateContent>
       </w:r>
       <w:r>
-        <w:rPr>
-          <w:noProof/>
-        </w:rPr>
         <mc:AlternateContent>
           <mc:Choice Requires="wps">
             <w:drawing>
-              <wp:anchor distT="0" distB="0" distL="114300" distR="114300" simplePos="0" relativeHeight="251704320" behindDoc="0" locked="0" layoutInCell="1" allowOverlap="1" wp14:anchorId="6F31AD2D" wp14:editId="244A01EC">
+              <wp:anchor distT="0" distB="0" distL="114300" distR="114300" simplePos="0" relativeHeight="251704320" behindDoc="0" locked="0" layoutInCell="1" allowOverlap="1">
                 <wp:simplePos x="0" y="0"/>
                 <wp:positionH relativeFrom="column">
                   <wp:posOffset>1303020</wp:posOffset>
@@ -567,9 +575,6 @@
                         </a:fontRef>
                       </wps:style>
                       <wps:bodyPr rot="0" spcFirstLastPara="0" vertOverflow="overflow" horzOverflow="overflow" vert="horz" wrap="square" lIns="91440" tIns="45720" rIns="91440" bIns="45720" numCol="1" spcCol="0" rtlCol="0" fromWordArt="0" anchor="ctr" anchorCtr="0" forceAA="0" compatLnSpc="1">
-                        <a:prstTxWarp prst="textNoShape">
-                          <a:avLst/>
-                        </a:prstTxWarp>
                         <a:noAutofit/>
                       </wps:bodyPr>
                     </wps:wsp>
@@ -580,17 +585,19 @@
           </mc:Choice>
           <mc:Fallback>
             <w:pict>
-              <v:rect w14:anchorId="05FC2A82" id="Rectangle 45" o:spid="_x0000_s1026" style="position:absolute;margin-left:102.6pt;margin-top:207.85pt;width:12.6pt;height:12.6pt;z-index:251704320;visibility:visible;mso-wrap-style:square;mso-wrap-distance-left:9pt;mso-wrap-distance-top:0;mso-wrap-distance-right:9pt;mso-wrap-distance-bottom:0;mso-position-horizontal:absolute;mso-position-horizontal-relative:text;mso-position-vertical:absolute;mso-position-vertical-relative:text;v-text-anchor:middle" o:gfxdata="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" filled="f" strokecolor="red" strokeweight="1.5pt"/>
+              <v:rect id="Rectangle 45" o:spid="_x0000_s1026" o:spt="1" style="position:absolute;left:0pt;margin-left:102.6pt;margin-top:207.85pt;height:12.6pt;width:12.6pt;z-index:251704320;v-text-anchor:middle;mso-width-relative:page;mso-height-relative:page;" filled="f" stroked="t" coordsize="21600,21600" o:gfxdata="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">
+                <v:fill on="f" focussize="0,0"/>
+                <v:stroke weight="1.5pt" color="#FF0000 [3204]" miterlimit="8" joinstyle="miter"/>
+                <v:imagedata o:title=""/>
+                <o:lock v:ext="edit" aspectratio="f"/>
+              </v:rect>
             </w:pict>
           </mc:Fallback>
         </mc:AlternateContent>
       </w:r>
       <w:r>
-        <w:rPr>
-          <w:noProof/>
-        </w:rPr>
         <w:drawing>
-          <wp:anchor distT="0" distB="0" distL="114300" distR="114300" simplePos="0" relativeHeight="251703296" behindDoc="0" locked="0" layoutInCell="1" allowOverlap="1" wp14:anchorId="3948253C" wp14:editId="68A4B0AE">
+          <wp:anchor distT="0" distB="0" distL="114300" distR="114300" simplePos="0" relativeHeight="251703296" behindDoc="0" locked="0" layoutInCell="1" allowOverlap="1">
             <wp:simplePos x="0" y="0"/>
             <wp:positionH relativeFrom="margin">
               <wp:align>left</wp:align>
@@ -609,13 +616,13 @@
               <a:graphicData uri="http://schemas.openxmlformats.org/drawingml/2006/picture">
                 <pic:pic xmlns:pic="http://schemas.openxmlformats.org/drawingml/2006/picture">
                   <pic:nvPicPr>
-                    <pic:cNvPr id="0" name="Picture 3"/>
+                    <pic:cNvPr id="43" name="Picture 43"/>
                     <pic:cNvPicPr>
                       <a:picLocks noChangeAspect="1" noChangeArrowheads="1"/>
                     </pic:cNvPicPr>
                   </pic:nvPicPr>
                   <pic:blipFill>
-                    <a:blip r:embed="rId7" cstate="print">
+                    <a:blip r:embed="rId5" cstate="print">
                       <a:extLst>
                         <a:ext uri="{28A0092B-C50C-407E-A947-70E740481C1C}">
                           <a14:useLocalDpi xmlns:a14="http://schemas.microsoft.com/office/drawing/2010/main" val="0"/>
@@ -627,7 +634,7 @@
                       <a:fillRect/>
                     </a:stretch>
                   </pic:blipFill>
-                  <pic:spPr bwMode="auto">
+                  <pic:spPr>
                     <a:xfrm>
                       <a:off x="0" y="0"/>
                       <a:ext cx="4747260" cy="2924810"/>
@@ -643,12 +650,6 @@
                 </pic:pic>
               </a:graphicData>
             </a:graphic>
-            <wp14:sizeRelH relativeFrom="page">
-              <wp14:pctWidth>0</wp14:pctWidth>
-            </wp14:sizeRelH>
-            <wp14:sizeRelV relativeFrom="page">
-              <wp14:pctHeight>0</wp14:pctHeight>
-            </wp14:sizeRelV>
           </wp:anchor>
         </w:drawing>
       </w:r>
@@ -659,169 +660,255 @@
           <w:b/>
           <w:bCs/>
           <w:color w:val="000000" w:themeColor="text1"/>
-        </w:rPr>
-      </w:pPr>
-    </w:p>
-    <w:p>
-      <w:pPr>
-        <w:rPr>
-          <w:b/>
-          <w:bCs/>
-          <w:color w:val="000000" w:themeColor="text1"/>
-        </w:rPr>
-      </w:pPr>
-    </w:p>
-    <w:p>
-      <w:pPr>
-        <w:rPr>
-          <w:b/>
-          <w:bCs/>
-          <w:color w:val="000000" w:themeColor="text1"/>
-        </w:rPr>
-      </w:pPr>
-    </w:p>
-    <w:p>
-      <w:pPr>
-        <w:rPr>
-          <w:b/>
-          <w:bCs/>
-          <w:color w:val="000000" w:themeColor="text1"/>
-        </w:rPr>
-      </w:pPr>
-    </w:p>
-    <w:p>
-      <w:pPr>
-        <w:rPr>
-          <w:b/>
-          <w:bCs/>
-          <w:color w:val="000000" w:themeColor="text1"/>
-        </w:rPr>
-      </w:pPr>
-    </w:p>
-    <w:p>
-      <w:pPr>
-        <w:rPr>
-          <w:b/>
-          <w:bCs/>
-          <w:color w:val="000000" w:themeColor="text1"/>
-        </w:rPr>
-      </w:pPr>
-    </w:p>
-    <w:p>
-      <w:pPr>
-        <w:rPr>
-          <w:b/>
-          <w:bCs/>
-          <w:color w:val="000000" w:themeColor="text1"/>
-        </w:rPr>
-      </w:pPr>
-    </w:p>
-    <w:p>
-      <w:pPr>
-        <w:rPr>
-          <w:b/>
-          <w:bCs/>
-          <w:color w:val="000000" w:themeColor="text1"/>
-        </w:rPr>
-      </w:pPr>
-    </w:p>
-    <w:p>
-      <w:pPr>
-        <w:rPr>
-          <w:b/>
-          <w:bCs/>
-          <w:color w:val="000000" w:themeColor="text1"/>
-        </w:rPr>
-      </w:pPr>
-    </w:p>
-    <w:p>
-      <w:pPr>
-        <w:rPr>
-          <w:b/>
-          <w:bCs/>
-          <w:color w:val="000000" w:themeColor="text1"/>
-        </w:rPr>
-      </w:pPr>
-    </w:p>
-    <w:p>
-      <w:pPr>
-        <w:rPr>
-          <w:b/>
-          <w:bCs/>
-          <w:color w:val="000000" w:themeColor="text1"/>
-        </w:rPr>
-      </w:pPr>
-    </w:p>
-    <w:p>
-      <w:pPr>
-        <w:rPr>
-          <w:b/>
-          <w:bCs/>
-          <w:color w:val="000000" w:themeColor="text1"/>
-        </w:rPr>
-      </w:pPr>
-    </w:p>
-    <w:p>
-      <w:pPr>
-        <w:rPr>
-          <w:b/>
-          <w:bCs/>
-          <w:color w:val="000000" w:themeColor="text1"/>
-        </w:rPr>
-      </w:pPr>
-    </w:p>
-    <w:p>
-      <w:pPr>
-        <w:rPr>
-          <w:b/>
-          <w:bCs/>
-          <w:color w:val="000000" w:themeColor="text1"/>
-        </w:rPr>
-      </w:pPr>
-    </w:p>
-    <w:p>
-      <w:pPr>
-        <w:rPr>
-          <w:b/>
-          <w:bCs/>
-          <w:color w:val="000000" w:themeColor="text1"/>
-        </w:rPr>
-      </w:pPr>
-    </w:p>
-    <w:p>
-      <w:pPr>
-        <w:rPr>
-          <w:b/>
-          <w:bCs/>
-          <w:color w:val="000000" w:themeColor="text1"/>
-        </w:rPr>
-      </w:pPr>
-    </w:p>
-    <w:p>
-      <w:pPr>
-        <w:rPr>
-          <w:b/>
-          <w:bCs/>
-          <w:color w:val="000000" w:themeColor="text1"/>
-        </w:rPr>
-      </w:pPr>
-    </w:p>
-    <w:p>
-      <w:pPr>
-        <w:rPr>
-          <w:bCs/>
-          <w:color w:val="000000" w:themeColor="text1"/>
-        </w:rPr>
-      </w:pPr>
-      <w:r>
-        <w:rPr>
-          <w:noProof/>
-        </w:rPr>
-        <w:lastRenderedPageBreak/>
+          <w14:textFill>
+            <w14:solidFill>
+              <w14:schemeClr w14:val="tx1"/>
+            </w14:solidFill>
+          </w14:textFill>
+        </w:rPr>
+      </w:pPr>
+    </w:p>
+    <w:p>
+      <w:pPr>
+        <w:rPr>
+          <w:b/>
+          <w:bCs/>
+          <w:color w:val="000000" w:themeColor="text1"/>
+          <w14:textFill>
+            <w14:solidFill>
+              <w14:schemeClr w14:val="tx1"/>
+            </w14:solidFill>
+          </w14:textFill>
+        </w:rPr>
+      </w:pPr>
+    </w:p>
+    <w:p>
+      <w:pPr>
+        <w:rPr>
+          <w:b/>
+          <w:bCs/>
+          <w:color w:val="000000" w:themeColor="text1"/>
+          <w14:textFill>
+            <w14:solidFill>
+              <w14:schemeClr w14:val="tx1"/>
+            </w14:solidFill>
+          </w14:textFill>
+        </w:rPr>
+      </w:pPr>
+    </w:p>
+    <w:p>
+      <w:pPr>
+        <w:rPr>
+          <w:b/>
+          <w:bCs/>
+          <w:color w:val="000000" w:themeColor="text1"/>
+          <w14:textFill>
+            <w14:solidFill>
+              <w14:schemeClr w14:val="tx1"/>
+            </w14:solidFill>
+          </w14:textFill>
+        </w:rPr>
+      </w:pPr>
+    </w:p>
+    <w:p>
+      <w:pPr>
+        <w:rPr>
+          <w:b/>
+          <w:bCs/>
+          <w:color w:val="000000" w:themeColor="text1"/>
+          <w14:textFill>
+            <w14:solidFill>
+              <w14:schemeClr w14:val="tx1"/>
+            </w14:solidFill>
+          </w14:textFill>
+        </w:rPr>
+      </w:pPr>
+    </w:p>
+    <w:p>
+      <w:pPr>
+        <w:rPr>
+          <w:b/>
+          <w:bCs/>
+          <w:color w:val="000000" w:themeColor="text1"/>
+          <w14:textFill>
+            <w14:solidFill>
+              <w14:schemeClr w14:val="tx1"/>
+            </w14:solidFill>
+          </w14:textFill>
+        </w:rPr>
+      </w:pPr>
+    </w:p>
+    <w:p>
+      <w:pPr>
+        <w:rPr>
+          <w:b/>
+          <w:bCs/>
+          <w:color w:val="000000" w:themeColor="text1"/>
+          <w14:textFill>
+            <w14:solidFill>
+              <w14:schemeClr w14:val="tx1"/>
+            </w14:solidFill>
+          </w14:textFill>
+        </w:rPr>
+      </w:pPr>
+    </w:p>
+    <w:p>
+      <w:pPr>
+        <w:rPr>
+          <w:b/>
+          <w:bCs/>
+          <w:color w:val="000000" w:themeColor="text1"/>
+          <w14:textFill>
+            <w14:solidFill>
+              <w14:schemeClr w14:val="tx1"/>
+            </w14:solidFill>
+          </w14:textFill>
+        </w:rPr>
+      </w:pPr>
+    </w:p>
+    <w:p>
+      <w:pPr>
+        <w:rPr>
+          <w:b/>
+          <w:bCs/>
+          <w:color w:val="000000" w:themeColor="text1"/>
+          <w14:textFill>
+            <w14:solidFill>
+              <w14:schemeClr w14:val="tx1"/>
+            </w14:solidFill>
+          </w14:textFill>
+        </w:rPr>
+      </w:pPr>
+    </w:p>
+    <w:p>
+      <w:pPr>
+        <w:rPr>
+          <w:b/>
+          <w:bCs/>
+          <w:color w:val="000000" w:themeColor="text1"/>
+          <w14:textFill>
+            <w14:solidFill>
+              <w14:schemeClr w14:val="tx1"/>
+            </w14:solidFill>
+          </w14:textFill>
+        </w:rPr>
+      </w:pPr>
+    </w:p>
+    <w:p>
+      <w:pPr>
+        <w:rPr>
+          <w:b/>
+          <w:bCs/>
+          <w:color w:val="000000" w:themeColor="text1"/>
+          <w14:textFill>
+            <w14:solidFill>
+              <w14:schemeClr w14:val="tx1"/>
+            </w14:solidFill>
+          </w14:textFill>
+        </w:rPr>
+      </w:pPr>
+    </w:p>
+    <w:p>
+      <w:pPr>
+        <w:rPr>
+          <w:b/>
+          <w:bCs/>
+          <w:color w:val="000000" w:themeColor="text1"/>
+          <w14:textFill>
+            <w14:solidFill>
+              <w14:schemeClr w14:val="tx1"/>
+            </w14:solidFill>
+          </w14:textFill>
+        </w:rPr>
+      </w:pPr>
+    </w:p>
+    <w:p>
+      <w:pPr>
+        <w:rPr>
+          <w:b/>
+          <w:bCs/>
+          <w:color w:val="000000" w:themeColor="text1"/>
+          <w14:textFill>
+            <w14:solidFill>
+              <w14:schemeClr w14:val="tx1"/>
+            </w14:solidFill>
+          </w14:textFill>
+        </w:rPr>
+      </w:pPr>
+    </w:p>
+    <w:p>
+      <w:pPr>
+        <w:rPr>
+          <w:b/>
+          <w:bCs/>
+          <w:color w:val="000000" w:themeColor="text1"/>
+          <w14:textFill>
+            <w14:solidFill>
+              <w14:schemeClr w14:val="tx1"/>
+            </w14:solidFill>
+          </w14:textFill>
+        </w:rPr>
+      </w:pPr>
+    </w:p>
+    <w:p>
+      <w:pPr>
+        <w:rPr>
+          <w:b/>
+          <w:bCs/>
+          <w:color w:val="000000" w:themeColor="text1"/>
+          <w14:textFill>
+            <w14:solidFill>
+              <w14:schemeClr w14:val="tx1"/>
+            </w14:solidFill>
+          </w14:textFill>
+        </w:rPr>
+      </w:pPr>
+    </w:p>
+    <w:p>
+      <w:pPr>
+        <w:rPr>
+          <w:b/>
+          <w:bCs/>
+          <w:color w:val="000000" w:themeColor="text1"/>
+          <w14:textFill>
+            <w14:solidFill>
+              <w14:schemeClr w14:val="tx1"/>
+            </w14:solidFill>
+          </w14:textFill>
+        </w:rPr>
+      </w:pPr>
+    </w:p>
+    <w:p>
+      <w:pPr>
+        <w:rPr>
+          <w:b/>
+          <w:bCs/>
+          <w:color w:val="000000" w:themeColor="text1"/>
+          <w14:textFill>
+            <w14:solidFill>
+              <w14:schemeClr w14:val="tx1"/>
+            </w14:solidFill>
+          </w14:textFill>
+        </w:rPr>
+      </w:pPr>
+    </w:p>
+    <w:p>
+      <w:pPr>
+        <w:rPr>
+          <w:bCs/>
+          <w:color w:val="000000" w:themeColor="text1"/>
+          <w14:textFill>
+            <w14:solidFill>
+              <w14:schemeClr w14:val="tx1"/>
+            </w14:solidFill>
+          </w14:textFill>
+        </w:rPr>
+      </w:pPr>
+      <w:r>
         <mc:AlternateContent>
           <mc:Choice Requires="wps">
             <w:drawing>
-              <wp:anchor distT="0" distB="0" distL="114300" distR="114300" simplePos="0" relativeHeight="251712512" behindDoc="0" locked="0" layoutInCell="1" allowOverlap="1" wp14:anchorId="3F477F77" wp14:editId="627ACF93">
+              <wp:anchor distT="0" distB="0" distL="114300" distR="114300" simplePos="0" relativeHeight="251710464" behindDoc="0" locked="0" layoutInCell="1" allowOverlap="1">
                 <wp:simplePos x="0" y="0"/>
                 <wp:positionH relativeFrom="column">
                   <wp:posOffset>2781300</wp:posOffset>
@@ -870,9 +957,6 @@
                         </a:fontRef>
                       </wps:style>
                       <wps:bodyPr rot="0" spcFirstLastPara="0" vertOverflow="overflow" horzOverflow="overflow" vert="horz" wrap="square" lIns="91440" tIns="45720" rIns="91440" bIns="45720" numCol="1" spcCol="0" rtlCol="0" fromWordArt="0" anchor="ctr" anchorCtr="0" forceAA="0" compatLnSpc="1">
-                        <a:prstTxWarp prst="textNoShape">
-                          <a:avLst/>
-                        </a:prstTxWarp>
                         <a:noAutofit/>
                       </wps:bodyPr>
                     </wps:wsp>
@@ -883,19 +967,21 @@
           </mc:Choice>
           <mc:Fallback>
             <w:pict>
-              <v:rect w14:anchorId="280ECB21" id="Rectangle 51" o:spid="_x0000_s1026" style="position:absolute;margin-left:219pt;margin-top:192.5pt;width:42pt;height:15pt;z-index:251712512;visibility:visible;mso-wrap-style:square;mso-wrap-distance-left:9pt;mso-wrap-distance-top:0;mso-wrap-distance-right:9pt;mso-wrap-distance-bottom:0;mso-position-horizontal:absolute;mso-position-horizontal-relative:text;mso-position-vertical:absolute;mso-position-vertical-relative:text;v-text-anchor:middle" o:gfxdata="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" filled="f" strokecolor="red" strokeweight="1.5pt"/>
+              <v:rect id="Rectangle 51" o:spid="_x0000_s1026" o:spt="1" style="position:absolute;left:0pt;margin-left:219pt;margin-top:192.5pt;height:15pt;width:42pt;z-index:251710464;v-text-anchor:middle;mso-width-relative:page;mso-height-relative:page;" filled="f" stroked="t" coordsize="21600,21600" o:gfxdata="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">
+                <v:fill on="f" focussize="0,0"/>
+                <v:stroke weight="1.5pt" color="#FF0000 [3204]" miterlimit="8" joinstyle="miter"/>
+                <v:imagedata o:title=""/>
+                <o:lock v:ext="edit" aspectratio="f"/>
+              </v:rect>
             </w:pict>
           </mc:Fallback>
         </mc:AlternateContent>
       </w:r>
       <w:r>
-        <w:rPr>
-          <w:noProof/>
-        </w:rPr>
         <mc:AlternateContent>
           <mc:Choice Requires="wps">
             <w:drawing>
-              <wp:anchor distT="0" distB="0" distL="114300" distR="114300" simplePos="0" relativeHeight="251711488" behindDoc="0" locked="0" layoutInCell="1" allowOverlap="1" wp14:anchorId="1615F921" wp14:editId="21470723">
+              <wp:anchor distT="0" distB="0" distL="114300" distR="114300" simplePos="0" relativeHeight="251709440" behindDoc="0" locked="0" layoutInCell="1" allowOverlap="1">
                 <wp:simplePos x="0" y="0"/>
                 <wp:positionH relativeFrom="column">
                   <wp:posOffset>1676400</wp:posOffset>
@@ -944,9 +1030,6 @@
                         </a:fontRef>
                       </wps:style>
                       <wps:bodyPr rot="0" spcFirstLastPara="0" vertOverflow="overflow" horzOverflow="overflow" vert="horz" wrap="square" lIns="91440" tIns="45720" rIns="91440" bIns="45720" numCol="1" spcCol="0" rtlCol="0" fromWordArt="0" anchor="ctr" anchorCtr="0" forceAA="0" compatLnSpc="1">
-                        <a:prstTxWarp prst="textNoShape">
-                          <a:avLst/>
-                        </a:prstTxWarp>
                         <a:noAutofit/>
                       </wps:bodyPr>
                     </wps:wsp>
@@ -957,19 +1040,21 @@
           </mc:Choice>
           <mc:Fallback>
             <w:pict>
-              <v:rect w14:anchorId="444A7C8A" id="Rectangle 50" o:spid="_x0000_s1026" style="position:absolute;margin-left:132pt;margin-top:154pt;width:10.5pt;height:12pt;z-index:251711488;visibility:visible;mso-wrap-style:square;mso-wrap-distance-left:9pt;mso-wrap-distance-top:0;mso-wrap-distance-right:9pt;mso-wrap-distance-bottom:0;mso-position-horizontal:absolute;mso-position-horizontal-relative:text;mso-position-vertical:absolute;mso-position-vertical-relative:text;v-text-anchor:middle" o:gfxdata="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" filled="f" strokecolor="red" strokeweight="1.5pt"/>
+              <v:rect id="Rectangle 50" o:spid="_x0000_s1026" o:spt="1" style="position:absolute;left:0pt;margin-left:132pt;margin-top:154pt;height:12pt;width:10.5pt;z-index:251709440;v-text-anchor:middle;mso-width-relative:page;mso-height-relative:page;" filled="f" stroked="t" coordsize="21600,21600" o:gfxdata="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">
+                <v:fill on="f" focussize="0,0"/>
+                <v:stroke weight="1.5pt" color="#FF0000 [3204]" miterlimit="8" joinstyle="miter"/>
+                <v:imagedata o:title=""/>
+                <o:lock v:ext="edit" aspectratio="f"/>
+              </v:rect>
             </w:pict>
           </mc:Fallback>
         </mc:AlternateContent>
       </w:r>
       <w:r>
-        <w:rPr>
-          <w:noProof/>
-        </w:rPr>
         <mc:AlternateContent>
           <mc:Choice Requires="wps">
             <w:drawing>
-              <wp:anchor distT="0" distB="0" distL="114300" distR="114300" simplePos="0" relativeHeight="251710464" behindDoc="0" locked="0" layoutInCell="1" allowOverlap="1" wp14:anchorId="462B37C4" wp14:editId="7706D451">
+              <wp:anchor distT="0" distB="0" distL="114300" distR="114300" simplePos="0" relativeHeight="251708416" behindDoc="0" locked="0" layoutInCell="1" allowOverlap="1">
                 <wp:simplePos x="0" y="0"/>
                 <wp:positionH relativeFrom="column">
                   <wp:posOffset>1079500</wp:posOffset>
@@ -1018,9 +1103,6 @@
                         </a:fontRef>
                       </wps:style>
                       <wps:bodyPr rot="0" spcFirstLastPara="0" vertOverflow="overflow" horzOverflow="overflow" vert="horz" wrap="square" lIns="91440" tIns="45720" rIns="91440" bIns="45720" numCol="1" spcCol="0" rtlCol="0" fromWordArt="0" anchor="ctr" anchorCtr="0" forceAA="0" compatLnSpc="1">
-                        <a:prstTxWarp prst="textNoShape">
-                          <a:avLst/>
-                        </a:prstTxWarp>
                         <a:noAutofit/>
                       </wps:bodyPr>
                     </wps:wsp>
@@ -1031,17 +1113,19 @@
           </mc:Choice>
           <mc:Fallback>
             <w:pict>
-              <v:rect w14:anchorId="60B9867E" id="Rectangle 49" o:spid="_x0000_s1026" style="position:absolute;margin-left:85pt;margin-top:60pt;width:12pt;height:106.5pt;z-index:251710464;visibility:visible;mso-wrap-style:square;mso-wrap-distance-left:9pt;mso-wrap-distance-top:0;mso-wrap-distance-right:9pt;mso-wrap-distance-bottom:0;mso-position-horizontal:absolute;mso-position-horizontal-relative:text;mso-position-vertical:absolute;mso-position-vertical-relative:text;v-text-anchor:middle" o:gfxdata="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" filled="f" strokecolor="red" strokeweight="1.5pt"/>
+              <v:rect id="Rectangle 49" o:spid="_x0000_s1026" o:spt="1" style="position:absolute;left:0pt;margin-left:85pt;margin-top:60pt;height:106.5pt;width:12pt;z-index:251708416;v-text-anchor:middle;mso-width-relative:page;mso-height-relative:page;" filled="f" stroked="t" coordsize="21600,21600" o:gfxdata="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">
+                <v:fill on="f" focussize="0,0"/>
+                <v:stroke weight="1.5pt" color="#FF0000 [3204]" miterlimit="8" joinstyle="miter"/>
+                <v:imagedata o:title=""/>
+                <o:lock v:ext="edit" aspectratio="f"/>
+              </v:rect>
             </w:pict>
           </mc:Fallback>
         </mc:AlternateContent>
       </w:r>
       <w:r>
-        <w:rPr>
-          <w:noProof/>
-        </w:rPr>
         <w:drawing>
-          <wp:anchor distT="0" distB="0" distL="114300" distR="114300" simplePos="0" relativeHeight="251709440" behindDoc="0" locked="0" layoutInCell="1" allowOverlap="1" wp14:anchorId="252FFF3A" wp14:editId="3605E41C">
+          <wp:anchor distT="0" distB="0" distL="114300" distR="114300" simplePos="0" relativeHeight="251707392" behindDoc="0" locked="0" layoutInCell="1" allowOverlap="1">
             <wp:simplePos x="0" y="0"/>
             <wp:positionH relativeFrom="margin">
               <wp:posOffset>0</wp:posOffset>
@@ -1060,13 +1144,13 @@
               <a:graphicData uri="http://schemas.openxmlformats.org/drawingml/2006/picture">
                 <pic:pic xmlns:pic="http://schemas.openxmlformats.org/drawingml/2006/picture">
                   <pic:nvPicPr>
-                    <pic:cNvPr id="0" name="Picture 5"/>
+                    <pic:cNvPr id="48" name="Picture 48"/>
                     <pic:cNvPicPr>
                       <a:picLocks noChangeAspect="1" noChangeArrowheads="1"/>
                     </pic:cNvPicPr>
                   </pic:nvPicPr>
                   <pic:blipFill>
-                    <a:blip r:embed="rId8" cstate="print">
+                    <a:blip r:embed="rId6" cstate="print">
                       <a:extLst>
                         <a:ext uri="{28A0092B-C50C-407E-A947-70E740481C1C}">
                           <a14:useLocalDpi xmlns:a14="http://schemas.microsoft.com/office/drawing/2010/main" val="0"/>
@@ -1078,7 +1162,7 @@
                       <a:fillRect/>
                     </a:stretch>
                   </pic:blipFill>
-                  <pic:spPr bwMode="auto">
+                  <pic:spPr>
                     <a:xfrm>
                       <a:off x="0" y="0"/>
                       <a:ext cx="3906520" cy="2393950"/>
@@ -1094,12 +1178,6 @@
                 </pic:pic>
               </a:graphicData>
             </a:graphic>
-            <wp14:sizeRelH relativeFrom="page">
-              <wp14:pctWidth>0</wp14:pctWidth>
-            </wp14:sizeRelH>
-            <wp14:sizeRelV relativeFrom="page">
-              <wp14:pctHeight>0</wp14:pctHeight>
-            </wp14:sizeRelV>
           </wp:anchor>
         </w:drawing>
       </w:r>
@@ -1108,41 +1186,45 @@
           <w:b/>
           <w:bCs/>
           <w:color w:val="000000" w:themeColor="text1"/>
-        </w:rPr>
-        <w:t xml:space="preserve">3. </w:t>
-      </w:r>
-      <w:r>
-        <w:rPr>
-          <w:b/>
-          <w:bCs/>
-          <w:color w:val="000000" w:themeColor="text1"/>
-        </w:rPr>
-        <w:t>Check all &gt; Next</w:t>
-      </w:r>
-    </w:p>
-    <w:p>
-      <w:pPr>
-        <w:rPr>
-          <w:bCs/>
-          <w:color w:val="000000" w:themeColor="text1"/>
-        </w:rPr>
-      </w:pPr>
-    </w:p>
-    <w:p>
-      <w:pPr>
-        <w:rPr>
-          <w:bCs/>
-          <w:color w:val="000000" w:themeColor="text1"/>
-        </w:rPr>
-      </w:pPr>
-      <w:r>
-        <w:rPr>
-          <w:noProof/>
-        </w:rPr>
+          <w14:textFill>
+            <w14:solidFill>
+              <w14:schemeClr w14:val="tx1"/>
+            </w14:solidFill>
+          </w14:textFill>
+        </w:rPr>
+        <w:t>3. Check all &gt; Next</w:t>
+      </w:r>
+    </w:p>
+    <w:p>
+      <w:pPr>
+        <w:rPr>
+          <w:bCs/>
+          <w:color w:val="000000" w:themeColor="text1"/>
+          <w14:textFill>
+            <w14:solidFill>
+              <w14:schemeClr w14:val="tx1"/>
+            </w14:solidFill>
+          </w14:textFill>
+        </w:rPr>
+      </w:pPr>
+    </w:p>
+    <w:p>
+      <w:pPr>
+        <w:rPr>
+          <w:bCs/>
+          <w:color w:val="000000" w:themeColor="text1"/>
+          <w14:textFill>
+            <w14:solidFill>
+              <w14:schemeClr w14:val="tx1"/>
+            </w14:solidFill>
+          </w14:textFill>
+        </w:rPr>
+      </w:pPr>
+      <w:r>
         <mc:AlternateContent>
           <mc:Choice Requires="wps">
             <w:drawing>
-              <wp:anchor distT="0" distB="0" distL="114300" distR="114300" simplePos="0" relativeHeight="251716608" behindDoc="0" locked="0" layoutInCell="1" allowOverlap="1" wp14:anchorId="75256AA9" wp14:editId="3591D043">
+              <wp:anchor distT="0" distB="0" distL="114300" distR="114300" simplePos="0" relativeHeight="251714560" behindDoc="0" locked="0" layoutInCell="1" allowOverlap="1">
                 <wp:simplePos x="0" y="0"/>
                 <wp:positionH relativeFrom="column">
                   <wp:posOffset>2724150</wp:posOffset>
@@ -1191,9 +1273,6 @@
                         </a:fontRef>
                       </wps:style>
                       <wps:bodyPr rot="0" spcFirstLastPara="0" vertOverflow="overflow" horzOverflow="overflow" vert="horz" wrap="square" lIns="91440" tIns="45720" rIns="91440" bIns="45720" numCol="1" spcCol="0" rtlCol="0" fromWordArt="0" anchor="ctr" anchorCtr="0" forceAA="0" compatLnSpc="1">
-                        <a:prstTxWarp prst="textNoShape">
-                          <a:avLst/>
-                        </a:prstTxWarp>
                         <a:noAutofit/>
                       </wps:bodyPr>
                     </wps:wsp>
@@ -1204,19 +1283,21 @@
           </mc:Choice>
           <mc:Fallback>
             <w:pict>
-              <v:rect w14:anchorId="1560A5EC" id="Rectangle 55" o:spid="_x0000_s1026" style="position:absolute;margin-left:214.5pt;margin-top:191.6pt;width:46pt;height:14.5pt;z-index:251716608;visibility:visible;mso-wrap-style:square;mso-wrap-distance-left:9pt;mso-wrap-distance-top:0;mso-wrap-distance-right:9pt;mso-wrap-distance-bottom:0;mso-position-horizontal:absolute;mso-position-horizontal-relative:text;mso-position-vertical:absolute;mso-position-vertical-relative:text;v-text-anchor:middle" o:gfxdata="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" filled="f" strokecolor="red" strokeweight="1.5pt"/>
+              <v:rect id="Rectangle 55" o:spid="_x0000_s1026" o:spt="1" style="position:absolute;left:0pt;margin-left:214.5pt;margin-top:191.6pt;height:14.5pt;width:46pt;z-index:251714560;v-text-anchor:middle;mso-width-relative:page;mso-height-relative:page;" filled="f" stroked="t" coordsize="21600,21600" o:gfxdata="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">
+                <v:fill on="f" focussize="0,0"/>
+                <v:stroke weight="1.5pt" color="#FF0000 [3204]" miterlimit="8" joinstyle="miter"/>
+                <v:imagedata o:title=""/>
+                <o:lock v:ext="edit" aspectratio="f"/>
+              </v:rect>
             </w:pict>
           </mc:Fallback>
         </mc:AlternateContent>
       </w:r>
       <w:r>
-        <w:rPr>
-          <w:noProof/>
-        </w:rPr>
         <mc:AlternateContent>
           <mc:Choice Requires="wps">
             <w:drawing>
-              <wp:anchor distT="0" distB="0" distL="114300" distR="114300" simplePos="0" relativeHeight="251715584" behindDoc="0" locked="0" layoutInCell="1" allowOverlap="1" wp14:anchorId="0B296048" wp14:editId="70F0EAC6">
+              <wp:anchor distT="0" distB="0" distL="114300" distR="114300" simplePos="0" relativeHeight="251713536" behindDoc="0" locked="0" layoutInCell="1" allowOverlap="1">
                 <wp:simplePos x="0" y="0"/>
                 <wp:positionH relativeFrom="column">
                   <wp:posOffset>1060450</wp:posOffset>
@@ -1265,9 +1346,6 @@
                         </a:fontRef>
                       </wps:style>
                       <wps:bodyPr rot="0" spcFirstLastPara="0" vertOverflow="overflow" horzOverflow="overflow" vert="horz" wrap="square" lIns="91440" tIns="45720" rIns="91440" bIns="45720" numCol="1" spcCol="0" rtlCol="0" fromWordArt="0" anchor="ctr" anchorCtr="0" forceAA="0" compatLnSpc="1">
-                        <a:prstTxWarp prst="textNoShape">
-                          <a:avLst/>
-                        </a:prstTxWarp>
                         <a:noAutofit/>
                       </wps:bodyPr>
                     </wps:wsp>
@@ -1278,19 +1356,21 @@
           </mc:Choice>
           <mc:Fallback>
             <w:pict>
-              <v:rect w14:anchorId="72C4ACD8" id="Rectangle 54" o:spid="_x0000_s1026" style="position:absolute;margin-left:83.5pt;margin-top:58.6pt;width:13.5pt;height:60pt;z-index:251715584;visibility:visible;mso-wrap-style:square;mso-wrap-distance-left:9pt;mso-wrap-distance-top:0;mso-wrap-distance-right:9pt;mso-wrap-distance-bottom:0;mso-position-horizontal:absolute;mso-position-horizontal-relative:text;mso-position-vertical:absolute;mso-position-vertical-relative:text;v-text-anchor:middle" o:gfxdata="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" filled="f" strokecolor="red" strokeweight="1.5pt"/>
+              <v:rect id="Rectangle 54" o:spid="_x0000_s1026" o:spt="1" style="position:absolute;left:0pt;margin-left:83.5pt;margin-top:58.6pt;height:60pt;width:13.5pt;z-index:251713536;v-text-anchor:middle;mso-width-relative:page;mso-height-relative:page;" filled="f" stroked="t" coordsize="21600,21600" o:gfxdata="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">
+                <v:fill on="f" focussize="0,0"/>
+                <v:stroke weight="1.5pt" color="#FF0000 [3204]" miterlimit="8" joinstyle="miter"/>
+                <v:imagedata o:title=""/>
+                <o:lock v:ext="edit" aspectratio="f"/>
+              </v:rect>
             </w:pict>
           </mc:Fallback>
         </mc:AlternateContent>
       </w:r>
       <w:r>
-        <w:rPr>
-          <w:noProof/>
-        </w:rPr>
         <mc:AlternateContent>
           <mc:Choice Requires="wps">
             <w:drawing>
-              <wp:anchor distT="0" distB="0" distL="114300" distR="114300" simplePos="0" relativeHeight="251714560" behindDoc="0" locked="0" layoutInCell="1" allowOverlap="1" wp14:anchorId="3E5358E5" wp14:editId="40A8754A">
+              <wp:anchor distT="0" distB="0" distL="114300" distR="114300" simplePos="0" relativeHeight="251712512" behindDoc="0" locked="0" layoutInCell="1" allowOverlap="1">
                 <wp:simplePos x="0" y="0"/>
                 <wp:positionH relativeFrom="column">
                   <wp:posOffset>3848100</wp:posOffset>
@@ -1364,30 +1444,21 @@
                         </w:txbxContent>
                       </wps:txbx>
                       <wps:bodyPr rot="0" spcFirstLastPara="0" vertOverflow="overflow" horzOverflow="overflow" vert="horz" wrap="square" lIns="91440" tIns="45720" rIns="91440" bIns="45720" numCol="1" spcCol="0" rtlCol="0" fromWordArt="0" anchor="t" anchorCtr="0" forceAA="0" compatLnSpc="1">
-                        <a:prstTxWarp prst="textNoShape">
-                          <a:avLst/>
-                        </a:prstTxWarp>
                         <a:noAutofit/>
                       </wps:bodyPr>
                     </wps:wsp>
                   </a:graphicData>
                 </a:graphic>
-                <wp14:sizeRelH relativeFrom="margin">
-                  <wp14:pctWidth>0</wp14:pctWidth>
-                </wp14:sizeRelH>
-                <wp14:sizeRelV relativeFrom="margin">
-                  <wp14:pctHeight>0</wp14:pctHeight>
-                </wp14:sizeRelV>
               </wp:anchor>
             </w:drawing>
           </mc:Choice>
           <mc:Fallback>
             <w:pict>
-              <v:shapetype w14:anchorId="3E5358E5" id="_x0000_t202" coordsize="21600,21600" o:spt="202" path="m,l,21600r21600,l21600,xe">
-                <v:stroke joinstyle="miter"/>
-                <v:path gradientshapeok="t" o:connecttype="rect"/>
-              </v:shapetype>
-              <v:shape id="Text Box 53" o:spid="_x0000_s1026" type="#_x0000_t202" style="position:absolute;margin-left:303pt;margin-top:20.1pt;width:193pt;height:98.5pt;z-index:251714560;visibility:visible;mso-wrap-style:square;mso-width-percent:0;mso-height-percent:0;mso-wrap-distance-left:9pt;mso-wrap-distance-top:0;mso-wrap-distance-right:9pt;mso-wrap-distance-bottom:0;mso-position-horizontal:absolute;mso-position-horizontal-relative:text;mso-position-vertical:absolute;mso-position-vertical-relative:text;mso-width-percent:0;mso-height-percent:0;mso-width-relative:margin;mso-height-relative:margin;v-text-anchor:top" o:gfxdata="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" fillcolor="white [3201]" strokeweight=".5pt">
+              <v:shape id="_x0000_s1026" o:spid="_x0000_s1026" o:spt="202" type="#_x0000_t202" style="position:absolute;left:0pt;margin-left:303pt;margin-top:20.1pt;height:98.5pt;width:193pt;z-index:251712512;mso-width-relative:page;mso-height-relative:page;" fillcolor="#FFFFFF [3201]" filled="t" stroked="t" coordsize="21600,21600" o:gfxdata="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">
+                <v:fill on="t" focussize="0,0"/>
+                <v:stroke weight="0.5pt" color="#000000" joinstyle="round"/>
+                <v:imagedata o:title=""/>
+                <o:lock v:ext="edit" aspectratio="f"/>
                 <v:textbox>
                   <w:txbxContent>
                     <w:p>
@@ -1433,11 +1504,8 @@
         </mc:AlternateContent>
       </w:r>
       <w:r>
-        <w:rPr>
-          <w:noProof/>
-        </w:rPr>
         <w:drawing>
-          <wp:anchor distT="0" distB="0" distL="114300" distR="114300" simplePos="0" relativeHeight="251713536" behindDoc="0" locked="0" layoutInCell="1" allowOverlap="1" wp14:anchorId="1F4078BF" wp14:editId="6E465D77">
+          <wp:anchor distT="0" distB="0" distL="114300" distR="114300" simplePos="0" relativeHeight="251711488" behindDoc="0" locked="0" layoutInCell="1" allowOverlap="1">
             <wp:simplePos x="0" y="0"/>
             <wp:positionH relativeFrom="margin">
               <wp:posOffset>0</wp:posOffset>
@@ -1456,13 +1524,13 @@
               <a:graphicData uri="http://schemas.openxmlformats.org/drawingml/2006/picture">
                 <pic:pic xmlns:pic="http://schemas.openxmlformats.org/drawingml/2006/picture">
                   <pic:nvPicPr>
-                    <pic:cNvPr id="0" name="Picture 7"/>
+                    <pic:cNvPr id="52" name="Picture 52"/>
                     <pic:cNvPicPr>
                       <a:picLocks noChangeAspect="1" noChangeArrowheads="1"/>
                     </pic:cNvPicPr>
                   </pic:nvPicPr>
-                  <pic:blipFill rotWithShape="1">
-                    <a:blip r:embed="rId9" cstate="print">
+                  <pic:blipFill>
+                    <a:blip r:embed="rId7" cstate="print">
                       <a:extLst>
                         <a:ext uri="{28A0092B-C50C-407E-A947-70E740481C1C}">
                           <a14:useLocalDpi xmlns:a14="http://schemas.microsoft.com/office/drawing/2010/main" val="0"/>
@@ -1470,9 +1538,11 @@
                       </a:extLst>
                     </a:blip>
                     <a:srcRect r="1791"/>
-                    <a:stretch/>
+                    <a:stretch>
+                      <a:fillRect/>
+                    </a:stretch>
                   </pic:blipFill>
-                  <pic:spPr bwMode="auto">
+                  <pic:spPr>
                     <a:xfrm>
                       <a:off x="0" y="0"/>
                       <a:ext cx="3829050" cy="2388870"/>
@@ -1484,21 +1554,10 @@
                     <a:ln>
                       <a:noFill/>
                     </a:ln>
-                    <a:extLst>
-                      <a:ext uri="{53640926-AAD7-44D8-BBD7-CCE9431645EC}">
-                        <a14:shadowObscured xmlns:a14="http://schemas.microsoft.com/office/drawing/2010/main"/>
-                      </a:ext>
-                    </a:extLst>
                   </pic:spPr>
                 </pic:pic>
               </a:graphicData>
             </a:graphic>
-            <wp14:sizeRelH relativeFrom="page">
-              <wp14:pctWidth>0</wp14:pctWidth>
-            </wp14:sizeRelH>
-            <wp14:sizeRelV relativeFrom="page">
-              <wp14:pctHeight>0</wp14:pctHeight>
-            </wp14:sizeRelV>
           </wp:anchor>
         </w:drawing>
       </w:r>
@@ -1507,40 +1566,34 @@
           <w:b/>
           <w:bCs/>
           <w:color w:val="000000" w:themeColor="text1"/>
-        </w:rPr>
-        <w:t xml:space="preserve">4. </w:t>
-      </w:r>
-      <w:r>
-        <w:rPr>
-          <w:b/>
-          <w:bCs/>
-          <w:color w:val="000000" w:themeColor="text1"/>
-        </w:rPr>
-        <w:t>Advanced options</w:t>
-      </w:r>
-    </w:p>
-    <w:p>
-      <w:pPr>
-        <w:rPr>
-          <w:bCs/>
-          <w:color w:val="000000" w:themeColor="text1"/>
-        </w:rPr>
-      </w:pPr>
-    </w:p>
-    <w:p>
-      <w:pPr>
-        <w:rPr>
-          <w:noProof/>
-        </w:rPr>
-      </w:pPr>
-      <w:r>
-        <w:rPr>
-          <w:noProof/>
-        </w:rPr>
+          <w14:textFill>
+            <w14:solidFill>
+              <w14:schemeClr w14:val="tx1"/>
+            </w14:solidFill>
+          </w14:textFill>
+        </w:rPr>
+        <w:t>4. Advanced options</w:t>
+      </w:r>
+    </w:p>
+    <w:p>
+      <w:pPr>
+        <w:rPr>
+          <w:bCs/>
+          <w:color w:val="000000" w:themeColor="text1"/>
+          <w14:textFill>
+            <w14:solidFill>
+              <w14:schemeClr w14:val="tx1"/>
+            </w14:solidFill>
+          </w14:textFill>
+        </w:rPr>
+      </w:pPr>
+    </w:p>
+    <w:p>
+      <w:r>
         <mc:AlternateContent>
           <mc:Choice Requires="wps">
             <w:drawing>
-              <wp:anchor distT="0" distB="0" distL="114300" distR="114300" simplePos="0" relativeHeight="251719680" behindDoc="0" locked="0" layoutInCell="1" allowOverlap="1" wp14:anchorId="0246142E" wp14:editId="5837272A">
+              <wp:anchor distT="0" distB="0" distL="114300" distR="114300" simplePos="0" relativeHeight="251716608" behindDoc="0" locked="0" layoutInCell="1" allowOverlap="1">
                 <wp:simplePos x="0" y="0"/>
                 <wp:positionH relativeFrom="column">
                   <wp:posOffset>2984500</wp:posOffset>
@@ -1589,9 +1642,6 @@
                         </a:fontRef>
                       </wps:style>
                       <wps:bodyPr rot="0" spcFirstLastPara="0" vertOverflow="overflow" horzOverflow="overflow" vert="horz" wrap="square" lIns="91440" tIns="45720" rIns="91440" bIns="45720" numCol="1" spcCol="0" rtlCol="0" fromWordArt="0" anchor="ctr" anchorCtr="0" forceAA="0" compatLnSpc="1">
-                        <a:prstTxWarp prst="textNoShape">
-                          <a:avLst/>
-                        </a:prstTxWarp>
                         <a:noAutofit/>
                       </wps:bodyPr>
                     </wps:wsp>
@@ -1602,17 +1652,19 @@
           </mc:Choice>
           <mc:Fallback>
             <w:pict>
-              <v:rect w14:anchorId="44884014" id="Rectangle 57" o:spid="_x0000_s1026" style="position:absolute;margin-left:235pt;margin-top:176.7pt;width:37.5pt;height:14pt;z-index:251719680;visibility:visible;mso-wrap-style:square;mso-wrap-distance-left:9pt;mso-wrap-distance-top:0;mso-wrap-distance-right:9pt;mso-wrap-distance-bottom:0;mso-position-horizontal:absolute;mso-position-horizontal-relative:text;mso-position-vertical:absolute;mso-position-vertical-relative:text;v-text-anchor:middle" o:gfxdata="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" filled="f" strokecolor="red" strokeweight="1.5pt"/>
+              <v:rect id="Rectangle 57" o:spid="_x0000_s1026" o:spt="1" style="position:absolute;left:0pt;margin-left:235pt;margin-top:176.7pt;height:14pt;width:37.5pt;z-index:251716608;v-text-anchor:middle;mso-width-relative:page;mso-height-relative:page;" filled="f" stroked="t" coordsize="21600,21600" o:gfxdata="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">
+                <v:fill on="f" focussize="0,0"/>
+                <v:stroke weight="1.5pt" color="#FF0000 [3204]" miterlimit="8" joinstyle="miter"/>
+                <v:imagedata o:title=""/>
+                <o:lock v:ext="edit" aspectratio="f"/>
+              </v:rect>
             </w:pict>
           </mc:Fallback>
         </mc:AlternateContent>
       </w:r>
       <w:r>
-        <w:rPr>
-          <w:noProof/>
-        </w:rPr>
         <w:drawing>
-          <wp:anchor distT="0" distB="0" distL="114300" distR="114300" simplePos="0" relativeHeight="251718656" behindDoc="0" locked="0" layoutInCell="1" allowOverlap="1" wp14:anchorId="0ADE49B3" wp14:editId="5E9778AA">
+          <wp:anchor distT="0" distB="0" distL="114300" distR="114300" simplePos="0" relativeHeight="251715584" behindDoc="0" locked="0" layoutInCell="1" allowOverlap="1">
             <wp:simplePos x="0" y="0"/>
             <wp:positionH relativeFrom="margin">
               <wp:posOffset>0</wp:posOffset>
@@ -1631,13 +1683,13 @@
               <a:graphicData uri="http://schemas.openxmlformats.org/drawingml/2006/picture">
                 <pic:pic xmlns:pic="http://schemas.openxmlformats.org/drawingml/2006/picture">
                   <pic:nvPicPr>
-                    <pic:cNvPr id="0" name="Picture 9"/>
+                    <pic:cNvPr id="56" name="Picture 56"/>
                     <pic:cNvPicPr>
                       <a:picLocks noChangeAspect="1" noChangeArrowheads="1"/>
                     </pic:cNvPicPr>
                   </pic:nvPicPr>
                   <pic:blipFill>
-                    <a:blip r:embed="rId10" cstate="print">
+                    <a:blip r:embed="rId8" cstate="print">
                       <a:extLst>
                         <a:ext uri="{28A0092B-C50C-407E-A947-70E740481C1C}">
                           <a14:useLocalDpi xmlns:a14="http://schemas.microsoft.com/office/drawing/2010/main" val="0"/>
@@ -1649,7 +1701,7 @@
                       <a:fillRect/>
                     </a:stretch>
                   </pic:blipFill>
-                  <pic:spPr bwMode="auto">
+                  <pic:spPr>
                     <a:xfrm>
                       <a:off x="0" y="0"/>
                       <a:ext cx="3517900" cy="2160905"/>
@@ -1665,60 +1717,58 @@
                 </pic:pic>
               </a:graphicData>
             </a:graphic>
-            <wp14:sizeRelH relativeFrom="page">
-              <wp14:pctWidth>0</wp14:pctWidth>
-            </wp14:sizeRelH>
-            <wp14:sizeRelV relativeFrom="page">
-              <wp14:pctHeight>0</wp14:pctHeight>
-            </wp14:sizeRelV>
           </wp:anchor>
         </w:drawing>
       </w:r>
       <w:r>
-        <w:rPr>
-          <w:noProof/>
-        </w:rPr>
         <w:t xml:space="preserve">5. </w:t>
       </w:r>
       <w:r>
         <w:rPr>
           <w:b/>
-          <w:noProof/>
-        </w:rPr>
-        <w:t>Complete installation</w:t>
-      </w:r>
-      <w:r>
-        <w:rPr>
-          <w:b/>
-          <w:noProof/>
-        </w:rPr>
-        <w:t>: click Close</w:t>
-      </w:r>
-    </w:p>
-    <w:p>
-      <w:pPr>
-        <w:rPr>
-          <w:b/>
-          <w:bCs/>
-          <w:color w:val="000000" w:themeColor="text1"/>
-        </w:rPr>
-      </w:pPr>
-    </w:p>
-    <w:p>
-      <w:pPr>
-        <w:rPr>
-          <w:b/>
-          <w:bCs/>
-          <w:color w:val="000000" w:themeColor="text1"/>
-        </w:rPr>
-      </w:pPr>
-    </w:p>
-    <w:p>
-      <w:pPr>
-        <w:rPr>
-          <w:b/>
-          <w:bCs/>
-          <w:color w:val="000000" w:themeColor="text1"/>
+        </w:rPr>
+        <w:t>Complete installation: click Close</w:t>
+      </w:r>
+    </w:p>
+    <w:p>
+      <w:pPr>
+        <w:rPr>
+          <w:b/>
+          <w:bCs/>
+          <w:color w:val="000000" w:themeColor="text1"/>
+          <w14:textFill>
+            <w14:solidFill>
+              <w14:schemeClr w14:val="tx1"/>
+            </w14:solidFill>
+          </w14:textFill>
+        </w:rPr>
+      </w:pPr>
+    </w:p>
+    <w:p>
+      <w:pPr>
+        <w:rPr>
+          <w:b/>
+          <w:bCs/>
+          <w:color w:val="000000" w:themeColor="text1"/>
+          <w14:textFill>
+            <w14:solidFill>
+              <w14:schemeClr w14:val="tx1"/>
+            </w14:solidFill>
+          </w14:textFill>
+        </w:rPr>
+      </w:pPr>
+    </w:p>
+    <w:p>
+      <w:pPr>
+        <w:rPr>
+          <w:b/>
+          <w:bCs/>
+          <w:color w:val="000000" w:themeColor="text1"/>
+          <w14:textFill>
+            <w14:solidFill>
+              <w14:schemeClr w14:val="tx1"/>
+            </w14:solidFill>
+          </w14:textFill>
         </w:rPr>
       </w:pPr>
     </w:p>
@@ -1798,7 +1848,6 @@
           <w:bCs/>
           <w:color w:val="0070C0"/>
         </w:rPr>
-        <w:lastRenderedPageBreak/>
         <w:t>ODBC SQL Server Connection</w:t>
       </w:r>
     </w:p>
@@ -1835,28 +1884,38 @@
         </w:rPr>
         <w:t xml:space="preserve">Url: </w:t>
       </w:r>
-      <w:hyperlink r:id="rId11" w:history="1">
-        <w:r>
-          <w:rPr>
-            <w:rStyle w:val="Hyperlink"/>
-          </w:rPr>
-          <w:t>https://learn.microsoft.com/en-us/sql/connect/odbc/download-odbc-driver-for-sql-server?view=sql-server-ver17</w:t>
-        </w:r>
-      </w:hyperlink>
-    </w:p>
-    <w:p>
-      <w:pPr>
-        <w:rPr>
-          <w:b/>
-          <w:bCs/>
-        </w:rPr>
-      </w:pPr>
-      <w:r>
-        <w:rPr>
-          <w:noProof/>
-        </w:rPr>
+      <w:r>
+        <w:fldChar w:fldCharType="begin"/>
+      </w:r>
+      <w:r>
+        <w:instrText xml:space="preserve"> HYPERLINK "https://learn.microsoft.com/en-us/sql/connect/odbc/download-odbc-driver-for-sql-server?view=sql-server-ver17" </w:instrText>
+      </w:r>
+      <w:r>
+        <w:fldChar w:fldCharType="separate"/>
+      </w:r>
+      <w:r>
+        <w:rPr>
+          <w:rStyle w:val="4"/>
+        </w:rPr>
+        <w:t>https://learn.microsoft.com/en-us/sql/connect/odbc/download-odbc-driver-for-sql-server?view=sql-server-ver17</w:t>
+      </w:r>
+      <w:r>
+        <w:rPr>
+          <w:rStyle w:val="4"/>
+        </w:rPr>
+        <w:fldChar w:fldCharType="end"/>
+      </w:r>
+    </w:p>
+    <w:p>
+      <w:pPr>
+        <w:rPr>
+          <w:b/>
+          <w:bCs/>
+        </w:rPr>
+      </w:pPr>
+      <w:r>
         <w:drawing>
-          <wp:anchor distT="0" distB="0" distL="114300" distR="114300" simplePos="0" relativeHeight="251659264" behindDoc="0" locked="0" layoutInCell="1" allowOverlap="1" wp14:anchorId="2DE11578" wp14:editId="2F015970">
+          <wp:anchor distT="0" distB="0" distL="114300" distR="114300" simplePos="0" relativeHeight="251659264" behindDoc="0" locked="0" layoutInCell="1" allowOverlap="1">
             <wp:simplePos x="0" y="0"/>
             <wp:positionH relativeFrom="column">
               <wp:posOffset>0</wp:posOffset>
@@ -1881,7 +1940,7 @@
                     </pic:cNvPicPr>
                   </pic:nvPicPr>
                   <pic:blipFill>
-                    <a:blip r:embed="rId12"/>
+                    <a:blip r:embed="rId9"/>
                     <a:srcRect b="16586"/>
                     <a:stretch>
                       <a:fillRect/>
@@ -1905,13 +1964,10 @@
     </w:p>
     <w:p>
       <w:r>
-        <w:rPr>
-          <w:noProof/>
-        </w:rPr>
         <mc:AlternateContent>
           <mc:Choice Requires="wps">
             <w:drawing>
-              <wp:anchor distT="0" distB="0" distL="114300" distR="114300" simplePos="0" relativeHeight="251660288" behindDoc="0" locked="0" layoutInCell="1" allowOverlap="1" wp14:anchorId="61D0E40B" wp14:editId="25C96957">
+              <wp:anchor distT="0" distB="0" distL="114300" distR="114300" simplePos="0" relativeHeight="251660288" behindDoc="0" locked="0" layoutInCell="1" allowOverlap="1">
                 <wp:simplePos x="0" y="0"/>
                 <wp:positionH relativeFrom="column">
                   <wp:posOffset>1041400</wp:posOffset>
@@ -1970,7 +2026,12 @@
           </mc:Choice>
           <mc:Fallback>
             <w:pict>
-              <v:rect w14:anchorId="08D38F6A" id="Rectangles 2" o:spid="_x0000_s1026" style="position:absolute;margin-left:82pt;margin-top:145.1pt;width:179.35pt;height:17.5pt;z-index:251660288;visibility:visible;mso-wrap-style:square;mso-wrap-distance-left:9pt;mso-wrap-distance-top:0;mso-wrap-distance-right:9pt;mso-wrap-distance-bottom:0;mso-position-horizontal:absolute;mso-position-horizontal-relative:text;mso-position-vertical:absolute;mso-position-vertical-relative:text;v-text-anchor:middle" o:gfxdata="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" filled="f" strokecolor="red" strokeweight="1.5pt"/>
+              <v:rect id="_x0000_s1026" o:spid="_x0000_s1026" o:spt="1" style="position:absolute;left:0pt;margin-left:82pt;margin-top:145.1pt;height:17.5pt;width:179.35pt;z-index:251660288;v-text-anchor:middle;mso-width-relative:page;mso-height-relative:page;" filled="f" stroked="t" coordsize="21600,21600" o:gfxdata="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">
+                <v:fill on="f" focussize="0,0"/>
+                <v:stroke weight="1.5pt" color="#FF0000 [2404]" miterlimit="8" joinstyle="miter"/>
+                <v:imagedata o:title=""/>
+                <o:lock v:ext="edit" aspectratio="f"/>
+              </v:rect>
             </w:pict>
           </mc:Fallback>
         </mc:AlternateContent>
@@ -1983,13 +2044,10 @@
     </w:p>
     <w:p>
       <w:r>
-        <w:rPr>
-          <w:noProof/>
-        </w:rPr>
         <mc:AlternateContent>
           <mc:Choice Requires="wps">
             <w:drawing>
-              <wp:anchor distT="0" distB="0" distL="114300" distR="114300" simplePos="0" relativeHeight="251662336" behindDoc="0" locked="0" layoutInCell="1" allowOverlap="1" wp14:anchorId="3ADB054C" wp14:editId="474C1ACF">
+              <wp:anchor distT="0" distB="0" distL="114300" distR="114300" simplePos="0" relativeHeight="251662336" behindDoc="0" locked="0" layoutInCell="1" allowOverlap="1">
                 <wp:simplePos x="0" y="0"/>
                 <wp:positionH relativeFrom="column">
                   <wp:posOffset>2080895</wp:posOffset>
@@ -2048,17 +2106,19 @@
           </mc:Choice>
           <mc:Fallback>
             <w:pict>
-              <v:rect w14:anchorId="1EFD7DA9" id="Rectangles 4" o:spid="_x0000_s1026" style="position:absolute;margin-left:163.85pt;margin-top:158.75pt;width:46.25pt;height:13.75pt;z-index:251662336;visibility:visible;mso-wrap-style:square;mso-wrap-distance-left:9pt;mso-wrap-distance-top:0;mso-wrap-distance-right:9pt;mso-wrap-distance-bottom:0;mso-position-horizontal:absolute;mso-position-horizontal-relative:text;mso-position-vertical:absolute;mso-position-vertical-relative:text;v-text-anchor:middle" o:gfxdata="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" filled="f" strokecolor="red" strokeweight="1.5pt"/>
+              <v:rect id="_x0000_s1026" o:spid="_x0000_s1026" o:spt="1" style="position:absolute;left:0pt;margin-left:163.85pt;margin-top:158.75pt;height:13.75pt;width:46.25pt;z-index:251662336;v-text-anchor:middle;mso-width-relative:page;mso-height-relative:page;" filled="f" stroked="t" coordsize="21600,21600" o:gfxdata="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">
+                <v:fill on="f" focussize="0,0"/>
+                <v:stroke weight="1.5pt" color="#FF0000 [2404]" miterlimit="8" joinstyle="miter"/>
+                <v:imagedata o:title=""/>
+                <o:lock v:ext="edit" aspectratio="f"/>
+              </v:rect>
             </w:pict>
           </mc:Fallback>
         </mc:AlternateContent>
       </w:r>
       <w:r>
-        <w:rPr>
-          <w:noProof/>
-        </w:rPr>
         <w:drawing>
-          <wp:anchor distT="0" distB="0" distL="114300" distR="114300" simplePos="0" relativeHeight="251661312" behindDoc="0" locked="0" layoutInCell="1" allowOverlap="1" wp14:anchorId="308AF8FA" wp14:editId="5E7E4D62">
+          <wp:anchor distT="0" distB="0" distL="114300" distR="114300" simplePos="0" relativeHeight="251661312" behindDoc="0" locked="0" layoutInCell="1" allowOverlap="1">
             <wp:simplePos x="0" y="0"/>
             <wp:positionH relativeFrom="column">
               <wp:posOffset>0</wp:posOffset>
@@ -2083,7 +2143,7 @@
                     </pic:cNvPicPr>
                   </pic:nvPicPr>
                   <pic:blipFill>
-                    <a:blip r:embed="rId13"/>
+                    <a:blip r:embed="rId10"/>
                     <a:stretch>
                       <a:fillRect/>
                     </a:stretch>
@@ -2109,10 +2169,9 @@
         <w:rPr>
           <w:b/>
           <w:bCs/>
-          <w:noProof/>
         </w:rPr>
         <w:drawing>
-          <wp:anchor distT="0" distB="0" distL="114300" distR="114300" simplePos="0" relativeHeight="251663360" behindDoc="0" locked="0" layoutInCell="1" allowOverlap="1" wp14:anchorId="2E6B9C24" wp14:editId="7151EE5C">
+          <wp:anchor distT="0" distB="0" distL="114300" distR="114300" simplePos="0" relativeHeight="251663360" behindDoc="0" locked="0" layoutInCell="1" allowOverlap="1">
             <wp:simplePos x="0" y="0"/>
             <wp:positionH relativeFrom="column">
               <wp:posOffset>635</wp:posOffset>
@@ -2137,7 +2196,7 @@
                     </pic:cNvPicPr>
                   </pic:nvPicPr>
                   <pic:blipFill>
-                    <a:blip r:embed="rId14"/>
+                    <a:blip r:embed="rId11"/>
                     <a:stretch>
                       <a:fillRect/>
                     </a:stretch>
@@ -2158,24 +2217,15 @@
         </w:drawing>
       </w:r>
       <w:r>
-        <w:t>Check</w:t>
-      </w:r>
-      <w:r>
-        <w:t>:</w:t>
-      </w:r>
-      <w:r>
-        <w:t xml:space="preserve"> I accept the term in the license agreement &gt; Next</w:t>
-      </w:r>
-    </w:p>
-    <w:p>
-      <w:r>
-        <w:rPr>
-          <w:noProof/>
-        </w:rPr>
+        <w:t>Check: I accept the term in the license agreement &gt; Next</w:t>
+      </w:r>
+    </w:p>
+    <w:p>
+      <w:r>
         <mc:AlternateContent>
           <mc:Choice Requires="wps">
             <w:drawing>
-              <wp:anchor distT="0" distB="0" distL="114300" distR="114300" simplePos="0" relativeHeight="251666432" behindDoc="0" locked="0" layoutInCell="1" allowOverlap="1" wp14:anchorId="6F324517" wp14:editId="7691855A">
+              <wp:anchor distT="0" distB="0" distL="114300" distR="114300" simplePos="0" relativeHeight="251666432" behindDoc="0" locked="0" layoutInCell="1" allowOverlap="1">
                 <wp:simplePos x="0" y="0"/>
                 <wp:positionH relativeFrom="column">
                   <wp:posOffset>1636395</wp:posOffset>
@@ -2234,19 +2284,21 @@
           </mc:Choice>
           <mc:Fallback>
             <w:pict>
-              <v:rect w14:anchorId="22EFCD9C" id="Rectangles 8" o:spid="_x0000_s1026" style="position:absolute;margin-left:128.85pt;margin-top:176.25pt;width:56.25pt;height:16.25pt;z-index:251666432;visibility:visible;mso-wrap-style:square;mso-wrap-distance-left:9pt;mso-wrap-distance-top:0;mso-wrap-distance-right:9pt;mso-wrap-distance-bottom:0;mso-position-horizontal:absolute;mso-position-horizontal-relative:text;mso-position-vertical:absolute;mso-position-vertical-relative:text;v-text-anchor:middle" o:gfxdata="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" filled="f" strokecolor="red" strokeweight="1.5pt"/>
+              <v:rect id="_x0000_s1026" o:spid="_x0000_s1026" o:spt="1" style="position:absolute;left:0pt;margin-left:128.85pt;margin-top:176.25pt;height:16.25pt;width:56.25pt;z-index:251666432;v-text-anchor:middle;mso-width-relative:page;mso-height-relative:page;" filled="f" stroked="t" coordsize="21600,21600" o:gfxdata="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">
+                <v:fill on="f" focussize="0,0"/>
+                <v:stroke weight="1.5pt" color="#FF0000 [2404]" miterlimit="8" joinstyle="miter"/>
+                <v:imagedata o:title=""/>
+                <o:lock v:ext="edit" aspectratio="f"/>
+              </v:rect>
             </w:pict>
           </mc:Fallback>
         </mc:AlternateContent>
       </w:r>
       <w:r>
-        <w:rPr>
-          <w:noProof/>
-        </w:rPr>
         <mc:AlternateContent>
           <mc:Choice Requires="wps">
             <w:drawing>
-              <wp:anchor distT="0" distB="0" distL="114300" distR="114300" simplePos="0" relativeHeight="251665408" behindDoc="0" locked="0" layoutInCell="1" allowOverlap="1" wp14:anchorId="47B5D398" wp14:editId="2583387A">
+              <wp:anchor distT="0" distB="0" distL="114300" distR="114300" simplePos="0" relativeHeight="251665408" behindDoc="0" locked="0" layoutInCell="1" allowOverlap="1">
                 <wp:simplePos x="0" y="0"/>
                 <wp:positionH relativeFrom="column">
                   <wp:posOffset>73025</wp:posOffset>
@@ -2305,7 +2357,12 @@
           </mc:Choice>
           <mc:Fallback>
             <w:pict>
-              <v:rect w14:anchorId="6181E42C" id="Rectangles 7" o:spid="_x0000_s1026" style="position:absolute;margin-left:5.75pt;margin-top:142.5pt;width:12.5pt;height:11.85pt;z-index:251665408;visibility:visible;mso-wrap-style:square;mso-wrap-distance-left:9pt;mso-wrap-distance-top:0;mso-wrap-distance-right:9pt;mso-wrap-distance-bottom:0;mso-position-horizontal:absolute;mso-position-horizontal-relative:text;mso-position-vertical:absolute;mso-position-vertical-relative:text;v-text-anchor:middle" o:gfxdata="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" filled="f" strokecolor="red" strokeweight="1.5pt"/>
+              <v:rect id="_x0000_s1026" o:spid="_x0000_s1026" o:spt="1" style="position:absolute;left:0pt;margin-left:5.75pt;margin-top:142.5pt;height:11.85pt;width:12.5pt;z-index:251665408;v-text-anchor:middle;mso-width-relative:page;mso-height-relative:page;" filled="f" stroked="t" coordsize="21600,21600" o:gfxdata="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">
+                <v:fill on="f" focussize="0,0"/>
+                <v:stroke weight="1.5pt" color="#FF0000 [2404]" miterlimit="8" joinstyle="miter"/>
+                <v:imagedata o:title=""/>
+                <o:lock v:ext="edit" aspectratio="f"/>
+              </v:rect>
             </w:pict>
           </mc:Fallback>
         </mc:AlternateContent>
@@ -2316,14 +2373,10 @@
     <w:p/>
     <w:p>
       <w:r>
-        <w:rPr>
-          <w:noProof/>
-        </w:rPr>
-        <w:lastRenderedPageBreak/>
         <mc:AlternateContent>
           <mc:Choice Requires="wps">
             <w:drawing>
-              <wp:anchor distT="0" distB="0" distL="114300" distR="114300" simplePos="0" relativeHeight="251668480" behindDoc="0" locked="0" layoutInCell="1" allowOverlap="1" wp14:anchorId="361A5406" wp14:editId="2B162A65">
+              <wp:anchor distT="0" distB="0" distL="114300" distR="114300" simplePos="0" relativeHeight="251668480" behindDoc="0" locked="0" layoutInCell="1" allowOverlap="1">
                 <wp:simplePos x="0" y="0"/>
                 <wp:positionH relativeFrom="column">
                   <wp:posOffset>1549400</wp:posOffset>
@@ -2382,19 +2435,21 @@
           </mc:Choice>
           <mc:Fallback>
             <w:pict>
-              <v:rect w14:anchorId="2C9862B2" id="Rectangles 10" o:spid="_x0000_s1026" style="position:absolute;margin-left:122pt;margin-top:192.5pt;width:51.85pt;height:15.65pt;z-index:251668480;visibility:visible;mso-wrap-style:square;mso-wrap-distance-left:9pt;mso-wrap-distance-top:0;mso-wrap-distance-right:9pt;mso-wrap-distance-bottom:0;mso-position-horizontal:absolute;mso-position-horizontal-relative:text;mso-position-vertical:absolute;mso-position-vertical-relative:text;v-text-anchor:middle" o:gfxdata="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" filled="f" strokecolor="red" strokeweight="1.5pt"/>
+              <v:rect id="_x0000_s1026" o:spid="_x0000_s1026" o:spt="1" style="position:absolute;left:0pt;margin-left:122pt;margin-top:192.5pt;height:15.65pt;width:51.85pt;z-index:251668480;v-text-anchor:middle;mso-width-relative:page;mso-height-relative:page;" filled="f" stroked="t" coordsize="21600,21600" o:gfxdata="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">
+                <v:fill on="f" focussize="0,0"/>
+                <v:stroke weight="1.5pt" color="#FF0000 [2404]" miterlimit="8" joinstyle="miter"/>
+                <v:imagedata o:title=""/>
+                <o:lock v:ext="edit" aspectratio="f"/>
+              </v:rect>
             </w:pict>
           </mc:Fallback>
         </mc:AlternateContent>
       </w:r>
       <w:r>
-        <w:rPr>
-          <w:noProof/>
-        </w:rPr>
         <mc:AlternateContent>
           <mc:Choice Requires="wps">
             <w:drawing>
-              <wp:anchor distT="0" distB="0" distL="114300" distR="114300" simplePos="0" relativeHeight="251667456" behindDoc="0" locked="0" layoutInCell="1" allowOverlap="1" wp14:anchorId="0C6531B9" wp14:editId="21312F32">
+              <wp:anchor distT="0" distB="0" distL="114300" distR="114300" simplePos="0" relativeHeight="251667456" behindDoc="0" locked="0" layoutInCell="1" allowOverlap="1">
                 <wp:simplePos x="0" y="0"/>
                 <wp:positionH relativeFrom="column">
                   <wp:posOffset>271145</wp:posOffset>
@@ -2453,17 +2508,19 @@
           </mc:Choice>
           <mc:Fallback>
             <w:pict>
-              <v:rect w14:anchorId="3829E5CE" id="Rectangles 9" o:spid="_x0000_s1026" style="position:absolute;margin-left:21.35pt;margin-top:95.65pt;width:156.9pt;height:15pt;z-index:251667456;visibility:visible;mso-wrap-style:square;mso-wrap-distance-left:9pt;mso-wrap-distance-top:0;mso-wrap-distance-right:9pt;mso-wrap-distance-bottom:0;mso-position-horizontal:absolute;mso-position-horizontal-relative:text;mso-position-vertical:absolute;mso-position-vertical-relative:text;v-text-anchor:middle" o:gfxdata="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" filled="f" strokecolor="red" strokeweight="1.5pt"/>
+              <v:rect id="_x0000_s1026" o:spid="_x0000_s1026" o:spt="1" style="position:absolute;left:0pt;margin-left:21.35pt;margin-top:95.65pt;height:15pt;width:156.9pt;z-index:251667456;v-text-anchor:middle;mso-width-relative:page;mso-height-relative:page;" filled="f" stroked="t" coordsize="21600,21600" o:gfxdata="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">
+                <v:fill on="f" focussize="0,0"/>
+                <v:stroke weight="1.5pt" color="#FF0000 [2404]" miterlimit="8" joinstyle="miter"/>
+                <v:imagedata o:title=""/>
+                <o:lock v:ext="edit" aspectratio="f"/>
+              </v:rect>
             </w:pict>
           </mc:Fallback>
         </mc:AlternateContent>
       </w:r>
       <w:r>
-        <w:rPr>
-          <w:noProof/>
-        </w:rPr>
         <w:drawing>
-          <wp:anchor distT="0" distB="0" distL="114300" distR="114300" simplePos="0" relativeHeight="251664384" behindDoc="0" locked="0" layoutInCell="1" allowOverlap="1" wp14:anchorId="76EC5259" wp14:editId="63202195">
+          <wp:anchor distT="0" distB="0" distL="114300" distR="114300" simplePos="0" relativeHeight="251664384" behindDoc="0" locked="0" layoutInCell="1" allowOverlap="1">
             <wp:simplePos x="0" y="0"/>
             <wp:positionH relativeFrom="column">
               <wp:posOffset>0</wp:posOffset>
@@ -2488,7 +2545,7 @@
                     </pic:cNvPicPr>
                   </pic:nvPicPr>
                   <pic:blipFill>
-                    <a:blip r:embed="rId15"/>
+                    <a:blip r:embed="rId12"/>
                     <a:stretch>
                       <a:fillRect/>
                     </a:stretch>
@@ -2515,13 +2572,10 @@
     <w:p/>
     <w:p>
       <w:r>
-        <w:rPr>
-          <w:noProof/>
-        </w:rPr>
         <mc:AlternateContent>
           <mc:Choice Requires="wps">
             <w:drawing>
-              <wp:anchor distT="0" distB="0" distL="114300" distR="114300" simplePos="0" relativeHeight="251670528" behindDoc="0" locked="0" layoutInCell="1" allowOverlap="1" wp14:anchorId="62B537B4" wp14:editId="5D26E7C7">
+              <wp:anchor distT="0" distB="0" distL="114300" distR="114300" simplePos="0" relativeHeight="251670528" behindDoc="0" locked="0" layoutInCell="1" allowOverlap="1">
                 <wp:simplePos x="0" y="0"/>
                 <wp:positionH relativeFrom="column">
                   <wp:posOffset>1604645</wp:posOffset>
@@ -2580,17 +2634,19 @@
           </mc:Choice>
           <mc:Fallback>
             <w:pict>
-              <v:rect w14:anchorId="1769F8E7" id="Rectangles 12" o:spid="_x0000_s1026" style="position:absolute;margin-left:126.35pt;margin-top:185.2pt;width:53.75pt;height:12.5pt;z-index:251670528;visibility:visible;mso-wrap-style:square;mso-wrap-distance-left:9pt;mso-wrap-distance-top:0;mso-wrap-distance-right:9pt;mso-wrap-distance-bottom:0;mso-position-horizontal:absolute;mso-position-horizontal-relative:text;mso-position-vertical:absolute;mso-position-vertical-relative:text;v-text-anchor:middle" o:gfxdata="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" filled="f" strokecolor="red" strokeweight="1.5pt"/>
+              <v:rect id="_x0000_s1026" o:spid="_x0000_s1026" o:spt="1" style="position:absolute;left:0pt;margin-left:126.35pt;margin-top:185.2pt;height:12.5pt;width:53.75pt;z-index:251670528;v-text-anchor:middle;mso-width-relative:page;mso-height-relative:page;" filled="f" stroked="t" coordsize="21600,21600" o:gfxdata="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">
+                <v:fill on="f" focussize="0,0"/>
+                <v:stroke weight="1.5pt" color="#FF0000 [2404]" miterlimit="8" joinstyle="miter"/>
+                <v:imagedata o:title=""/>
+                <o:lock v:ext="edit" aspectratio="f"/>
+              </v:rect>
             </w:pict>
           </mc:Fallback>
         </mc:AlternateContent>
       </w:r>
       <w:r>
-        <w:rPr>
-          <w:noProof/>
-        </w:rPr>
         <w:drawing>
-          <wp:anchor distT="0" distB="0" distL="114300" distR="114300" simplePos="0" relativeHeight="251669504" behindDoc="0" locked="0" layoutInCell="1" allowOverlap="1" wp14:anchorId="3896B302" wp14:editId="085E14EB">
+          <wp:anchor distT="0" distB="0" distL="114300" distR="114300" simplePos="0" relativeHeight="251669504" behindDoc="0" locked="0" layoutInCell="1" allowOverlap="1">
             <wp:simplePos x="0" y="0"/>
             <wp:positionH relativeFrom="column">
               <wp:posOffset>0</wp:posOffset>
@@ -2615,7 +2671,7 @@
                     </pic:cNvPicPr>
                   </pic:nvPicPr>
                   <pic:blipFill>
-                    <a:blip r:embed="rId16"/>
+                    <a:blip r:embed="rId13"/>
                     <a:stretch>
                       <a:fillRect/>
                     </a:stretch>
@@ -2674,6 +2730,11 @@
           <w:b/>
           <w:bCs/>
           <w:color w:val="000000" w:themeColor="text1"/>
+          <w14:textFill>
+            <w14:solidFill>
+              <w14:schemeClr w14:val="tx1"/>
+            </w14:solidFill>
+          </w14:textFill>
         </w:rPr>
         <w:t>Search ODBC Data Sources (64-bit)</w:t>
       </w:r>
@@ -2690,11 +2751,10 @@
         <w:rPr>
           <w:b/>
           <w:bCs/>
-          <w:noProof/>
           <w:color w:val="0070C0"/>
         </w:rPr>
         <w:drawing>
-          <wp:anchor distT="0" distB="0" distL="114300" distR="114300" simplePos="0" relativeHeight="251671552" behindDoc="0" locked="0" layoutInCell="1" allowOverlap="1" wp14:anchorId="1C552FE6" wp14:editId="0B1B4AB2">
+          <wp:anchor distT="0" distB="0" distL="114300" distR="114300" simplePos="0" relativeHeight="251671552" behindDoc="0" locked="0" layoutInCell="1" allowOverlap="1">
             <wp:simplePos x="0" y="0"/>
             <wp:positionH relativeFrom="column">
               <wp:posOffset>0</wp:posOffset>
@@ -2719,7 +2779,7 @@
                     </pic:cNvPicPr>
                   </pic:nvPicPr>
                   <pic:blipFill>
-                    <a:blip r:embed="rId17"/>
+                    <a:blip r:embed="rId14"/>
                     <a:stretch>
                       <a:fillRect/>
                     </a:stretch>
@@ -2827,22 +2887,36 @@
           <w:b/>
           <w:bCs/>
           <w:color w:val="000000" w:themeColor="text1"/>
-        </w:rPr>
-      </w:pPr>
-    </w:p>
-    <w:p>
-      <w:pPr>
-        <w:rPr>
-          <w:b/>
-          <w:bCs/>
-          <w:color w:val="000000" w:themeColor="text1"/>
-        </w:rPr>
-      </w:pPr>
-      <w:r>
-        <w:rPr>
-          <w:color w:val="000000" w:themeColor="text1"/>
-        </w:rPr>
-        <w:lastRenderedPageBreak/>
+          <w14:textFill>
+            <w14:solidFill>
+              <w14:schemeClr w14:val="tx1"/>
+            </w14:solidFill>
+          </w14:textFill>
+        </w:rPr>
+      </w:pPr>
+    </w:p>
+    <w:p>
+      <w:pPr>
+        <w:rPr>
+          <w:b/>
+          <w:bCs/>
+          <w:color w:val="000000" w:themeColor="text1"/>
+          <w14:textFill>
+            <w14:solidFill>
+              <w14:schemeClr w14:val="tx1"/>
+            </w14:solidFill>
+          </w14:textFill>
+        </w:rPr>
+      </w:pPr>
+      <w:r>
+        <w:rPr>
+          <w:color w:val="000000" w:themeColor="text1"/>
+          <w14:textFill>
+            <w14:solidFill>
+              <w14:schemeClr w14:val="tx1"/>
+            </w14:solidFill>
+          </w14:textFill>
+        </w:rPr>
         <w:t>Click System DSN &gt; Add</w:t>
       </w:r>
     </w:p>
@@ -2852,16 +2926,18 @@
           <w:b/>
           <w:bCs/>
           <w:color w:val="000000" w:themeColor="text1"/>
-        </w:rPr>
-      </w:pPr>
-      <w:r>
-        <w:rPr>
-          <w:noProof/>
-        </w:rPr>
+          <w14:textFill>
+            <w14:solidFill>
+              <w14:schemeClr w14:val="tx1"/>
+            </w14:solidFill>
+          </w14:textFill>
+        </w:rPr>
+      </w:pPr>
+      <w:r>
         <mc:AlternateContent>
           <mc:Choice Requires="wps">
             <w:drawing>
-              <wp:anchor distT="0" distB="0" distL="114300" distR="114300" simplePos="0" relativeHeight="251674624" behindDoc="0" locked="0" layoutInCell="1" allowOverlap="1" wp14:anchorId="310D54B9" wp14:editId="677810AD">
+              <wp:anchor distT="0" distB="0" distL="114300" distR="114300" simplePos="0" relativeHeight="251674624" behindDoc="0" locked="0" layoutInCell="1" allowOverlap="1">
                 <wp:simplePos x="0" y="0"/>
                 <wp:positionH relativeFrom="column">
                   <wp:posOffset>2549525</wp:posOffset>
@@ -2920,19 +2996,21 @@
           </mc:Choice>
           <mc:Fallback>
             <w:pict>
-              <v:rect w14:anchorId="7E896B49" id="Rectangles 17" o:spid="_x0000_s1026" style="position:absolute;margin-left:200.75pt;margin-top:48.45pt;width:68.75pt;height:16.25pt;z-index:251674624;visibility:visible;mso-wrap-style:square;mso-wrap-distance-left:9pt;mso-wrap-distance-top:0;mso-wrap-distance-right:9pt;mso-wrap-distance-bottom:0;mso-position-horizontal:absolute;mso-position-horizontal-relative:text;mso-position-vertical:absolute;mso-position-vertical-relative:text;v-text-anchor:middle" o:gfxdata="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" filled="f" strokecolor="red" strokeweight="1.5pt"/>
+              <v:rect id="_x0000_s1026" o:spid="_x0000_s1026" o:spt="1" style="position:absolute;left:0pt;margin-left:200.75pt;margin-top:48.45pt;height:16.25pt;width:68.75pt;z-index:251674624;v-text-anchor:middle;mso-width-relative:page;mso-height-relative:page;" filled="f" stroked="t" coordsize="21600,21600" o:gfxdata="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">
+                <v:fill on="f" focussize="0,0"/>
+                <v:stroke weight="1.5pt" color="#FF0000 [2404]" miterlimit="8" joinstyle="miter"/>
+                <v:imagedata o:title=""/>
+                <o:lock v:ext="edit" aspectratio="f"/>
+              </v:rect>
             </w:pict>
           </mc:Fallback>
         </mc:AlternateContent>
       </w:r>
       <w:r>
-        <w:rPr>
-          <w:noProof/>
-        </w:rPr>
         <mc:AlternateContent>
           <mc:Choice Requires="wps">
             <w:drawing>
-              <wp:anchor distT="0" distB="0" distL="114300" distR="114300" simplePos="0" relativeHeight="251673600" behindDoc="0" locked="0" layoutInCell="1" allowOverlap="1" wp14:anchorId="0424A407" wp14:editId="0CB55898">
+              <wp:anchor distT="0" distB="0" distL="114300" distR="114300" simplePos="0" relativeHeight="251673600" behindDoc="0" locked="0" layoutInCell="1" allowOverlap="1">
                 <wp:simplePos x="0" y="0"/>
                 <wp:positionH relativeFrom="column">
                   <wp:posOffset>382270</wp:posOffset>
@@ -2991,7 +3069,12 @@
           </mc:Choice>
           <mc:Fallback>
             <w:pict>
-              <v:rect w14:anchorId="428C93A4" id="Rectangles 16" o:spid="_x0000_s1026" style="position:absolute;margin-left:30.1pt;margin-top:25.35pt;width:38.15pt;height:11.85pt;z-index:251673600;visibility:visible;mso-wrap-style:square;mso-wrap-distance-left:9pt;mso-wrap-distance-top:0;mso-wrap-distance-right:9pt;mso-wrap-distance-bottom:0;mso-position-horizontal:absolute;mso-position-horizontal-relative:text;mso-position-vertical:absolute;mso-position-vertical-relative:text;v-text-anchor:middle" o:gfxdata="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" filled="f" strokecolor="red" strokeweight="1.5pt"/>
+              <v:rect id="_x0000_s1026" o:spid="_x0000_s1026" o:spt="1" style="position:absolute;left:0pt;margin-left:30.1pt;margin-top:25.35pt;height:11.85pt;width:38.15pt;z-index:251673600;v-text-anchor:middle;mso-width-relative:page;mso-height-relative:page;" filled="f" stroked="t" coordsize="21600,21600" o:gfxdata="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">
+                <v:fill on="f" focussize="0,0"/>
+                <v:stroke weight="1.5pt" color="#FF0000 [2404]" miterlimit="8" joinstyle="miter"/>
+                <v:imagedata o:title=""/>
+                <o:lock v:ext="edit" aspectratio="f"/>
+              </v:rect>
             </w:pict>
           </mc:Fallback>
         </mc:AlternateContent>
@@ -3000,11 +3083,15 @@
         <w:rPr>
           <w:b/>
           <w:bCs/>
-          <w:noProof/>
-          <w:color w:val="000000" w:themeColor="text1"/>
+          <w:color w:val="000000" w:themeColor="text1"/>
+          <w14:textFill>
+            <w14:solidFill>
+              <w14:schemeClr w14:val="tx1"/>
+            </w14:solidFill>
+          </w14:textFill>
         </w:rPr>
         <w:drawing>
-          <wp:anchor distT="0" distB="0" distL="114300" distR="114300" simplePos="0" relativeHeight="251672576" behindDoc="0" locked="0" layoutInCell="1" allowOverlap="1" wp14:anchorId="24146D9A" wp14:editId="3EBD7121">
+          <wp:anchor distT="0" distB="0" distL="114300" distR="114300" simplePos="0" relativeHeight="251672576" behindDoc="0" locked="0" layoutInCell="1" allowOverlap="1">
             <wp:simplePos x="0" y="0"/>
             <wp:positionH relativeFrom="column">
               <wp:posOffset>0</wp:posOffset>
@@ -3029,7 +3116,7 @@
                     </pic:cNvPicPr>
                   </pic:nvPicPr>
                   <pic:blipFill>
-                    <a:blip r:embed="rId18"/>
+                    <a:blip r:embed="rId15"/>
                     <a:stretch>
                       <a:fillRect/>
                     </a:stretch>
@@ -3056,17 +3143,26 @@
           <w:b/>
           <w:bCs/>
           <w:color w:val="000000" w:themeColor="text1"/>
-        </w:rPr>
-      </w:pPr>
-      <w:r>
-        <w:rPr>
-          <w:noProof/>
-          <w:color w:val="000000" w:themeColor="text1"/>
+          <w14:textFill>
+            <w14:solidFill>
+              <w14:schemeClr w14:val="tx1"/>
+            </w14:solidFill>
+          </w14:textFill>
+        </w:rPr>
+      </w:pPr>
+      <w:r>
+        <w:rPr>
+          <w:color w:val="000000" w:themeColor="text1"/>
+          <w14:textFill>
+            <w14:solidFill>
+              <w14:schemeClr w14:val="tx1"/>
+            </w14:solidFill>
+          </w14:textFill>
         </w:rPr>
         <mc:AlternateContent>
           <mc:Choice Requires="wps">
             <w:drawing>
-              <wp:anchor distT="0" distB="0" distL="114300" distR="114300" simplePos="0" relativeHeight="251721728" behindDoc="0" locked="0" layoutInCell="1" allowOverlap="1" wp14:anchorId="050BE2D8" wp14:editId="60B38BEB">
+              <wp:anchor distT="0" distB="0" distL="114300" distR="114300" simplePos="0" relativeHeight="251718656" behindDoc="0" locked="0" layoutInCell="1" allowOverlap="1">
                 <wp:simplePos x="0" y="0"/>
                 <wp:positionH relativeFrom="column">
                   <wp:posOffset>2203450</wp:posOffset>
@@ -3115,9 +3211,6 @@
                         </a:fontRef>
                       </wps:style>
                       <wps:bodyPr rot="0" spcFirstLastPara="0" vertOverflow="overflow" horzOverflow="overflow" vert="horz" wrap="square" lIns="91440" tIns="45720" rIns="91440" bIns="45720" numCol="1" spcCol="0" rtlCol="0" fromWordArt="0" anchor="ctr" anchorCtr="0" forceAA="0" compatLnSpc="1">
-                        <a:prstTxWarp prst="textNoShape">
-                          <a:avLst/>
-                        </a:prstTxWarp>
                         <a:noAutofit/>
                       </wps:bodyPr>
                     </wps:wsp>
@@ -3128,20 +3221,29 @@
           </mc:Choice>
           <mc:Fallback>
             <w:pict>
-              <v:rect w14:anchorId="2159C4AB" id="Rectangle 59" o:spid="_x0000_s1026" style="position:absolute;margin-left:173.5pt;margin-top:204.9pt;width:46pt;height:16.5pt;z-index:251721728;visibility:visible;mso-wrap-style:square;mso-wrap-distance-left:9pt;mso-wrap-distance-top:0;mso-wrap-distance-right:9pt;mso-wrap-distance-bottom:0;mso-position-horizontal:absolute;mso-position-horizontal-relative:text;mso-position-vertical:absolute;mso-position-vertical-relative:text;v-text-anchor:middle" o:gfxdata="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" filled="f" strokecolor="red" strokeweight="1.5pt"/>
+              <v:rect id="Rectangle 59" o:spid="_x0000_s1026" o:spt="1" style="position:absolute;left:0pt;margin-left:173.5pt;margin-top:204.9pt;height:16.5pt;width:46pt;z-index:251718656;v-text-anchor:middle;mso-width-relative:page;mso-height-relative:page;" filled="f" stroked="t" coordsize="21600,21600" o:gfxdata="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">
+                <v:fill on="f" focussize="0,0"/>
+                <v:stroke weight="1.5pt" color="#FF0000 [3204]" miterlimit="8" joinstyle="miter"/>
+                <v:imagedata o:title=""/>
+                <o:lock v:ext="edit" aspectratio="f"/>
+              </v:rect>
             </w:pict>
           </mc:Fallback>
         </mc:AlternateContent>
       </w:r>
       <w:r>
         <w:rPr>
-          <w:noProof/>
-          <w:color w:val="000000" w:themeColor="text1"/>
+          <w:color w:val="000000" w:themeColor="text1"/>
+          <w14:textFill>
+            <w14:solidFill>
+              <w14:schemeClr w14:val="tx1"/>
+            </w14:solidFill>
+          </w14:textFill>
         </w:rPr>
         <mc:AlternateContent>
           <mc:Choice Requires="wps">
             <w:drawing>
-              <wp:anchor distT="0" distB="0" distL="114300" distR="114300" simplePos="0" relativeHeight="251720704" behindDoc="0" locked="0" layoutInCell="1" allowOverlap="1" wp14:anchorId="4BFBDCAB" wp14:editId="0507554F">
+              <wp:anchor distT="0" distB="0" distL="114300" distR="114300" simplePos="0" relativeHeight="251717632" behindDoc="0" locked="0" layoutInCell="1" allowOverlap="1">
                 <wp:simplePos x="0" y="0"/>
                 <wp:positionH relativeFrom="column">
                   <wp:posOffset>1212850</wp:posOffset>
@@ -3190,9 +3292,6 @@
                         </a:fontRef>
                       </wps:style>
                       <wps:bodyPr rot="0" spcFirstLastPara="0" vertOverflow="overflow" horzOverflow="overflow" vert="horz" wrap="square" lIns="91440" tIns="45720" rIns="91440" bIns="45720" numCol="1" spcCol="0" rtlCol="0" fromWordArt="0" anchor="ctr" anchorCtr="0" forceAA="0" compatLnSpc="1">
-                        <a:prstTxWarp prst="textNoShape">
-                          <a:avLst/>
-                        </a:prstTxWarp>
                         <a:noAutofit/>
                       </wps:bodyPr>
                     </wps:wsp>
@@ -3203,7 +3302,12 @@
           </mc:Choice>
           <mc:Fallback>
             <w:pict>
-              <v:rect w14:anchorId="7AC1A42A" id="Rectangle 58" o:spid="_x0000_s1026" style="position:absolute;margin-left:95.5pt;margin-top:74.4pt;width:99pt;height:17pt;z-index:251720704;visibility:visible;mso-wrap-style:square;mso-wrap-distance-left:9pt;mso-wrap-distance-top:0;mso-wrap-distance-right:9pt;mso-wrap-distance-bottom:0;mso-position-horizontal:absolute;mso-position-horizontal-relative:text;mso-position-vertical:absolute;mso-position-vertical-relative:text;v-text-anchor:middle" o:gfxdata="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" filled="f" strokecolor="red" strokeweight="1.5pt"/>
+              <v:rect id="Rectangle 58" o:spid="_x0000_s1026" o:spt="1" style="position:absolute;left:0pt;margin-left:95.5pt;margin-top:74.4pt;height:17pt;width:99pt;z-index:251717632;v-text-anchor:middle;mso-width-relative:page;mso-height-relative:page;" filled="f" stroked="t" coordsize="21600,21600" o:gfxdata="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">
+                <v:fill on="f" focussize="0,0"/>
+                <v:stroke weight="1.5pt" color="#FF0000 [3204]" miterlimit="8" joinstyle="miter"/>
+                <v:imagedata o:title=""/>
+                <o:lock v:ext="edit" aspectratio="f"/>
+              </v:rect>
             </w:pict>
           </mc:Fallback>
         </mc:AlternateContent>
@@ -3211,6 +3315,11 @@
       <w:r>
         <w:rPr>
           <w:color w:val="000000" w:themeColor="text1"/>
+          <w14:textFill>
+            <w14:solidFill>
+              <w14:schemeClr w14:val="tx1"/>
+            </w14:solidFill>
+          </w14:textFill>
         </w:rPr>
         <w:t>Choose ODBC Driver 17 for SQL Server</w:t>
       </w:r>
@@ -3221,17 +3330,26 @@
           <w:b/>
           <w:bCs/>
           <w:color w:val="000000" w:themeColor="text1"/>
-        </w:rPr>
-      </w:pPr>
-      <w:r>
-        <w:rPr>
-          <w:b/>
-          <w:bCs/>
-          <w:noProof/>
-          <w:color w:val="000000" w:themeColor="text1"/>
+          <w14:textFill>
+            <w14:solidFill>
+              <w14:schemeClr w14:val="tx1"/>
+            </w14:solidFill>
+          </w14:textFill>
+        </w:rPr>
+      </w:pPr>
+      <w:r>
+        <w:rPr>
+          <w:b/>
+          <w:bCs/>
+          <w:color w:val="000000" w:themeColor="text1"/>
+          <w14:textFill>
+            <w14:solidFill>
+              <w14:schemeClr w14:val="tx1"/>
+            </w14:solidFill>
+          </w14:textFill>
         </w:rPr>
         <w:drawing>
-          <wp:anchor distT="0" distB="0" distL="114300" distR="114300" simplePos="0" relativeHeight="251675648" behindDoc="0" locked="0" layoutInCell="1" allowOverlap="1" wp14:anchorId="04A9E412" wp14:editId="049F3B4B">
+          <wp:anchor distT="0" distB="0" distL="114300" distR="114300" simplePos="0" relativeHeight="251675648" behindDoc="0" locked="0" layoutInCell="1" allowOverlap="1">
             <wp:simplePos x="0" y="0"/>
             <wp:positionH relativeFrom="column">
               <wp:posOffset>0</wp:posOffset>
@@ -3256,7 +3374,7 @@
                     </pic:cNvPicPr>
                   </pic:nvPicPr>
                   <pic:blipFill>
-                    <a:blip r:embed="rId19"/>
+                    <a:blip r:embed="rId16"/>
                     <a:stretch>
                       <a:fillRect/>
                     </a:stretch>
@@ -3283,13 +3401,23 @@
           <w:b/>
           <w:bCs/>
           <w:color w:val="000000" w:themeColor="text1"/>
-        </w:rPr>
-      </w:pPr>
-      <w:r>
-        <w:rPr>
-          <w:b/>
-          <w:bCs/>
-          <w:color w:val="000000" w:themeColor="text1"/>
+          <w14:textFill>
+            <w14:solidFill>
+              <w14:schemeClr w14:val="tx1"/>
+            </w14:solidFill>
+          </w14:textFill>
+        </w:rPr>
+      </w:pPr>
+      <w:r>
+        <w:rPr>
+          <w:b/>
+          <w:bCs/>
+          <w:color w:val="000000" w:themeColor="text1"/>
+          <w14:textFill>
+            <w14:solidFill>
+              <w14:schemeClr w14:val="tx1"/>
+            </w14:solidFill>
+          </w14:textFill>
         </w:rPr>
         <w:t>Fill in the details accordingly</w:t>
       </w:r>
@@ -3300,16 +3428,18 @@
           <w:b/>
           <w:bCs/>
           <w:color w:val="000000" w:themeColor="text1"/>
-        </w:rPr>
-      </w:pPr>
-      <w:r>
-        <w:rPr>
-          <w:noProof/>
-        </w:rPr>
+          <w14:textFill>
+            <w14:solidFill>
+              <w14:schemeClr w14:val="tx1"/>
+            </w14:solidFill>
+          </w14:textFill>
+        </w:rPr>
+      </w:pPr>
+      <w:r>
         <mc:AlternateContent>
           <mc:Choice Requires="wps">
             <w:drawing>
-              <wp:anchor distT="0" distB="0" distL="114300" distR="114300" simplePos="0" relativeHeight="251725824" behindDoc="0" locked="0" layoutInCell="1" allowOverlap="1" wp14:anchorId="5D9A6DBB" wp14:editId="55B48158">
+              <wp:anchor distT="0" distB="0" distL="114300" distR="114300" simplePos="0" relativeHeight="251722752" behindDoc="0" locked="0" layoutInCell="1" allowOverlap="1">
                 <wp:simplePos x="0" y="0"/>
                 <wp:positionH relativeFrom="column">
                   <wp:posOffset>1841500</wp:posOffset>
@@ -3358,9 +3488,6 @@
                         </a:fontRef>
                       </wps:style>
                       <wps:bodyPr rot="0" spcFirstLastPara="0" vertOverflow="overflow" horzOverflow="overflow" vert="horz" wrap="square" lIns="91440" tIns="45720" rIns="91440" bIns="45720" numCol="1" spcCol="0" rtlCol="0" fromWordArt="0" anchor="ctr" anchorCtr="0" forceAA="0" compatLnSpc="1">
-                        <a:prstTxWarp prst="textNoShape">
-                          <a:avLst/>
-                        </a:prstTxWarp>
                         <a:noAutofit/>
                       </wps:bodyPr>
                     </wps:wsp>
@@ -3371,19 +3498,21 @@
           </mc:Choice>
           <mc:Fallback>
             <w:pict>
-              <v:rect w14:anchorId="018EDD9F" id="Rectangle 63" o:spid="_x0000_s1026" style="position:absolute;margin-left:145pt;margin-top:212.85pt;width:37.5pt;height:13pt;z-index:251725824;visibility:visible;mso-wrap-style:square;mso-wrap-distance-left:9pt;mso-wrap-distance-top:0;mso-wrap-distance-right:9pt;mso-wrap-distance-bottom:0;mso-position-horizontal:absolute;mso-position-horizontal-relative:text;mso-position-vertical:absolute;mso-position-vertical-relative:text;v-text-anchor:middle" o:gfxdata="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" filled="f" strokecolor="red" strokeweight="1.5pt"/>
+              <v:rect id="Rectangle 63" o:spid="_x0000_s1026" o:spt="1" style="position:absolute;left:0pt;margin-left:145pt;margin-top:212.85pt;height:13pt;width:37.5pt;z-index:251722752;v-text-anchor:middle;mso-width-relative:page;mso-height-relative:page;" filled="f" stroked="t" coordsize="21600,21600" o:gfxdata="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">
+                <v:fill on="f" focussize="0,0"/>
+                <v:stroke weight="1.5pt" color="#FF0000 [3204]" miterlimit="8" joinstyle="miter"/>
+                <v:imagedata o:title=""/>
+                <o:lock v:ext="edit" aspectratio="f"/>
+              </v:rect>
             </w:pict>
           </mc:Fallback>
         </mc:AlternateContent>
       </w:r>
       <w:r>
-        <w:rPr>
-          <w:noProof/>
-        </w:rPr>
         <mc:AlternateContent>
           <mc:Choice Requires="wps">
             <w:drawing>
-              <wp:anchor distT="0" distB="0" distL="114300" distR="114300" simplePos="0" relativeHeight="251724800" behindDoc="0" locked="0" layoutInCell="1" allowOverlap="1" wp14:anchorId="3C046B9D" wp14:editId="08D2E011">
+              <wp:anchor distT="0" distB="0" distL="114300" distR="114300" simplePos="0" relativeHeight="251721728" behindDoc="0" locked="0" layoutInCell="1" allowOverlap="1">
                 <wp:simplePos x="0" y="0"/>
                 <wp:positionH relativeFrom="column">
                   <wp:posOffset>1441450</wp:posOffset>
@@ -3432,9 +3561,6 @@
                         </a:fontRef>
                       </wps:style>
                       <wps:bodyPr rot="0" spcFirstLastPara="0" vertOverflow="overflow" horzOverflow="overflow" vert="horz" wrap="square" lIns="91440" tIns="45720" rIns="91440" bIns="45720" numCol="1" spcCol="0" rtlCol="0" fromWordArt="0" anchor="ctr" anchorCtr="0" forceAA="0" compatLnSpc="1">
-                        <a:prstTxWarp prst="textNoShape">
-                          <a:avLst/>
-                        </a:prstTxWarp>
                         <a:noAutofit/>
                       </wps:bodyPr>
                     </wps:wsp>
@@ -3445,19 +3571,21 @@
           </mc:Choice>
           <mc:Fallback>
             <w:pict>
-              <v:rect w14:anchorId="52F31BC4" id="Rectangle 62" o:spid="_x0000_s1026" style="position:absolute;margin-left:113.5pt;margin-top:115.35pt;width:96.5pt;height:12pt;z-index:251724800;visibility:visible;mso-wrap-style:square;mso-wrap-distance-left:9pt;mso-wrap-distance-top:0;mso-wrap-distance-right:9pt;mso-wrap-distance-bottom:0;mso-position-horizontal:absolute;mso-position-horizontal-relative:text;mso-position-vertical:absolute;mso-position-vertical-relative:text;v-text-anchor:middle" o:gfxdata="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" filled="f" strokecolor="red" strokeweight="1.5pt"/>
+              <v:rect id="Rectangle 62" o:spid="_x0000_s1026" o:spt="1" style="position:absolute;left:0pt;margin-left:113.5pt;margin-top:115.35pt;height:12pt;width:96.5pt;z-index:251721728;v-text-anchor:middle;mso-width-relative:page;mso-height-relative:page;" filled="f" stroked="t" coordsize="21600,21600" o:gfxdata="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">
+                <v:fill on="f" focussize="0,0"/>
+                <v:stroke weight="1.5pt" color="#FF0000 [3204]" miterlimit="8" joinstyle="miter"/>
+                <v:imagedata o:title=""/>
+                <o:lock v:ext="edit" aspectratio="f"/>
+              </v:rect>
             </w:pict>
           </mc:Fallback>
         </mc:AlternateContent>
       </w:r>
       <w:r>
-        <w:rPr>
-          <w:noProof/>
-        </w:rPr>
         <mc:AlternateContent>
           <mc:Choice Requires="wps">
             <w:drawing>
-              <wp:anchor distT="0" distB="0" distL="114300" distR="114300" simplePos="0" relativeHeight="251723776" behindDoc="0" locked="0" layoutInCell="1" allowOverlap="1" wp14:anchorId="2C4AE403" wp14:editId="1CEAB083">
+              <wp:anchor distT="0" distB="0" distL="114300" distR="114300" simplePos="0" relativeHeight="251720704" behindDoc="0" locked="0" layoutInCell="1" allowOverlap="1">
                 <wp:simplePos x="0" y="0"/>
                 <wp:positionH relativeFrom="column">
                   <wp:posOffset>1460500</wp:posOffset>
@@ -3506,9 +3634,6 @@
                         </a:fontRef>
                       </wps:style>
                       <wps:bodyPr rot="0" spcFirstLastPara="0" vertOverflow="overflow" horzOverflow="overflow" vert="horz" wrap="square" lIns="91440" tIns="45720" rIns="91440" bIns="45720" numCol="1" spcCol="0" rtlCol="0" fromWordArt="0" anchor="ctr" anchorCtr="0" forceAA="0" compatLnSpc="1">
-                        <a:prstTxWarp prst="textNoShape">
-                          <a:avLst/>
-                        </a:prstTxWarp>
                         <a:noAutofit/>
                       </wps:bodyPr>
                     </wps:wsp>
@@ -3519,19 +3644,21 @@
           </mc:Choice>
           <mc:Fallback>
             <w:pict>
-              <v:rect w14:anchorId="0CBA75C2" id="Rectangle 61" o:spid="_x0000_s1026" style="position:absolute;margin-left:115pt;margin-top:88.85pt;width:56.5pt;height:12.5pt;z-index:251723776;visibility:visible;mso-wrap-style:square;mso-wrap-distance-left:9pt;mso-wrap-distance-top:0;mso-wrap-distance-right:9pt;mso-wrap-distance-bottom:0;mso-position-horizontal:absolute;mso-position-horizontal-relative:text;mso-position-vertical:absolute;mso-position-vertical-relative:text;v-text-anchor:middle" o:gfxdata="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" filled="f" strokecolor="red" strokeweight="1.5pt"/>
+              <v:rect id="Rectangle 61" o:spid="_x0000_s1026" o:spt="1" style="position:absolute;left:0pt;margin-left:115pt;margin-top:88.85pt;height:12.5pt;width:56.5pt;z-index:251720704;v-text-anchor:middle;mso-width-relative:page;mso-height-relative:page;" filled="f" stroked="t" coordsize="21600,21600" o:gfxdata="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">
+                <v:fill on="f" focussize="0,0"/>
+                <v:stroke weight="1.5pt" color="#FF0000 [3204]" miterlimit="8" joinstyle="miter"/>
+                <v:imagedata o:title=""/>
+                <o:lock v:ext="edit" aspectratio="f"/>
+              </v:rect>
             </w:pict>
           </mc:Fallback>
         </mc:AlternateContent>
       </w:r>
       <w:r>
-        <w:rPr>
-          <w:noProof/>
-        </w:rPr>
         <mc:AlternateContent>
           <mc:Choice Requires="wps">
             <w:drawing>
-              <wp:anchor distT="0" distB="0" distL="114300" distR="114300" simplePos="0" relativeHeight="251722752" behindDoc="0" locked="0" layoutInCell="1" allowOverlap="1" wp14:anchorId="1004CC21" wp14:editId="72825E3D">
+              <wp:anchor distT="0" distB="0" distL="114300" distR="114300" simplePos="0" relativeHeight="251719680" behindDoc="0" locked="0" layoutInCell="1" allowOverlap="1">
                 <wp:simplePos x="0" y="0"/>
                 <wp:positionH relativeFrom="column">
                   <wp:posOffset>1447800</wp:posOffset>
@@ -3580,9 +3707,6 @@
                         </a:fontRef>
                       </wps:style>
                       <wps:bodyPr rot="0" spcFirstLastPara="0" vertOverflow="overflow" horzOverflow="overflow" vert="horz" wrap="square" lIns="91440" tIns="45720" rIns="91440" bIns="45720" numCol="1" spcCol="0" rtlCol="0" fromWordArt="0" anchor="ctr" anchorCtr="0" forceAA="0" compatLnSpc="1">
-                        <a:prstTxWarp prst="textNoShape">
-                          <a:avLst/>
-                        </a:prstTxWarp>
                         <a:noAutofit/>
                       </wps:bodyPr>
                     </wps:wsp>
@@ -3593,19 +3717,21 @@
           </mc:Choice>
           <mc:Fallback>
             <w:pict>
-              <v:rect w14:anchorId="33E0CC1C" id="Rectangle 60" o:spid="_x0000_s1026" style="position:absolute;margin-left:114pt;margin-top:61.85pt;width:48.5pt;height:12.5pt;z-index:251722752;visibility:visible;mso-wrap-style:square;mso-wrap-distance-left:9pt;mso-wrap-distance-top:0;mso-wrap-distance-right:9pt;mso-wrap-distance-bottom:0;mso-position-horizontal:absolute;mso-position-horizontal-relative:text;mso-position-vertical:absolute;mso-position-vertical-relative:text;v-text-anchor:middle" o:gfxdata="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" filled="f" strokecolor="red" strokeweight="1.5pt"/>
+              <v:rect id="Rectangle 60" o:spid="_x0000_s1026" o:spt="1" style="position:absolute;left:0pt;margin-left:114pt;margin-top:61.85pt;height:12.5pt;width:48.5pt;z-index:251719680;v-text-anchor:middle;mso-width-relative:page;mso-height-relative:page;" filled="f" stroked="t" coordsize="21600,21600" o:gfxdata="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">
+                <v:fill on="f" focussize="0,0"/>
+                <v:stroke weight="1.5pt" color="#FF0000 [3204]" miterlimit="8" joinstyle="miter"/>
+                <v:imagedata o:title=""/>
+                <o:lock v:ext="edit" aspectratio="f"/>
+              </v:rect>
             </w:pict>
           </mc:Fallback>
         </mc:AlternateContent>
       </w:r>
       <w:r>
-        <w:rPr>
-          <w:noProof/>
-        </w:rPr>
         <mc:AlternateContent>
           <mc:Choice Requires="wps">
             <w:drawing>
-              <wp:anchor distT="0" distB="0" distL="114300" distR="114300" simplePos="0" relativeHeight="251677696" behindDoc="0" locked="0" layoutInCell="1" allowOverlap="1" wp14:anchorId="6BB25AED" wp14:editId="34571628">
+              <wp:anchor distT="0" distB="0" distL="114300" distR="114300" simplePos="0" relativeHeight="251677696" behindDoc="0" locked="0" layoutInCell="1" allowOverlap="1">
                 <wp:simplePos x="0" y="0"/>
                 <wp:positionH relativeFrom="column">
                   <wp:posOffset>3386455</wp:posOffset>
@@ -3688,15 +3814,7 @@
                               <w:t xml:space="preserve">Server: </w:t>
                             </w:r>
                             <w:r>
-                              <w:t xml:space="preserve">&lt;Choose your </w:t>
-                            </w:r>
-                            <w:proofErr w:type="spellStart"/>
-                            <w:r>
-                              <w:t>ssms</w:t>
-                            </w:r>
-                            <w:proofErr w:type="spellEnd"/>
-                            <w:r>
-                              <w:t xml:space="preserve"> server name&gt;</w:t>
+                              <w:t>&lt;Choose your ssms server name&gt;</w:t>
                             </w:r>
                           </w:p>
                           <w:p>
@@ -3717,7 +3835,11 @@
           </mc:Choice>
           <mc:Fallback>
             <w:pict>
-              <v:shape w14:anchorId="6BB25AED" id="Text Box 20" o:spid="_x0000_s1027" type="#_x0000_t202" style="position:absolute;margin-left:266.65pt;margin-top:14.05pt;width:187.45pt;height:54.35pt;z-index:251677696;visibility:visible;mso-wrap-style:square;mso-wrap-distance-left:9pt;mso-wrap-distance-top:0;mso-wrap-distance-right:9pt;mso-wrap-distance-bottom:0;mso-position-horizontal:absolute;mso-position-horizontal-relative:text;mso-position-vertical:absolute;mso-position-vertical-relative:text;v-text-anchor:top" o:gfxdata="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" fillcolor="white [3201]" strokeweight=".5pt">
+              <v:shape id="_x0000_s1026" o:spid="_x0000_s1026" o:spt="202" type="#_x0000_t202" style="position:absolute;left:0pt;margin-left:266.65pt;margin-top:14.05pt;height:54.35pt;width:187.45pt;z-index:251677696;mso-width-relative:page;mso-height-relative:page;" fillcolor="#FFFFFF [3201]" filled="t" stroked="t" coordsize="21600,21600" o:gfxdata="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">
+                <v:fill on="t" focussize="0,0"/>
+                <v:stroke weight="0.5pt" color="#000000 [3204]" joinstyle="round"/>
+                <v:imagedata o:title=""/>
+                <o:lock v:ext="edit" aspectratio="f"/>
                 <v:textbox>
                   <w:txbxContent>
                     <w:p>
@@ -3753,15 +3875,7 @@
                         <w:t xml:space="preserve">Server: </w:t>
                       </w:r>
                       <w:r>
-                        <w:t xml:space="preserve">&lt;Choose your </w:t>
-                      </w:r>
-                      <w:proofErr w:type="spellStart"/>
-                      <w:r>
-                        <w:t>ssms</w:t>
-                      </w:r>
-                      <w:proofErr w:type="spellEnd"/>
-                      <w:r>
-                        <w:t xml:space="preserve"> server name&gt;</w:t>
+                        <w:t>&lt;Choose your ssms server name&gt;</w:t>
                       </w:r>
                     </w:p>
                     <w:p>
@@ -3780,11 +3894,15 @@
         <w:rPr>
           <w:b/>
           <w:bCs/>
-          <w:noProof/>
-          <w:color w:val="000000" w:themeColor="text1"/>
+          <w:color w:val="000000" w:themeColor="text1"/>
+          <w14:textFill>
+            <w14:solidFill>
+              <w14:schemeClr w14:val="tx1"/>
+            </w14:solidFill>
+          </w14:textFill>
         </w:rPr>
         <w:drawing>
-          <wp:anchor distT="0" distB="0" distL="114300" distR="114300" simplePos="0" relativeHeight="251676672" behindDoc="0" locked="0" layoutInCell="1" allowOverlap="1" wp14:anchorId="0BF9D147" wp14:editId="09DE54FB">
+          <wp:anchor distT="0" distB="0" distL="114300" distR="114300" simplePos="0" relativeHeight="251676672" behindDoc="0" locked="0" layoutInCell="1" allowOverlap="1">
             <wp:simplePos x="0" y="0"/>
             <wp:positionH relativeFrom="column">
               <wp:posOffset>25400</wp:posOffset>
@@ -3809,7 +3927,7 @@
                     </pic:cNvPicPr>
                   </pic:nvPicPr>
                   <pic:blipFill>
-                    <a:blip r:embed="rId20"/>
+                    <a:blip r:embed="rId17"/>
                     <a:stretch>
                       <a:fillRect/>
                     </a:stretch>
@@ -3836,76 +3954,95 @@
           <w:b/>
           <w:bCs/>
           <w:color w:val="000000" w:themeColor="text1"/>
-        </w:rPr>
-      </w:pPr>
-    </w:p>
-    <w:p>
-      <w:pPr>
-        <w:rPr>
-          <w:b/>
-          <w:bCs/>
-          <w:color w:val="000000" w:themeColor="text1"/>
-        </w:rPr>
-      </w:pPr>
-    </w:p>
-    <w:p>
-      <w:pPr>
-        <w:rPr>
-          <w:b/>
-          <w:bCs/>
-          <w:color w:val="000000" w:themeColor="text1"/>
-        </w:rPr>
-      </w:pPr>
-    </w:p>
-    <w:p>
-      <w:pPr>
-        <w:rPr>
-          <w:b/>
-          <w:bCs/>
-          <w:color w:val="000000" w:themeColor="text1"/>
-        </w:rPr>
-      </w:pPr>
-    </w:p>
-    <w:p>
-      <w:pPr>
-        <w:rPr>
-          <w:color w:val="000000" w:themeColor="text1"/>
-        </w:rPr>
-      </w:pPr>
-      <w:r>
-        <w:rPr>
-          <w:color w:val="000000" w:themeColor="text1"/>
-        </w:rPr>
-        <w:lastRenderedPageBreak/>
-        <w:t>If your server is authenticated check</w:t>
-      </w:r>
-      <w:r>
-        <w:rPr>
-          <w:color w:val="000000" w:themeColor="text1"/>
-        </w:rPr>
-        <w:t>ed</w:t>
-      </w:r>
-      <w:r>
-        <w:rPr>
-          <w:color w:val="000000" w:themeColor="text1"/>
-        </w:rPr>
-        <w:t>: “With SQL Server authentication using a login ID and password entered by the user”</w:t>
-      </w:r>
-    </w:p>
-    <w:p>
-      <w:pPr>
-        <w:rPr>
-          <w:color w:val="000000" w:themeColor="text1"/>
-        </w:rPr>
-      </w:pPr>
-      <w:r>
-        <w:rPr>
-          <w:noProof/>
-        </w:rPr>
+          <w14:textFill>
+            <w14:solidFill>
+              <w14:schemeClr w14:val="tx1"/>
+            </w14:solidFill>
+          </w14:textFill>
+        </w:rPr>
+      </w:pPr>
+    </w:p>
+    <w:p>
+      <w:pPr>
+        <w:rPr>
+          <w:b/>
+          <w:bCs/>
+          <w:color w:val="000000" w:themeColor="text1"/>
+          <w14:textFill>
+            <w14:solidFill>
+              <w14:schemeClr w14:val="tx1"/>
+            </w14:solidFill>
+          </w14:textFill>
+        </w:rPr>
+      </w:pPr>
+    </w:p>
+    <w:p>
+      <w:pPr>
+        <w:rPr>
+          <w:b/>
+          <w:bCs/>
+          <w:color w:val="000000" w:themeColor="text1"/>
+          <w14:textFill>
+            <w14:solidFill>
+              <w14:schemeClr w14:val="tx1"/>
+            </w14:solidFill>
+          </w14:textFill>
+        </w:rPr>
+      </w:pPr>
+    </w:p>
+    <w:p>
+      <w:pPr>
+        <w:rPr>
+          <w:b/>
+          <w:bCs/>
+          <w:color w:val="000000" w:themeColor="text1"/>
+          <w14:textFill>
+            <w14:solidFill>
+              <w14:schemeClr w14:val="tx1"/>
+            </w14:solidFill>
+          </w14:textFill>
+        </w:rPr>
+      </w:pPr>
+    </w:p>
+    <w:p>
+      <w:pPr>
+        <w:rPr>
+          <w:color w:val="000000" w:themeColor="text1"/>
+          <w14:textFill>
+            <w14:solidFill>
+              <w14:schemeClr w14:val="tx1"/>
+            </w14:solidFill>
+          </w14:textFill>
+        </w:rPr>
+      </w:pPr>
+      <w:r>
+        <w:rPr>
+          <w:color w:val="000000" w:themeColor="text1"/>
+          <w14:textFill>
+            <w14:solidFill>
+              <w14:schemeClr w14:val="tx1"/>
+            </w14:solidFill>
+          </w14:textFill>
+        </w:rPr>
+        <w:t>If your server is authenticated checked: “With SQL Server authentication using a login ID and password entered by the user”</w:t>
+      </w:r>
+    </w:p>
+    <w:p>
+      <w:pPr>
+        <w:rPr>
+          <w:color w:val="000000" w:themeColor="text1"/>
+          <w14:textFill>
+            <w14:solidFill>
+              <w14:schemeClr w14:val="tx1"/>
+            </w14:solidFill>
+          </w14:textFill>
+        </w:rPr>
+      </w:pPr>
+      <w:r>
         <mc:AlternateContent>
           <mc:Choice Requires="wps">
             <w:drawing>
-              <wp:anchor distT="0" distB="0" distL="114300" distR="114300" simplePos="0" relativeHeight="251680768" behindDoc="0" locked="0" layoutInCell="1" allowOverlap="1" wp14:anchorId="316EDFE6" wp14:editId="059055AC">
+              <wp:anchor distT="0" distB="0" distL="114300" distR="114300" simplePos="0" relativeHeight="251680768" behindDoc="0" locked="0" layoutInCell="1" allowOverlap="1">
                 <wp:simplePos x="0" y="0"/>
                 <wp:positionH relativeFrom="column">
                   <wp:posOffset>1541145</wp:posOffset>
@@ -3964,19 +4101,21 @@
           </mc:Choice>
           <mc:Fallback>
             <w:pict>
-              <v:rect w14:anchorId="636E6C2C" id="Rectangles 23" o:spid="_x0000_s1026" style="position:absolute;margin-left:121.35pt;margin-top:183.1pt;width:60.65pt;height:29.4pt;z-index:251680768;visibility:visible;mso-wrap-style:square;mso-wrap-distance-left:9pt;mso-wrap-distance-top:0;mso-wrap-distance-right:9pt;mso-wrap-distance-bottom:0;mso-position-horizontal:absolute;mso-position-horizontal-relative:text;mso-position-vertical:absolute;mso-position-vertical-relative:text;v-text-anchor:middle" o:gfxdata="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" filled="f" strokecolor="red" strokeweight="1pt"/>
+              <v:rect id="_x0000_s1026" o:spid="_x0000_s1026" o:spt="1" style="position:absolute;left:0pt;margin-left:121.35pt;margin-top:183.1pt;height:29.4pt;width:60.65pt;z-index:251680768;v-text-anchor:middle;mso-width-relative:page;mso-height-relative:page;" filled="f" stroked="t" coordsize="21600,21600" o:gfxdata="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">
+                <v:fill on="f" focussize="0,0"/>
+                <v:stroke weight="1pt" color="#FF0000 [2404]" miterlimit="8" joinstyle="miter"/>
+                <v:imagedata o:title=""/>
+                <o:lock v:ext="edit" aspectratio="f"/>
+              </v:rect>
             </w:pict>
           </mc:Fallback>
         </mc:AlternateContent>
       </w:r>
       <w:r>
-        <w:rPr>
-          <w:noProof/>
-        </w:rPr>
         <mc:AlternateContent>
           <mc:Choice Requires="wps">
             <w:drawing>
-              <wp:anchor distT="0" distB="0" distL="114300" distR="114300" simplePos="0" relativeHeight="251679744" behindDoc="0" locked="0" layoutInCell="1" allowOverlap="1" wp14:anchorId="0D33562B" wp14:editId="057D6952">
+              <wp:anchor distT="0" distB="0" distL="114300" distR="114300" simplePos="0" relativeHeight="251679744" behindDoc="0" locked="0" layoutInCell="1" allowOverlap="1">
                 <wp:simplePos x="0" y="0"/>
                 <wp:positionH relativeFrom="column">
                   <wp:posOffset>906145</wp:posOffset>
@@ -4035,7 +4174,12 @@
           </mc:Choice>
           <mc:Fallback>
             <w:pict>
-              <v:rect w14:anchorId="72584DAE" id="Rectangles 22" o:spid="_x0000_s1026" style="position:absolute;margin-left:71.35pt;margin-top:96.25pt;width:15.65pt;height:16.85pt;z-index:251679744;visibility:visible;mso-wrap-style:square;mso-wrap-distance-left:9pt;mso-wrap-distance-top:0;mso-wrap-distance-right:9pt;mso-wrap-distance-bottom:0;mso-position-horizontal:absolute;mso-position-horizontal-relative:text;mso-position-vertical:absolute;mso-position-vertical-relative:text;v-text-anchor:middle" o:gfxdata="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" filled="f" strokecolor="red" strokeweight="1.5pt"/>
+              <v:rect id="_x0000_s1026" o:spid="_x0000_s1026" o:spt="1" style="position:absolute;left:0pt;margin-left:71.35pt;margin-top:96.25pt;height:16.85pt;width:15.65pt;z-index:251679744;v-text-anchor:middle;mso-width-relative:page;mso-height-relative:page;" filled="f" stroked="t" coordsize="21600,21600" o:gfxdata="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">
+                <v:fill on="f" focussize="0,0"/>
+                <v:stroke weight="1.5pt" color="#FF0000 [2404]" miterlimit="8" joinstyle="miter"/>
+                <v:imagedata o:title=""/>
+                <o:lock v:ext="edit" aspectratio="f"/>
+              </v:rect>
             </w:pict>
           </mc:Fallback>
         </mc:AlternateContent>
@@ -4044,11 +4188,15 @@
         <w:rPr>
           <w:b/>
           <w:bCs/>
-          <w:noProof/>
-          <w:color w:val="000000" w:themeColor="text1"/>
+          <w:color w:val="000000" w:themeColor="text1"/>
+          <w14:textFill>
+            <w14:solidFill>
+              <w14:schemeClr w14:val="tx1"/>
+            </w14:solidFill>
+          </w14:textFill>
         </w:rPr>
         <w:drawing>
-          <wp:anchor distT="0" distB="0" distL="114300" distR="114300" simplePos="0" relativeHeight="251678720" behindDoc="0" locked="0" layoutInCell="1" allowOverlap="1" wp14:anchorId="373E1D05" wp14:editId="64EC256D">
+          <wp:anchor distT="0" distB="0" distL="114300" distR="114300" simplePos="0" relativeHeight="251678720" behindDoc="0" locked="0" layoutInCell="1" allowOverlap="1">
             <wp:simplePos x="0" y="0"/>
             <wp:positionH relativeFrom="column">
               <wp:posOffset>0</wp:posOffset>
@@ -4073,7 +4221,7 @@
                     </pic:cNvPicPr>
                   </pic:nvPicPr>
                   <pic:blipFill>
-                    <a:blip r:embed="rId21"/>
+                    <a:blip r:embed="rId18"/>
                     <a:stretch>
                       <a:fillRect/>
                     </a:stretch>
@@ -4096,6 +4244,11 @@
       <w:r>
         <w:rPr>
           <w:color w:val="000000" w:themeColor="text1"/>
+          <w14:textFill>
+            <w14:solidFill>
+              <w14:schemeClr w14:val="tx1"/>
+            </w14:solidFill>
+          </w14:textFill>
         </w:rPr>
         <w:t>Enter your login ID and password &gt; Next</w:t>
       </w:r>
@@ -4104,16 +4257,18 @@
       <w:pPr>
         <w:rPr>
           <w:color w:val="000000" w:themeColor="text1"/>
-        </w:rPr>
-      </w:pPr>
-      <w:r>
-        <w:rPr>
-          <w:noProof/>
-        </w:rPr>
+          <w14:textFill>
+            <w14:solidFill>
+              <w14:schemeClr w14:val="tx1"/>
+            </w14:solidFill>
+          </w14:textFill>
+        </w:rPr>
+      </w:pPr>
+      <w:r>
         <mc:AlternateContent>
           <mc:Choice Requires="wps">
             <w:drawing>
-              <wp:anchor distT="0" distB="0" distL="114300" distR="114300" simplePos="0" relativeHeight="251685888" behindDoc="0" locked="0" layoutInCell="1" allowOverlap="1" wp14:anchorId="5264B3EB" wp14:editId="7C5718BB">
+              <wp:anchor distT="0" distB="0" distL="114300" distR="114300" simplePos="0" relativeHeight="251685888" behindDoc="0" locked="0" layoutInCell="1" allowOverlap="1">
                 <wp:simplePos x="0" y="0"/>
                 <wp:positionH relativeFrom="column">
                   <wp:posOffset>3510915</wp:posOffset>
@@ -4172,13 +4327,8 @@
                               <w:t>Login ID</w:t>
                             </w:r>
                             <w:r>
-                              <w:t xml:space="preserve">: </w:t>
+                              <w:t>: sa</w:t>
                             </w:r>
-                            <w:proofErr w:type="spellStart"/>
-                            <w:r>
-                              <w:t>sa</w:t>
-                            </w:r>
-                            <w:proofErr w:type="spellEnd"/>
                           </w:p>
                           <w:p>
                             <w:r>
@@ -4205,7 +4355,11 @@
           </mc:Choice>
           <mc:Fallback>
             <w:pict>
-              <v:shape w14:anchorId="5264B3EB" id="Text Box 28" o:spid="_x0000_s1028" type="#_x0000_t202" style="position:absolute;margin-left:276.45pt;margin-top:164.55pt;width:113.75pt;height:38.1pt;z-index:251685888;visibility:visible;mso-wrap-style:square;mso-wrap-distance-left:9pt;mso-wrap-distance-top:0;mso-wrap-distance-right:9pt;mso-wrap-distance-bottom:0;mso-position-horizontal:absolute;mso-position-horizontal-relative:text;mso-position-vertical:absolute;mso-position-vertical-relative:text;v-text-anchor:top" o:gfxdata="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" fillcolor="white [3201]" strokeweight=".5pt">
+              <v:shape id="_x0000_s1026" o:spid="_x0000_s1026" o:spt="202" type="#_x0000_t202" style="position:absolute;left:0pt;margin-left:276.45pt;margin-top:164.55pt;height:38.1pt;width:113.75pt;z-index:251685888;mso-width-relative:page;mso-height-relative:page;" fillcolor="#FFFFFF [3201]" filled="t" stroked="t" coordsize="21600,21600" o:gfxdata="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">
+                <v:fill on="t" focussize="0,0"/>
+                <v:stroke weight="0.5pt" color="#000000 [3204]" joinstyle="round"/>
+                <v:imagedata o:title=""/>
+                <o:lock v:ext="edit" aspectratio="f"/>
                 <v:textbox>
                   <w:txbxContent>
                     <w:p>
@@ -4217,13 +4371,8 @@
                         <w:t>Login ID</w:t>
                       </w:r>
                       <w:r>
-                        <w:t xml:space="preserve">: </w:t>
+                        <w:t>: sa</w:t>
                       </w:r>
-                      <w:proofErr w:type="spellStart"/>
-                      <w:r>
-                        <w:t>sa</w:t>
-                      </w:r>
-                      <w:proofErr w:type="spellEnd"/>
                     </w:p>
                     <w:p>
                       <w:r>
@@ -4245,13 +4394,10 @@
         </mc:AlternateContent>
       </w:r>
       <w:r>
-        <w:rPr>
-          <w:noProof/>
-        </w:rPr>
         <mc:AlternateContent>
           <mc:Choice Requires="wps">
             <w:drawing>
-              <wp:anchor distT="0" distB="0" distL="114300" distR="114300" simplePos="0" relativeHeight="251683840" behindDoc="0" locked="0" layoutInCell="1" allowOverlap="1" wp14:anchorId="345CC063" wp14:editId="654D5294">
+              <wp:anchor distT="0" distB="0" distL="114300" distR="114300" simplePos="0" relativeHeight="251683840" behindDoc="0" locked="0" layoutInCell="1" allowOverlap="1">
                 <wp:simplePos x="0" y="0"/>
                 <wp:positionH relativeFrom="column">
                   <wp:posOffset>1875155</wp:posOffset>
@@ -4310,7 +4456,12 @@
           </mc:Choice>
           <mc:Fallback>
             <w:pict>
-              <v:rect w14:anchorId="1A64323A" id="Rectangles 26" o:spid="_x0000_s1026" style="position:absolute;margin-left:147.65pt;margin-top:213.8pt;width:41.25pt;height:15.6pt;z-index:251683840;visibility:visible;mso-wrap-style:square;mso-wrap-distance-left:9pt;mso-wrap-distance-top:0;mso-wrap-distance-right:9pt;mso-wrap-distance-bottom:0;mso-position-horizontal:absolute;mso-position-horizontal-relative:text;mso-position-vertical:absolute;mso-position-vertical-relative:text;v-text-anchor:middle" o:gfxdata="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" filled="f" strokecolor="red" strokeweight="1.5pt"/>
+              <v:rect id="_x0000_s1026" o:spid="_x0000_s1026" o:spt="1" style="position:absolute;left:0pt;margin-left:147.65pt;margin-top:213.8pt;height:15.6pt;width:41.25pt;z-index:251683840;v-text-anchor:middle;mso-width-relative:page;mso-height-relative:page;" filled="f" stroked="t" coordsize="21600,21600" o:gfxdata="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">
+                <v:fill on="f" focussize="0,0"/>
+                <v:stroke weight="1.5pt" color="#FF0000 [2404]" miterlimit="8" joinstyle="miter"/>
+                <v:imagedata o:title=""/>
+                <o:lock v:ext="edit" aspectratio="f"/>
+              </v:rect>
             </w:pict>
           </mc:Fallback>
         </mc:AlternateContent>
@@ -4320,11 +4471,21 @@
       <w:pPr>
         <w:rPr>
           <w:color w:val="000000" w:themeColor="text1"/>
-        </w:rPr>
-      </w:pPr>
-      <w:r>
-        <w:rPr>
-          <w:color w:val="000000" w:themeColor="text1"/>
+          <w14:textFill>
+            <w14:solidFill>
+              <w14:schemeClr w14:val="tx1"/>
+            </w14:solidFill>
+          </w14:textFill>
+        </w:rPr>
+      </w:pPr>
+      <w:r>
+        <w:rPr>
+          <w:color w:val="000000" w:themeColor="text1"/>
+          <w14:textFill>
+            <w14:solidFill>
+              <w14:schemeClr w14:val="tx1"/>
+            </w14:solidFill>
+          </w14:textFill>
         </w:rPr>
         <w:t>If your server is unauthenticated, choose “With Integrated Windows authentication” &gt; Next</w:t>
       </w:r>
@@ -4333,16 +4494,18 @@
       <w:pPr>
         <w:rPr>
           <w:color w:val="000000" w:themeColor="text1"/>
-        </w:rPr>
-      </w:pPr>
-      <w:r>
-        <w:rPr>
-          <w:noProof/>
-        </w:rPr>
+          <w14:textFill>
+            <w14:solidFill>
+              <w14:schemeClr w14:val="tx1"/>
+            </w14:solidFill>
+          </w14:textFill>
+        </w:rPr>
+      </w:pPr>
+      <w:r>
         <mc:AlternateContent>
           <mc:Choice Requires="wps">
             <w:drawing>
-              <wp:anchor distT="0" distB="0" distL="114300" distR="114300" simplePos="0" relativeHeight="251684864" behindDoc="0" locked="0" layoutInCell="1" allowOverlap="1" wp14:anchorId="6265F5F1" wp14:editId="7C991A41">
+              <wp:anchor distT="0" distB="0" distL="114300" distR="114300" simplePos="0" relativeHeight="251684864" behindDoc="0" locked="0" layoutInCell="1" allowOverlap="1">
                 <wp:simplePos x="0" y="0"/>
                 <wp:positionH relativeFrom="column">
                   <wp:posOffset>1702435</wp:posOffset>
@@ -4401,19 +4564,21 @@
           </mc:Choice>
           <mc:Fallback>
             <w:pict>
-              <v:rect w14:anchorId="112EED54" id="Rectangles 27" o:spid="_x0000_s1026" style="position:absolute;margin-left:134.05pt;margin-top:194.95pt;width:33.55pt;height:9.45pt;z-index:251684864;visibility:visible;mso-wrap-style:square;mso-wrap-distance-left:9pt;mso-wrap-distance-top:0;mso-wrap-distance-right:9pt;mso-wrap-distance-bottom:0;mso-position-horizontal:absolute;mso-position-horizontal-relative:text;mso-position-vertical:absolute;mso-position-vertical-relative:text;v-text-anchor:middle" o:gfxdata="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" filled="f" strokecolor="red" strokeweight="1.5pt"/>
+              <v:rect id="_x0000_s1026" o:spid="_x0000_s1026" o:spt="1" style="position:absolute;left:0pt;margin-left:134.05pt;margin-top:194.95pt;height:9.45pt;width:33.55pt;z-index:251684864;v-text-anchor:middle;mso-width-relative:page;mso-height-relative:page;" filled="f" stroked="t" coordsize="21600,21600" o:gfxdata="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">
+                <v:fill on="f" focussize="0,0"/>
+                <v:stroke weight="1.5pt" color="#FF0000 [2404]" miterlimit="8" joinstyle="miter"/>
+                <v:imagedata o:title=""/>
+                <o:lock v:ext="edit" aspectratio="f"/>
+              </v:rect>
             </w:pict>
           </mc:Fallback>
         </mc:AlternateContent>
       </w:r>
       <w:r>
-        <w:rPr>
-          <w:noProof/>
-        </w:rPr>
         <mc:AlternateContent>
           <mc:Choice Requires="wps">
             <w:drawing>
-              <wp:anchor distT="0" distB="0" distL="114300" distR="114300" simplePos="0" relativeHeight="251682816" behindDoc="0" locked="0" layoutInCell="1" allowOverlap="1" wp14:anchorId="18912B8C" wp14:editId="14405E1F">
+              <wp:anchor distT="0" distB="0" distL="114300" distR="114300" simplePos="0" relativeHeight="251682816" behindDoc="0" locked="0" layoutInCell="1" allowOverlap="1">
                 <wp:simplePos x="0" y="0"/>
                 <wp:positionH relativeFrom="column">
                   <wp:posOffset>861060</wp:posOffset>
@@ -4472,18 +4637,27 @@
           </mc:Choice>
           <mc:Fallback>
             <w:pict>
-              <v:rect w14:anchorId="28D03227" id="Rectangles 25" o:spid="_x0000_s1026" style="position:absolute;margin-left:67.8pt;margin-top:39.25pt;width:10.4pt;height:10.3pt;z-index:251682816;visibility:visible;mso-wrap-style:square;mso-wrap-distance-left:9pt;mso-wrap-distance-top:0;mso-wrap-distance-right:9pt;mso-wrap-distance-bottom:0;mso-position-horizontal:absolute;mso-position-horizontal-relative:text;mso-position-vertical:absolute;mso-position-vertical-relative:text;v-text-anchor:middle" o:gfxdata="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" filled="f" strokecolor="red" strokeweight="1.5pt"/>
+              <v:rect id="_x0000_s1026" o:spid="_x0000_s1026" o:spt="1" style="position:absolute;left:0pt;margin-left:67.8pt;margin-top:39.25pt;height:10.3pt;width:10.4pt;z-index:251682816;v-text-anchor:middle;mso-width-relative:page;mso-height-relative:page;" filled="f" stroked="t" coordsize="21600,21600" o:gfxdata="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">
+                <v:fill on="f" focussize="0,0"/>
+                <v:stroke weight="1.5pt" color="#FF0000 [2404]" miterlimit="8" joinstyle="miter"/>
+                <v:imagedata o:title=""/>
+                <o:lock v:ext="edit" aspectratio="f"/>
+              </v:rect>
             </w:pict>
           </mc:Fallback>
         </mc:AlternateContent>
       </w:r>
       <w:r>
         <w:rPr>
-          <w:noProof/>
-          <w:color w:val="000000" w:themeColor="text1"/>
+          <w:color w:val="000000" w:themeColor="text1"/>
+          <w14:textFill>
+            <w14:solidFill>
+              <w14:schemeClr w14:val="tx1"/>
+            </w14:solidFill>
+          </w14:textFill>
         </w:rPr>
         <w:drawing>
-          <wp:anchor distT="0" distB="0" distL="114300" distR="114300" simplePos="0" relativeHeight="251681792" behindDoc="0" locked="0" layoutInCell="1" allowOverlap="1" wp14:anchorId="046790F3" wp14:editId="14306AE9">
+          <wp:anchor distT="0" distB="0" distL="114300" distR="114300" simplePos="0" relativeHeight="251681792" behindDoc="0" locked="0" layoutInCell="1" allowOverlap="1">
             <wp:simplePos x="0" y="0"/>
             <wp:positionH relativeFrom="column">
               <wp:posOffset>0</wp:posOffset>
@@ -4508,7 +4682,7 @@
                     </pic:cNvPicPr>
                   </pic:nvPicPr>
                   <pic:blipFill>
-                    <a:blip r:embed="rId22"/>
+                    <a:blip r:embed="rId19"/>
                     <a:stretch>
                       <a:fillRect/>
                     </a:stretch>
@@ -4533,43 +4707,41 @@
       <w:pPr>
         <w:rPr>
           <w:color w:val="000000" w:themeColor="text1"/>
-        </w:rPr>
-      </w:pPr>
-      <w:r>
-        <w:rPr>
-          <w:color w:val="000000" w:themeColor="text1"/>
-        </w:rPr>
-        <w:t xml:space="preserve">Change the default database to: </w:t>
-      </w:r>
-      <w:proofErr w:type="spellStart"/>
-      <w:r>
-        <w:rPr>
-          <w:color w:val="000000" w:themeColor="text1"/>
-        </w:rPr>
-        <w:t>ParkingServerDB</w:t>
-      </w:r>
-      <w:proofErr w:type="spellEnd"/>
-      <w:r>
-        <w:rPr>
-          <w:color w:val="000000" w:themeColor="text1"/>
-        </w:rPr>
-        <w:t xml:space="preserve"> &gt; Next</w:t>
-      </w:r>
-    </w:p>
-    <w:p>
-      <w:pPr>
-        <w:rPr>
-          <w:color w:val="000000" w:themeColor="text1"/>
-        </w:rPr>
-      </w:pPr>
-      <w:r>
-        <w:rPr>
-          <w:noProof/>
-        </w:rPr>
+          <w14:textFill>
+            <w14:solidFill>
+              <w14:schemeClr w14:val="tx1"/>
+            </w14:solidFill>
+          </w14:textFill>
+        </w:rPr>
+      </w:pPr>
+      <w:r>
+        <w:rPr>
+          <w:color w:val="000000" w:themeColor="text1"/>
+          <w14:textFill>
+            <w14:solidFill>
+              <w14:schemeClr w14:val="tx1"/>
+            </w14:solidFill>
+          </w14:textFill>
+        </w:rPr>
+        <w:t>Change the default database to: ParkingServerDB &gt; Next</w:t>
+      </w:r>
+    </w:p>
+    <w:p>
+      <w:pPr>
+        <w:rPr>
+          <w:color w:val="000000" w:themeColor="text1"/>
+          <w14:textFill>
+            <w14:solidFill>
+              <w14:schemeClr w14:val="tx1"/>
+            </w14:solidFill>
+          </w14:textFill>
+        </w:rPr>
+      </w:pPr>
+      <w:r>
         <mc:AlternateContent>
           <mc:Choice Requires="wps">
             <w:drawing>
-              <wp:anchor distT="0" distB="0" distL="114300" distR="114300" simplePos="0" relativeHeight="251688960" behindDoc="0" locked="0" layoutInCell="1" allowOverlap="1" wp14:anchorId="20821BB4" wp14:editId="3A6D7E90">
+              <wp:anchor distT="0" distB="0" distL="114300" distR="114300" simplePos="0" relativeHeight="251688960" behindDoc="0" locked="0" layoutInCell="1" allowOverlap="1">
                 <wp:simplePos x="0" y="0"/>
                 <wp:positionH relativeFrom="column">
                   <wp:posOffset>1919605</wp:posOffset>
@@ -4628,19 +4800,21 @@
           </mc:Choice>
           <mc:Fallback>
             <w:pict>
-              <v:rect w14:anchorId="076E4FD8" id="Rectangles 31" o:spid="_x0000_s1026" style="position:absolute;margin-left:151.15pt;margin-top:223.25pt;width:40pt;height:14.3pt;z-index:251688960;visibility:visible;mso-wrap-style:square;mso-wrap-distance-left:9pt;mso-wrap-distance-top:0;mso-wrap-distance-right:9pt;mso-wrap-distance-bottom:0;mso-position-horizontal:absolute;mso-position-horizontal-relative:text;mso-position-vertical:absolute;mso-position-vertical-relative:text;v-text-anchor:middle" o:gfxdata="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" filled="f" strokecolor="red" strokeweight="1.5pt"/>
+              <v:rect id="_x0000_s1026" o:spid="_x0000_s1026" o:spt="1" style="position:absolute;left:0pt;margin-left:151.15pt;margin-top:223.25pt;height:14.3pt;width:40pt;z-index:251688960;v-text-anchor:middle;mso-width-relative:page;mso-height-relative:page;" filled="f" stroked="t" coordsize="21600,21600" o:gfxdata="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">
+                <v:fill on="f" focussize="0,0"/>
+                <v:stroke weight="1.5pt" color="#FF0000 [2404]" miterlimit="8" joinstyle="miter"/>
+                <v:imagedata o:title=""/>
+                <o:lock v:ext="edit" aspectratio="f"/>
+              </v:rect>
             </w:pict>
           </mc:Fallback>
         </mc:AlternateContent>
       </w:r>
       <w:r>
-        <w:rPr>
-          <w:noProof/>
-        </w:rPr>
         <mc:AlternateContent>
           <mc:Choice Requires="wps">
             <w:drawing>
-              <wp:anchor distT="0" distB="0" distL="114300" distR="114300" simplePos="0" relativeHeight="251687936" behindDoc="0" locked="0" layoutInCell="1" allowOverlap="1" wp14:anchorId="159D40AB" wp14:editId="4CC6983E">
+              <wp:anchor distT="0" distB="0" distL="114300" distR="114300" simplePos="0" relativeHeight="251687936" behindDoc="0" locked="0" layoutInCell="1" allowOverlap="1">
                 <wp:simplePos x="0" y="0"/>
                 <wp:positionH relativeFrom="column">
                   <wp:posOffset>1017270</wp:posOffset>
@@ -4699,18 +4873,27 @@
           </mc:Choice>
           <mc:Fallback>
             <w:pict>
-              <v:rect w14:anchorId="1F6C9D2D" id="Rectangles 30" o:spid="_x0000_s1026" style="position:absolute;margin-left:80.1pt;margin-top:78.6pt;width:71.8pt;height:10.75pt;z-index:251687936;visibility:visible;mso-wrap-style:square;mso-wrap-distance-left:9pt;mso-wrap-distance-top:0;mso-wrap-distance-right:9pt;mso-wrap-distance-bottom:0;mso-position-horizontal:absolute;mso-position-horizontal-relative:text;mso-position-vertical:absolute;mso-position-vertical-relative:text;v-text-anchor:middle" o:gfxdata="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" filled="f" strokecolor="red" strokeweight="1.5pt"/>
+              <v:rect id="_x0000_s1026" o:spid="_x0000_s1026" o:spt="1" style="position:absolute;left:0pt;margin-left:80.1pt;margin-top:78.6pt;height:10.75pt;width:71.8pt;z-index:251687936;v-text-anchor:middle;mso-width-relative:page;mso-height-relative:page;" filled="f" stroked="t" coordsize="21600,21600" o:gfxdata="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">
+                <v:fill on="f" focussize="0,0"/>
+                <v:stroke weight="1.5pt" color="#FF0000 [2404]" miterlimit="8" joinstyle="miter"/>
+                <v:imagedata o:title=""/>
+                <o:lock v:ext="edit" aspectratio="f"/>
+              </v:rect>
             </w:pict>
           </mc:Fallback>
         </mc:AlternateContent>
       </w:r>
       <w:r>
         <w:rPr>
-          <w:noProof/>
-          <w:color w:val="000000" w:themeColor="text1"/>
+          <w:color w:val="000000" w:themeColor="text1"/>
+          <w14:textFill>
+            <w14:solidFill>
+              <w14:schemeClr w14:val="tx1"/>
+            </w14:solidFill>
+          </w14:textFill>
         </w:rPr>
         <w:drawing>
-          <wp:anchor distT="0" distB="0" distL="114300" distR="114300" simplePos="0" relativeHeight="251686912" behindDoc="0" locked="0" layoutInCell="1" allowOverlap="1" wp14:anchorId="79CB5E3C" wp14:editId="09EB0A3A">
+          <wp:anchor distT="0" distB="0" distL="114300" distR="114300" simplePos="0" relativeHeight="251686912" behindDoc="0" locked="0" layoutInCell="1" allowOverlap="1">
             <wp:simplePos x="0" y="0"/>
             <wp:positionH relativeFrom="column">
               <wp:posOffset>15240</wp:posOffset>
@@ -4735,7 +4918,7 @@
                     </pic:cNvPicPr>
                   </pic:nvPicPr>
                   <pic:blipFill>
-                    <a:blip r:embed="rId23"/>
+                    <a:blip r:embed="rId20"/>
                     <a:stretch>
                       <a:fillRect/>
                     </a:stretch>
@@ -4760,17 +4943,18 @@
       <w:pPr>
         <w:rPr>
           <w:color w:val="000000" w:themeColor="text1"/>
-        </w:rPr>
-      </w:pPr>
-      <w:r>
-        <w:rPr>
-          <w:noProof/>
-        </w:rPr>
-        <w:lastRenderedPageBreak/>
+          <w14:textFill>
+            <w14:solidFill>
+              <w14:schemeClr w14:val="tx1"/>
+            </w14:solidFill>
+          </w14:textFill>
+        </w:rPr>
+      </w:pPr>
+      <w:r>
         <mc:AlternateContent>
           <mc:Choice Requires="wps">
             <w:drawing>
-              <wp:anchor distT="0" distB="0" distL="114300" distR="114300" simplePos="0" relativeHeight="251691008" behindDoc="0" locked="0" layoutInCell="1" allowOverlap="1" wp14:anchorId="18F4123D" wp14:editId="666C665B">
+              <wp:anchor distT="0" distB="0" distL="114300" distR="114300" simplePos="0" relativeHeight="251691008" behindDoc="0" locked="0" layoutInCell="1" allowOverlap="1">
                 <wp:simplePos x="0" y="0"/>
                 <wp:positionH relativeFrom="column">
                   <wp:posOffset>1720215</wp:posOffset>
@@ -4829,18 +5013,27 @@
           </mc:Choice>
           <mc:Fallback>
             <w:pict>
-              <v:rect w14:anchorId="56E692E4" id="Rectangles 34" o:spid="_x0000_s1026" style="position:absolute;margin-left:135.45pt;margin-top:210pt;width:36.5pt;height:13pt;z-index:251691008;visibility:visible;mso-wrap-style:square;mso-wrap-distance-left:9pt;mso-wrap-distance-top:0;mso-wrap-distance-right:9pt;mso-wrap-distance-bottom:0;mso-position-horizontal:absolute;mso-position-horizontal-relative:text;mso-position-vertical:absolute;mso-position-vertical-relative:text;v-text-anchor:middle" o:gfxdata="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" filled="f" strokecolor="red" strokeweight="1.5pt"/>
+              <v:rect id="_x0000_s1026" o:spid="_x0000_s1026" o:spt="1" style="position:absolute;left:0pt;margin-left:135.45pt;margin-top:210pt;height:13pt;width:36.5pt;z-index:251691008;v-text-anchor:middle;mso-width-relative:page;mso-height-relative:page;" filled="f" stroked="t" coordsize="21600,21600" o:gfxdata="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">
+                <v:fill on="f" focussize="0,0"/>
+                <v:stroke weight="1.5pt" color="#FF0000 [2404]" miterlimit="8" joinstyle="miter"/>
+                <v:imagedata o:title=""/>
+                <o:lock v:ext="edit" aspectratio="f"/>
+              </v:rect>
             </w:pict>
           </mc:Fallback>
         </mc:AlternateContent>
       </w:r>
       <w:r>
         <w:rPr>
-          <w:noProof/>
-          <w:color w:val="000000" w:themeColor="text1"/>
+          <w:color w:val="000000" w:themeColor="text1"/>
+          <w14:textFill>
+            <w14:solidFill>
+              <w14:schemeClr w14:val="tx1"/>
+            </w14:solidFill>
+          </w14:textFill>
         </w:rPr>
         <w:drawing>
-          <wp:anchor distT="0" distB="0" distL="114300" distR="114300" simplePos="0" relativeHeight="251689984" behindDoc="0" locked="0" layoutInCell="1" allowOverlap="1" wp14:anchorId="679F93BD" wp14:editId="6FF39BF7">
+          <wp:anchor distT="0" distB="0" distL="114300" distR="114300" simplePos="0" relativeHeight="251689984" behindDoc="0" locked="0" layoutInCell="1" allowOverlap="1">
             <wp:simplePos x="0" y="0"/>
             <wp:positionH relativeFrom="column">
               <wp:posOffset>0</wp:posOffset>
@@ -4865,7 +5058,7 @@
                     </pic:cNvPicPr>
                   </pic:nvPicPr>
                   <pic:blipFill>
-                    <a:blip r:embed="rId24"/>
+                    <a:blip r:embed="rId21"/>
                     <a:stretch>
                       <a:fillRect/>
                     </a:stretch>
@@ -4888,6 +5081,11 @@
       <w:r>
         <w:rPr>
           <w:color w:val="000000" w:themeColor="text1"/>
+          <w14:textFill>
+            <w14:solidFill>
+              <w14:schemeClr w14:val="tx1"/>
+            </w14:solidFill>
+          </w14:textFill>
         </w:rPr>
         <w:t>Click Finish</w:t>
       </w:r>
@@ -4896,18 +5094,33 @@
       <w:pPr>
         <w:rPr>
           <w:color w:val="000000" w:themeColor="text1"/>
-        </w:rPr>
-      </w:pPr>
-    </w:p>
-    <w:p>
-      <w:pPr>
-        <w:rPr>
-          <w:color w:val="000000" w:themeColor="text1"/>
-        </w:rPr>
-      </w:pPr>
-      <w:r>
-        <w:rPr>
-          <w:color w:val="000000" w:themeColor="text1"/>
+          <w14:textFill>
+            <w14:solidFill>
+              <w14:schemeClr w14:val="tx1"/>
+            </w14:solidFill>
+          </w14:textFill>
+        </w:rPr>
+      </w:pPr>
+    </w:p>
+    <w:p>
+      <w:pPr>
+        <w:rPr>
+          <w:color w:val="000000" w:themeColor="text1"/>
+          <w14:textFill>
+            <w14:solidFill>
+              <w14:schemeClr w14:val="tx1"/>
+            </w14:solidFill>
+          </w14:textFill>
+        </w:rPr>
+      </w:pPr>
+      <w:r>
+        <w:rPr>
+          <w:color w:val="000000" w:themeColor="text1"/>
+          <w14:textFill>
+            <w14:solidFill>
+              <w14:schemeClr w14:val="tx1"/>
+            </w14:solidFill>
+          </w14:textFill>
         </w:rPr>
         <w:t>Click Test Data Source</w:t>
       </w:r>
@@ -4916,16 +5129,18 @@
       <w:pPr>
         <w:rPr>
           <w:color w:val="000000" w:themeColor="text1"/>
-        </w:rPr>
-      </w:pPr>
-      <w:r>
-        <w:rPr>
-          <w:noProof/>
-        </w:rPr>
+          <w14:textFill>
+            <w14:solidFill>
+              <w14:schemeClr w14:val="tx1"/>
+            </w14:solidFill>
+          </w14:textFill>
+        </w:rPr>
+      </w:pPr>
+      <w:r>
         <mc:AlternateContent>
           <mc:Choice Requires="wps">
             <w:drawing>
-              <wp:anchor distT="0" distB="0" distL="114300" distR="114300" simplePos="0" relativeHeight="251693056" behindDoc="0" locked="0" layoutInCell="1" allowOverlap="1" wp14:anchorId="6FB3388E" wp14:editId="301D643E">
+              <wp:anchor distT="0" distB="0" distL="114300" distR="114300" simplePos="0" relativeHeight="251693056" behindDoc="0" locked="0" layoutInCell="1" allowOverlap="1">
                 <wp:simplePos x="0" y="0"/>
                 <wp:positionH relativeFrom="column">
                   <wp:posOffset>100965</wp:posOffset>
@@ -4984,18 +5199,27 @@
           </mc:Choice>
           <mc:Fallback>
             <w:pict>
-              <v:rect w14:anchorId="0950C06F" id="Rectangles 36" o:spid="_x0000_s1026" style="position:absolute;margin-left:7.95pt;margin-top:220pt;width:131.5pt;height:17.5pt;z-index:251693056;visibility:visible;mso-wrap-style:square;mso-wrap-distance-left:9pt;mso-wrap-distance-top:0;mso-wrap-distance-right:9pt;mso-wrap-distance-bottom:0;mso-position-horizontal:absolute;mso-position-horizontal-relative:text;mso-position-vertical:absolute;mso-position-vertical-relative:text;v-text-anchor:middle" o:gfxdata="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" filled="f" strokecolor="red" strokeweight="1.5pt"/>
+              <v:rect id="_x0000_s1026" o:spid="_x0000_s1026" o:spt="1" style="position:absolute;left:0pt;margin-left:7.95pt;margin-top:220pt;height:17.5pt;width:131.5pt;z-index:251693056;v-text-anchor:middle;mso-width-relative:page;mso-height-relative:page;" filled="f" stroked="t" coordsize="21600,21600" o:gfxdata="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">
+                <v:fill on="f" focussize="0,0"/>
+                <v:stroke weight="1.5pt" color="#FF0000 [2404]" miterlimit="8" joinstyle="miter"/>
+                <v:imagedata o:title=""/>
+                <o:lock v:ext="edit" aspectratio="f"/>
+              </v:rect>
             </w:pict>
           </mc:Fallback>
         </mc:AlternateContent>
       </w:r>
       <w:r>
         <w:rPr>
-          <w:noProof/>
-          <w:color w:val="000000" w:themeColor="text1"/>
+          <w:color w:val="000000" w:themeColor="text1"/>
+          <w14:textFill>
+            <w14:solidFill>
+              <w14:schemeClr w14:val="tx1"/>
+            </w14:solidFill>
+          </w14:textFill>
         </w:rPr>
         <w:drawing>
-          <wp:anchor distT="0" distB="0" distL="114300" distR="114300" simplePos="0" relativeHeight="251692032" behindDoc="0" locked="0" layoutInCell="1" allowOverlap="1" wp14:anchorId="585D63F5" wp14:editId="11D094A9">
+          <wp:anchor distT="0" distB="0" distL="114300" distR="114300" simplePos="0" relativeHeight="251692032" behindDoc="0" locked="0" layoutInCell="1" allowOverlap="1">
             <wp:simplePos x="0" y="0"/>
             <wp:positionH relativeFrom="column">
               <wp:posOffset>0</wp:posOffset>
@@ -5020,7 +5244,7 @@
                     </pic:cNvPicPr>
                   </pic:nvPicPr>
                   <pic:blipFill>
-                    <a:blip r:embed="rId25"/>
+                    <a:blip r:embed="rId22"/>
                     <a:stretch>
                       <a:fillRect/>
                     </a:stretch>
@@ -5045,17 +5269,26 @@
       <w:pPr>
         <w:rPr>
           <w:color w:val="000000" w:themeColor="text1"/>
-        </w:rPr>
-      </w:pPr>
-      <w:r>
-        <w:rPr>
-          <w:noProof/>
-          <w:color w:val="000000" w:themeColor="text1"/>
+          <w14:textFill>
+            <w14:solidFill>
+              <w14:schemeClr w14:val="tx1"/>
+            </w14:solidFill>
+          </w14:textFill>
+        </w:rPr>
+      </w:pPr>
+      <w:r>
+        <w:rPr>
+          <w:color w:val="000000" w:themeColor="text1"/>
+          <w14:textFill>
+            <w14:solidFill>
+              <w14:schemeClr w14:val="tx1"/>
+            </w14:solidFill>
+          </w14:textFill>
         </w:rPr>
         <mc:AlternateContent>
           <mc:Choice Requires="wps">
             <w:drawing>
-              <wp:anchor distT="0" distB="0" distL="114300" distR="114300" simplePos="0" relativeHeight="251726848" behindDoc="0" locked="0" layoutInCell="1" allowOverlap="1" wp14:anchorId="43B7365F" wp14:editId="637F4915">
+              <wp:anchor distT="0" distB="0" distL="114300" distR="114300" simplePos="0" relativeHeight="251723776" behindDoc="0" locked="0" layoutInCell="1" allowOverlap="1">
                 <wp:simplePos x="0" y="0"/>
                 <wp:positionH relativeFrom="column">
                   <wp:posOffset>908050</wp:posOffset>
@@ -5104,9 +5337,6 @@
                         </a:fontRef>
                       </wps:style>
                       <wps:bodyPr rot="0" spcFirstLastPara="0" vertOverflow="overflow" horzOverflow="overflow" vert="horz" wrap="square" lIns="91440" tIns="45720" rIns="91440" bIns="45720" numCol="1" spcCol="0" rtlCol="0" fromWordArt="0" anchor="ctr" anchorCtr="0" forceAA="0" compatLnSpc="1">
-                        <a:prstTxWarp prst="textNoShape">
-                          <a:avLst/>
-                        </a:prstTxWarp>
                         <a:noAutofit/>
                       </wps:bodyPr>
                     </wps:wsp>
@@ -5117,18 +5347,27 @@
           </mc:Choice>
           <mc:Fallback>
             <w:pict>
-              <v:rect w14:anchorId="0C23CCB2" id="Rectangle 65" o:spid="_x0000_s1026" style="position:absolute;margin-left:71.5pt;margin-top:192.4pt;width:38.5pt;height:13.5pt;z-index:251726848;visibility:visible;mso-wrap-style:square;mso-wrap-distance-left:9pt;mso-wrap-distance-top:0;mso-wrap-distance-right:9pt;mso-wrap-distance-bottom:0;mso-position-horizontal:absolute;mso-position-horizontal-relative:text;mso-position-vertical:absolute;mso-position-vertical-relative:text;v-text-anchor:middle" o:gfxdata="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" filled="f" strokecolor="red" strokeweight="1.5pt"/>
+              <v:rect id="Rectangle 65" o:spid="_x0000_s1026" o:spt="1" style="position:absolute;left:0pt;margin-left:71.5pt;margin-top:192.4pt;height:13.5pt;width:38.5pt;z-index:251723776;v-text-anchor:middle;mso-width-relative:page;mso-height-relative:page;" filled="f" stroked="t" coordsize="21600,21600" o:gfxdata="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">
+                <v:fill on="f" focussize="0,0"/>
+                <v:stroke weight="1.5pt" color="#FF0000 [3204]" miterlimit="8" joinstyle="miter"/>
+                <v:imagedata o:title=""/>
+                <o:lock v:ext="edit" aspectratio="f"/>
+              </v:rect>
             </w:pict>
           </mc:Fallback>
         </mc:AlternateContent>
       </w:r>
       <w:r>
         <w:rPr>
-          <w:noProof/>
-          <w:color w:val="000000" w:themeColor="text1"/>
+          <w:color w:val="000000" w:themeColor="text1"/>
+          <w14:textFill>
+            <w14:solidFill>
+              <w14:schemeClr w14:val="tx1"/>
+            </w14:solidFill>
+          </w14:textFill>
         </w:rPr>
         <w:drawing>
-          <wp:anchor distT="0" distB="0" distL="114300" distR="114300" simplePos="0" relativeHeight="251694080" behindDoc="0" locked="0" layoutInCell="1" allowOverlap="1" wp14:anchorId="09E3C508" wp14:editId="3E619E36">
+          <wp:anchor distT="0" distB="0" distL="114300" distR="114300" simplePos="0" relativeHeight="251694080" behindDoc="0" locked="0" layoutInCell="1" allowOverlap="1">
             <wp:simplePos x="0" y="0"/>
             <wp:positionH relativeFrom="column">
               <wp:posOffset>19050</wp:posOffset>
@@ -5153,7 +5392,7 @@
                     </pic:cNvPicPr>
                   </pic:nvPicPr>
                   <pic:blipFill>
-                    <a:blip r:embed="rId26"/>
+                    <a:blip r:embed="rId23"/>
                     <a:stretch>
                       <a:fillRect/>
                     </a:stretch>
@@ -5176,52 +5415,67 @@
       <w:r>
         <w:rPr>
           <w:color w:val="000000" w:themeColor="text1"/>
-        </w:rPr>
-        <w:t>If you see ‘Connection established’, it means the connection is successful</w:t>
-      </w:r>
-      <w:r>
-        <w:rPr>
-          <w:color w:val="000000" w:themeColor="text1"/>
-        </w:rPr>
-        <w:t xml:space="preserve"> &gt; click OK</w:t>
-      </w:r>
-    </w:p>
-    <w:p>
-      <w:pPr>
-        <w:rPr>
-          <w:color w:val="000000" w:themeColor="text1"/>
-        </w:rPr>
-      </w:pPr>
-    </w:p>
-    <w:p>
-      <w:pPr>
-        <w:rPr>
-          <w:color w:val="000000" w:themeColor="text1"/>
-        </w:rPr>
-      </w:pPr>
-    </w:p>
-    <w:p>
-      <w:pPr>
-        <w:rPr>
-          <w:color w:val="000000" w:themeColor="text1"/>
-        </w:rPr>
-      </w:pPr>
-    </w:p>
-    <w:p>
-      <w:pPr>
-        <w:rPr>
-          <w:color w:val="000000" w:themeColor="text1"/>
-        </w:rPr>
-      </w:pPr>
-      <w:r>
-        <w:rPr>
-          <w:noProof/>
-        </w:rPr>
-        <w:lastRenderedPageBreak/>
+          <w14:textFill>
+            <w14:solidFill>
+              <w14:schemeClr w14:val="tx1"/>
+            </w14:solidFill>
+          </w14:textFill>
+        </w:rPr>
+        <w:t>If you see ‘Connection established’, it means the connection is successful &gt; click OK</w:t>
+      </w:r>
+    </w:p>
+    <w:p>
+      <w:pPr>
+        <w:rPr>
+          <w:color w:val="000000" w:themeColor="text1"/>
+          <w14:textFill>
+            <w14:solidFill>
+              <w14:schemeClr w14:val="tx1"/>
+            </w14:solidFill>
+          </w14:textFill>
+        </w:rPr>
+      </w:pPr>
+    </w:p>
+    <w:p>
+      <w:pPr>
+        <w:rPr>
+          <w:color w:val="000000" w:themeColor="text1"/>
+          <w14:textFill>
+            <w14:solidFill>
+              <w14:schemeClr w14:val="tx1"/>
+            </w14:solidFill>
+          </w14:textFill>
+        </w:rPr>
+      </w:pPr>
+    </w:p>
+    <w:p>
+      <w:pPr>
+        <w:rPr>
+          <w:color w:val="000000" w:themeColor="text1"/>
+          <w14:textFill>
+            <w14:solidFill>
+              <w14:schemeClr w14:val="tx1"/>
+            </w14:solidFill>
+          </w14:textFill>
+        </w:rPr>
+      </w:pPr>
+    </w:p>
+    <w:p>
+      <w:pPr>
+        <w:rPr>
+          <w:color w:val="000000" w:themeColor="text1"/>
+          <w14:textFill>
+            <w14:solidFill>
+              <w14:schemeClr w14:val="tx1"/>
+            </w14:solidFill>
+          </w14:textFill>
+        </w:rPr>
+      </w:pPr>
+      <w:r>
         <mc:AlternateContent>
           <mc:Choice Requires="wps">
             <w:drawing>
-              <wp:anchor distT="0" distB="0" distL="114300" distR="114300" simplePos="0" relativeHeight="251696128" behindDoc="0" locked="0" layoutInCell="1" allowOverlap="1" wp14:anchorId="6462357D" wp14:editId="26AAFA25">
+              <wp:anchor distT="0" distB="0" distL="114300" distR="114300" simplePos="0" relativeHeight="251696128" behindDoc="0" locked="0" layoutInCell="1" allowOverlap="1">
                 <wp:simplePos x="0" y="0"/>
                 <wp:positionH relativeFrom="column">
                   <wp:posOffset>1383665</wp:posOffset>
@@ -5280,18 +5534,27 @@
           </mc:Choice>
           <mc:Fallback>
             <w:pict>
-              <v:rect w14:anchorId="5110DFC9" id="Rectangles 40" o:spid="_x0000_s1026" style="position:absolute;margin-left:108.95pt;margin-top:188.25pt;width:31pt;height:14pt;z-index:251696128;visibility:visible;mso-wrap-style:square;mso-wrap-distance-left:9pt;mso-wrap-distance-top:0;mso-wrap-distance-right:9pt;mso-wrap-distance-bottom:0;mso-position-horizontal:absolute;mso-position-horizontal-relative:text;mso-position-vertical:absolute;mso-position-vertical-relative:text;v-text-anchor:middle" o:gfxdata="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" filled="f" strokecolor="red" strokeweight="1.5pt"/>
+              <v:rect id="_x0000_s1026" o:spid="_x0000_s1026" o:spt="1" style="position:absolute;left:0pt;margin-left:108.95pt;margin-top:188.25pt;height:14pt;width:31pt;z-index:251696128;v-text-anchor:middle;mso-width-relative:page;mso-height-relative:page;" filled="f" stroked="t" coordsize="21600,21600" o:gfxdata="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">
+                <v:fill on="f" focussize="0,0"/>
+                <v:stroke weight="1.5pt" color="#FF0000 [2404]" miterlimit="8" joinstyle="miter"/>
+                <v:imagedata o:title=""/>
+                <o:lock v:ext="edit" aspectratio="f"/>
+              </v:rect>
             </w:pict>
           </mc:Fallback>
         </mc:AlternateContent>
       </w:r>
       <w:r>
         <w:rPr>
-          <w:noProof/>
-          <w:color w:val="000000" w:themeColor="text1"/>
+          <w:color w:val="000000" w:themeColor="text1"/>
+          <w14:textFill>
+            <w14:solidFill>
+              <w14:schemeClr w14:val="tx1"/>
+            </w14:solidFill>
+          </w14:textFill>
         </w:rPr>
         <w:drawing>
-          <wp:anchor distT="0" distB="0" distL="114300" distR="114300" simplePos="0" relativeHeight="251695104" behindDoc="0" locked="0" layoutInCell="1" allowOverlap="1" wp14:anchorId="084B1FFB" wp14:editId="45169F0C">
+          <wp:anchor distT="0" distB="0" distL="114300" distR="114300" simplePos="0" relativeHeight="251695104" behindDoc="0" locked="0" layoutInCell="1" allowOverlap="1">
             <wp:simplePos x="0" y="0"/>
             <wp:positionH relativeFrom="column">
               <wp:posOffset>0</wp:posOffset>
@@ -5316,7 +5579,7 @@
                     </pic:cNvPicPr>
                   </pic:nvPicPr>
                   <pic:blipFill>
-                    <a:blip r:embed="rId27"/>
+                    <a:blip r:embed="rId24"/>
                     <a:stretch>
                       <a:fillRect/>
                     </a:stretch>
@@ -5339,6 +5602,11 @@
       <w:r>
         <w:rPr>
           <w:color w:val="000000" w:themeColor="text1"/>
+          <w14:textFill>
+            <w14:solidFill>
+              <w14:schemeClr w14:val="tx1"/>
+            </w14:solidFill>
+          </w14:textFill>
         </w:rPr>
         <w:t>Click OK</w:t>
       </w:r>
@@ -5347,23 +5615,30 @@
       <w:pPr>
         <w:rPr>
           <w:color w:val="000000" w:themeColor="text1"/>
-        </w:rPr>
-      </w:pPr>
-    </w:p>
-    <w:p>
-      <w:pPr>
-        <w:rPr>
-          <w:color w:val="000000" w:themeColor="text1"/>
-        </w:rPr>
-      </w:pPr>
-      <w:r>
-        <w:rPr>
-          <w:noProof/>
-        </w:rPr>
+          <w14:textFill>
+            <w14:solidFill>
+              <w14:schemeClr w14:val="tx1"/>
+            </w14:solidFill>
+          </w14:textFill>
+        </w:rPr>
+      </w:pPr>
+    </w:p>
+    <w:p>
+      <w:pPr>
+        <w:rPr>
+          <w:color w:val="000000" w:themeColor="text1"/>
+          <w14:textFill>
+            <w14:solidFill>
+              <w14:schemeClr w14:val="tx1"/>
+            </w14:solidFill>
+          </w14:textFill>
+        </w:rPr>
+      </w:pPr>
+      <w:r>
         <mc:AlternateContent>
           <mc:Choice Requires="wps">
             <w:drawing>
-              <wp:anchor distT="0" distB="0" distL="114300" distR="114300" simplePos="0" relativeHeight="251698176" behindDoc="0" locked="0" layoutInCell="1" allowOverlap="1" wp14:anchorId="0FE07869" wp14:editId="317820F2">
+              <wp:anchor distT="0" distB="0" distL="114300" distR="114300" simplePos="0" relativeHeight="251698176" behindDoc="0" locked="0" layoutInCell="1" allowOverlap="1">
                 <wp:simplePos x="0" y="0"/>
                 <wp:positionH relativeFrom="column">
                   <wp:posOffset>1440815</wp:posOffset>
@@ -5422,18 +5697,27 @@
           </mc:Choice>
           <mc:Fallback>
             <w:pict>
-              <v:rect w14:anchorId="1B2FC7B3" id="Rectangles 42" o:spid="_x0000_s1026" style="position:absolute;margin-left:113.45pt;margin-top:184pt;width:35pt;height:11.5pt;z-index:251698176;visibility:visible;mso-wrap-style:square;mso-wrap-distance-left:9pt;mso-wrap-distance-top:0;mso-wrap-distance-right:9pt;mso-wrap-distance-bottom:0;mso-position-horizontal:absolute;mso-position-horizontal-relative:text;mso-position-vertical:absolute;mso-position-vertical-relative:text;v-text-anchor:middle" o:gfxdata="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" filled="f" strokecolor="red" strokeweight="1.5pt"/>
+              <v:rect id="_x0000_s1026" o:spid="_x0000_s1026" o:spt="1" style="position:absolute;left:0pt;margin-left:113.45pt;margin-top:184pt;height:11.5pt;width:35pt;z-index:251698176;v-text-anchor:middle;mso-width-relative:page;mso-height-relative:page;" filled="f" stroked="t" coordsize="21600,21600" o:gfxdata="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">
+                <v:fill on="f" focussize="0,0"/>
+                <v:stroke weight="1.5pt" color="#FF0000 [2404]" miterlimit="8" joinstyle="miter"/>
+                <v:imagedata o:title=""/>
+                <o:lock v:ext="edit" aspectratio="f"/>
+              </v:rect>
             </w:pict>
           </mc:Fallback>
         </mc:AlternateContent>
       </w:r>
       <w:r>
         <w:rPr>
-          <w:noProof/>
-          <w:color w:val="000000" w:themeColor="text1"/>
+          <w:color w:val="000000" w:themeColor="text1"/>
+          <w14:textFill>
+            <w14:solidFill>
+              <w14:schemeClr w14:val="tx1"/>
+            </w14:solidFill>
+          </w14:textFill>
         </w:rPr>
         <w:drawing>
-          <wp:anchor distT="0" distB="0" distL="114300" distR="114300" simplePos="0" relativeHeight="251697152" behindDoc="0" locked="0" layoutInCell="1" allowOverlap="1" wp14:anchorId="6894C4B8" wp14:editId="2E4BBAC2">
+          <wp:anchor distT="0" distB="0" distL="114300" distR="114300" simplePos="0" relativeHeight="251697152" behindDoc="0" locked="0" layoutInCell="1" allowOverlap="1">
             <wp:simplePos x="0" y="0"/>
             <wp:positionH relativeFrom="column">
               <wp:posOffset>0</wp:posOffset>
@@ -5458,7 +5742,7 @@
                     </pic:cNvPicPr>
                   </pic:nvPicPr>
                   <pic:blipFill>
-                    <a:blip r:embed="rId28"/>
+                    <a:blip r:embed="rId25"/>
                     <a:stretch>
                       <a:fillRect/>
                     </a:stretch>
@@ -5481,6 +5765,11 @@
       <w:r>
         <w:rPr>
           <w:color w:val="000000" w:themeColor="text1"/>
+          <w14:textFill>
+            <w14:solidFill>
+              <w14:schemeClr w14:val="tx1"/>
+            </w14:solidFill>
+          </w14:textFill>
         </w:rPr>
         <w:t>Click OK</w:t>
       </w:r>
@@ -5489,19 +5778,29 @@
       <w:pPr>
         <w:rPr>
           <w:color w:val="000000" w:themeColor="text1"/>
-        </w:rPr>
-      </w:pPr>
-    </w:p>
-    <w:p>
-      <w:pPr>
-        <w:rPr>
-          <w:color w:val="000000" w:themeColor="text1"/>
+          <w14:textFill>
+            <w14:solidFill>
+              <w14:schemeClr w14:val="tx1"/>
+            </w14:solidFill>
+          </w14:textFill>
+        </w:rPr>
+      </w:pPr>
+    </w:p>
+    <w:p>
+      <w:pPr>
+        <w:rPr>
+          <w:color w:val="000000" w:themeColor="text1"/>
+          <w14:textFill>
+            <w14:solidFill>
+              <w14:schemeClr w14:val="tx1"/>
+            </w14:solidFill>
+          </w14:textFill>
         </w:rPr>
         <w:sectPr>
           <w:pgSz w:w="11906" w:h="16838"/>
           <w:pgMar w:top="720" w:right="720" w:bottom="720" w:left="720" w:header="720" w:footer="720" w:gutter="0"/>
-          <w:cols w:space="720"/>
-          <w:docGrid w:linePitch="360"/>
+          <w:cols w:space="720" w:num="1"/>
+          <w:docGrid w:linePitch="360" w:charSpace="0"/>
         </w:sectPr>
       </w:pPr>
     </w:p>
@@ -5511,15 +5810,24 @@
           <w:b/>
           <w:bCs/>
           <w:color w:val="000000" w:themeColor="text1"/>
-        </w:rPr>
-      </w:pPr>
-      <w:r>
-        <w:rPr>
-          <w:b/>
-          <w:bCs/>
-          <w:color w:val="000000" w:themeColor="text1"/>
-        </w:rPr>
-        <w:lastRenderedPageBreak/>
+          <w14:textFill>
+            <w14:solidFill>
+              <w14:schemeClr w14:val="tx1"/>
+            </w14:solidFill>
+          </w14:textFill>
+        </w:rPr>
+      </w:pPr>
+      <w:r>
+        <w:rPr>
+          <w:b/>
+          <w:bCs/>
+          <w:color w:val="000000" w:themeColor="text1"/>
+          <w14:textFill>
+            <w14:solidFill>
+              <w14:schemeClr w14:val="tx1"/>
+            </w14:solidFill>
+          </w14:textFill>
+        </w:rPr>
         <w:t>Run Instruction</w:t>
       </w:r>
     </w:p>
@@ -5529,6 +5837,11 @@
           <w:b/>
           <w:bCs/>
           <w:color w:val="000000" w:themeColor="text1"/>
+          <w14:textFill>
+            <w14:solidFill>
+              <w14:schemeClr w14:val="tx1"/>
+            </w14:solidFill>
+          </w14:textFill>
         </w:rPr>
       </w:pPr>
     </w:p>
@@ -5542,53 +5855,98 @@
           <w:b/>
           <w:bCs/>
           <w:color w:val="000000" w:themeColor="text1"/>
-        </w:rPr>
-      </w:pPr>
-      <w:r>
-        <w:rPr>
-          <w:b/>
-          <w:bCs/>
-          <w:color w:val="000000" w:themeColor="text1"/>
+          <w14:textFill>
+            <w14:solidFill>
+              <w14:schemeClr w14:val="tx1"/>
+            </w14:solidFill>
+          </w14:textFill>
+        </w:rPr>
+      </w:pPr>
+      <w:r>
+        <w:rPr>
+          <w:b/>
+          <w:bCs/>
+          <w:color w:val="000000" w:themeColor="text1"/>
+          <w14:textFill>
+            <w14:solidFill>
+              <w14:schemeClr w14:val="tx1"/>
+            </w14:solidFill>
+          </w14:textFill>
         </w:rPr>
         <w:t>**Change directory**</w:t>
       </w:r>
     </w:p>
     <w:tbl>
       <w:tblPr>
-        <w:tblStyle w:val="TableGrid"/>
+        <w:tblStyle w:val="5"/>
         <w:tblW w:w="0" w:type="auto"/>
-        <w:tblLook w:val="04A0" w:firstRow="1" w:lastRow="0" w:firstColumn="1" w:lastColumn="0" w:noHBand="0" w:noVBand="1"/>
+        <w:tblInd w:w="0" w:type="dxa"/>
+        <w:tblBorders>
+          <w:top w:val="single" w:color="auto" w:sz="4" w:space="0"/>
+          <w:left w:val="single" w:color="auto" w:sz="4" w:space="0"/>
+          <w:bottom w:val="single" w:color="auto" w:sz="4" w:space="0"/>
+          <w:right w:val="single" w:color="auto" w:sz="4" w:space="0"/>
+          <w:insideH w:val="single" w:color="auto" w:sz="4" w:space="0"/>
+          <w:insideV w:val="single" w:color="auto" w:sz="4" w:space="0"/>
+        </w:tblBorders>
+        <w:tblLayout w:type="autofit"/>
+        <w:tblCellMar>
+          <w:top w:w="0" w:type="dxa"/>
+          <w:left w:w="108" w:type="dxa"/>
+          <w:bottom w:w="0" w:type="dxa"/>
+          <w:right w:w="108" w:type="dxa"/>
+        </w:tblCellMar>
       </w:tblPr>
       <w:tblGrid>
-        <w:gridCol w:w="10456"/>
+        <w:gridCol w:w="10682"/>
       </w:tblGrid>
       <w:tr>
+        <w:tblPrEx>
+          <w:tblBorders>
+            <w:top w:val="single" w:color="auto" w:sz="4" w:space="0"/>
+            <w:left w:val="single" w:color="auto" w:sz="4" w:space="0"/>
+            <w:bottom w:val="single" w:color="auto" w:sz="4" w:space="0"/>
+            <w:right w:val="single" w:color="auto" w:sz="4" w:space="0"/>
+            <w:insideH w:val="single" w:color="auto" w:sz="4" w:space="0"/>
+            <w:insideV w:val="single" w:color="auto" w:sz="4" w:space="0"/>
+          </w:tblBorders>
+          <w:tblCellMar>
+            <w:top w:w="0" w:type="dxa"/>
+            <w:left w:w="108" w:type="dxa"/>
+            <w:bottom w:w="0" w:type="dxa"/>
+            <w:right w:w="108" w:type="dxa"/>
+          </w:tblCellMar>
+        </w:tblPrEx>
         <w:tc>
           <w:tcPr>
             <w:tcW w:w="10682" w:type="dxa"/>
           </w:tcPr>
           <w:p>
             <w:pPr>
+              <w:widowControl w:val="0"/>
+              <w:jc w:val="both"/>
               <w:rPr>
                 <w:b/>
                 <w:bCs/>
                 <w:color w:val="000000" w:themeColor="text1"/>
+                <w14:textFill>
+                  <w14:solidFill>
+                    <w14:schemeClr w14:val="tx1"/>
+                  </w14:solidFill>
+                </w14:textFill>
               </w:rPr>
             </w:pPr>
             <w:r>
               <w:rPr>
                 <w:color w:val="000000" w:themeColor="text1"/>
+                <w14:textFill>
+                  <w14:solidFill>
+                    <w14:schemeClr w14:val="tx1"/>
+                  </w14:solidFill>
+                </w14:textFill>
               </w:rPr>
-              <w:t xml:space="preserve">cd </w:t>
+              <w:t>cd NRT_Monitor</w:t>
             </w:r>
-            <w:proofErr w:type="spellStart"/>
-            <w:r>
-              <w:rPr>
-                <w:color w:val="000000" w:themeColor="text1"/>
-              </w:rPr>
-              <w:t>NRT_Monitor</w:t>
-            </w:r>
-            <w:proofErr w:type="spellEnd"/>
           </w:p>
         </w:tc>
       </w:tr>
@@ -5599,15 +5957,25 @@
           <w:b/>
           <w:bCs/>
           <w:color w:val="000000" w:themeColor="text1"/>
-        </w:rPr>
-      </w:pPr>
-    </w:p>
-    <w:p>
-      <w:pPr>
-        <w:rPr>
-          <w:b/>
-          <w:bCs/>
-          <w:color w:val="000000" w:themeColor="text1"/>
+          <w14:textFill>
+            <w14:solidFill>
+              <w14:schemeClr w14:val="tx1"/>
+            </w14:solidFill>
+          </w14:textFill>
+        </w:rPr>
+      </w:pPr>
+    </w:p>
+    <w:p>
+      <w:pPr>
+        <w:rPr>
+          <w:b/>
+          <w:bCs/>
+          <w:color w:val="000000" w:themeColor="text1"/>
+          <w14:textFill>
+            <w14:solidFill>
+              <w14:schemeClr w14:val="tx1"/>
+            </w14:solidFill>
+          </w14:textFill>
         </w:rPr>
       </w:pPr>
     </w:p>
@@ -5621,123 +5989,122 @@
           <w:b/>
           <w:bCs/>
           <w:color w:val="000000" w:themeColor="text1"/>
-        </w:rPr>
-      </w:pPr>
-      <w:r>
-        <w:rPr>
-          <w:b/>
-          <w:bCs/>
-          <w:color w:val="000000" w:themeColor="text1"/>
+          <w14:textFill>
+            <w14:solidFill>
+              <w14:schemeClr w14:val="tx1"/>
+            </w14:solidFill>
+          </w14:textFill>
+        </w:rPr>
+      </w:pPr>
+      <w:r>
+        <w:rPr>
+          <w:b/>
+          <w:bCs/>
+          <w:color w:val="000000" w:themeColor="text1"/>
+          <w14:textFill>
+            <w14:solidFill>
+              <w14:schemeClr w14:val="tx1"/>
+            </w14:solidFill>
+          </w14:textFill>
         </w:rPr>
         <w:t>**Create a virtual environment**</w:t>
       </w:r>
     </w:p>
     <w:tbl>
       <w:tblPr>
-        <w:tblStyle w:val="TableGrid"/>
+        <w:tblStyle w:val="5"/>
         <w:tblW w:w="0" w:type="auto"/>
-        <w:tblLook w:val="04A0" w:firstRow="1" w:lastRow="0" w:firstColumn="1" w:lastColumn="0" w:noHBand="0" w:noVBand="1"/>
+        <w:tblInd w:w="0" w:type="dxa"/>
+        <w:tblBorders>
+          <w:top w:val="single" w:color="auto" w:sz="4" w:space="0"/>
+          <w:left w:val="single" w:color="auto" w:sz="4" w:space="0"/>
+          <w:bottom w:val="single" w:color="auto" w:sz="4" w:space="0"/>
+          <w:right w:val="single" w:color="auto" w:sz="4" w:space="0"/>
+          <w:insideH w:val="single" w:color="auto" w:sz="4" w:space="0"/>
+          <w:insideV w:val="single" w:color="auto" w:sz="4" w:space="0"/>
+        </w:tblBorders>
+        <w:tblLayout w:type="autofit"/>
+        <w:tblCellMar>
+          <w:top w:w="0" w:type="dxa"/>
+          <w:left w:w="108" w:type="dxa"/>
+          <w:bottom w:w="0" w:type="dxa"/>
+          <w:right w:w="108" w:type="dxa"/>
+        </w:tblCellMar>
       </w:tblPr>
       <w:tblGrid>
-        <w:gridCol w:w="10456"/>
+        <w:gridCol w:w="10682"/>
       </w:tblGrid>
       <w:tr>
+        <w:tblPrEx>
+          <w:tblBorders>
+            <w:top w:val="single" w:color="auto" w:sz="4" w:space="0"/>
+            <w:left w:val="single" w:color="auto" w:sz="4" w:space="0"/>
+            <w:bottom w:val="single" w:color="auto" w:sz="4" w:space="0"/>
+            <w:right w:val="single" w:color="auto" w:sz="4" w:space="0"/>
+            <w:insideH w:val="single" w:color="auto" w:sz="4" w:space="0"/>
+            <w:insideV w:val="single" w:color="auto" w:sz="4" w:space="0"/>
+          </w:tblBorders>
+          <w:tblCellMar>
+            <w:top w:w="0" w:type="dxa"/>
+            <w:left w:w="108" w:type="dxa"/>
+            <w:bottom w:w="0" w:type="dxa"/>
+            <w:right w:w="108" w:type="dxa"/>
+          </w:tblCellMar>
+        </w:tblPrEx>
         <w:tc>
           <w:tcPr>
             <w:tcW w:w="10682" w:type="dxa"/>
           </w:tcPr>
           <w:p>
             <w:pPr>
+              <w:widowControl w:val="0"/>
+              <w:jc w:val="both"/>
               <w:rPr>
                 <w:color w:val="000000" w:themeColor="text1"/>
+                <w14:textFill>
+                  <w14:solidFill>
+                    <w14:schemeClr w14:val="tx1"/>
+                  </w14:solidFill>
+                </w14:textFill>
               </w:rPr>
             </w:pPr>
-            <w:proofErr w:type="spellStart"/>
             <w:r>
               <w:rPr>
                 <w:color w:val="000000" w:themeColor="text1"/>
+                <w14:textFill>
+                  <w14:solidFill>
+                    <w14:schemeClr w14:val="tx1"/>
+                  </w14:solidFill>
+                </w14:textFill>
               </w:rPr>
-              <w:t>py</w:t>
+              <w:t>py -m venv venv</w:t>
             </w:r>
-            <w:proofErr w:type="spellEnd"/>
-            <w:r>
-              <w:rPr>
-                <w:color w:val="000000" w:themeColor="text1"/>
-              </w:rPr>
-              <w:t xml:space="preserve"> -m </w:t>
-            </w:r>
-            <w:proofErr w:type="spellStart"/>
-            <w:r>
-              <w:rPr>
-                <w:color w:val="000000" w:themeColor="text1"/>
-              </w:rPr>
-              <w:t>venv</w:t>
-            </w:r>
-            <w:proofErr w:type="spellEnd"/>
-            <w:r>
-              <w:rPr>
-                <w:color w:val="000000" w:themeColor="text1"/>
-              </w:rPr>
-              <w:t xml:space="preserve"> </w:t>
-            </w:r>
-            <w:proofErr w:type="spellStart"/>
-            <w:r>
-              <w:rPr>
-                <w:color w:val="000000" w:themeColor="text1"/>
-              </w:rPr>
-              <w:t>venv</w:t>
-            </w:r>
-            <w:proofErr w:type="spellEnd"/>
           </w:p>
           <w:p>
             <w:pPr>
+              <w:widowControl w:val="0"/>
+              <w:jc w:val="both"/>
               <w:rPr>
                 <w:b/>
                 <w:bCs/>
                 <w:color w:val="000000" w:themeColor="text1"/>
+                <w14:textFill>
+                  <w14:solidFill>
+                    <w14:schemeClr w14:val="tx1"/>
+                  </w14:solidFill>
+                </w14:textFill>
               </w:rPr>
             </w:pPr>
-            <w:proofErr w:type="gramStart"/>
             <w:r>
               <w:rPr>
                 <w:color w:val="000000" w:themeColor="text1"/>
+                <w14:textFill>
+                  <w14:solidFill>
+                    <w14:schemeClr w14:val="tx1"/>
+                  </w14:solidFill>
+                </w14:textFill>
               </w:rPr>
-              <w:t>.\</w:t>
-            </w:r>
-            <w:proofErr w:type="spellStart"/>
-            <w:r>
-              <w:rPr>
-                <w:color w:val="000000" w:themeColor="text1"/>
-              </w:rPr>
-              <w:t>venv</w:t>
-            </w:r>
-            <w:proofErr w:type="spellEnd"/>
-            <w:r>
-              <w:rPr>
-                <w:color w:val="000000" w:themeColor="text1"/>
-              </w:rPr>
-              <w:t>\Scripts\activate</w:t>
-            </w:r>
-            <w:proofErr w:type="gramEnd"/>
-            <w:r>
-              <w:rPr>
-                <w:color w:val="000000" w:themeColor="text1"/>
-              </w:rPr>
-              <w:t xml:space="preserve">  # On Linux Mac OS: source </w:t>
-            </w:r>
-            <w:proofErr w:type="spellStart"/>
-            <w:r>
-              <w:rPr>
-                <w:color w:val="000000" w:themeColor="text1"/>
-              </w:rPr>
-              <w:t>venv</w:t>
-            </w:r>
-            <w:proofErr w:type="spellEnd"/>
-            <w:r>
-              <w:rPr>
-                <w:color w:val="000000" w:themeColor="text1"/>
-              </w:rPr>
-              <w:t>/bin/activate</w:t>
+              <w:t>.\venv\Scripts\activate  # On Linux Mac OS: source venv/bin/activate</w:t>
             </w:r>
           </w:p>
         </w:tc>
@@ -5749,101 +6116,109 @@
           <w:b/>
           <w:bCs/>
           <w:color w:val="000000" w:themeColor="text1"/>
-        </w:rPr>
-      </w:pPr>
-      <w:r>
-        <w:rPr>
-          <w:b/>
-          <w:bCs/>
-          <w:color w:val="000000" w:themeColor="text1"/>
+          <w14:textFill>
+            <w14:solidFill>
+              <w14:schemeClr w14:val="tx1"/>
+            </w14:solidFill>
+          </w14:textFill>
+        </w:rPr>
+      </w:pPr>
+      <w:r>
+        <w:rPr>
+          <w:b/>
+          <w:bCs/>
+          <w:color w:val="000000" w:themeColor="text1"/>
+          <w14:textFill>
+            <w14:solidFill>
+              <w14:schemeClr w14:val="tx1"/>
+            </w14:solidFill>
+          </w14:textFill>
         </w:rPr>
         <w:t xml:space="preserve">- </w:t>
       </w:r>
       <w:r>
         <w:rPr>
           <w:color w:val="000000" w:themeColor="text1"/>
+          <w14:textFill>
+            <w14:solidFill>
+              <w14:schemeClr w14:val="tx1"/>
+            </w14:solidFill>
+          </w14:textFill>
         </w:rPr>
         <w:t>If errors occurred, run this:</w:t>
       </w:r>
     </w:p>
     <w:tbl>
       <w:tblPr>
-        <w:tblStyle w:val="TableGrid"/>
+        <w:tblStyle w:val="5"/>
         <w:tblW w:w="0" w:type="auto"/>
-        <w:tblLook w:val="04A0" w:firstRow="1" w:lastRow="0" w:firstColumn="1" w:lastColumn="0" w:noHBand="0" w:noVBand="1"/>
+        <w:tblInd w:w="0" w:type="dxa"/>
+        <w:tblBorders>
+          <w:top w:val="single" w:color="auto" w:sz="4" w:space="0"/>
+          <w:left w:val="single" w:color="auto" w:sz="4" w:space="0"/>
+          <w:bottom w:val="single" w:color="auto" w:sz="4" w:space="0"/>
+          <w:right w:val="single" w:color="auto" w:sz="4" w:space="0"/>
+          <w:insideH w:val="single" w:color="auto" w:sz="4" w:space="0"/>
+          <w:insideV w:val="single" w:color="auto" w:sz="4" w:space="0"/>
+        </w:tblBorders>
+        <w:tblLayout w:type="autofit"/>
+        <w:tblCellMar>
+          <w:top w:w="0" w:type="dxa"/>
+          <w:left w:w="108" w:type="dxa"/>
+          <w:bottom w:w="0" w:type="dxa"/>
+          <w:right w:w="108" w:type="dxa"/>
+        </w:tblCellMar>
       </w:tblPr>
       <w:tblGrid>
-        <w:gridCol w:w="10456"/>
+        <w:gridCol w:w="10682"/>
       </w:tblGrid>
       <w:tr>
+        <w:tblPrEx>
+          <w:tblBorders>
+            <w:top w:val="single" w:color="auto" w:sz="4" w:space="0"/>
+            <w:left w:val="single" w:color="auto" w:sz="4" w:space="0"/>
+            <w:bottom w:val="single" w:color="auto" w:sz="4" w:space="0"/>
+            <w:right w:val="single" w:color="auto" w:sz="4" w:space="0"/>
+            <w:insideH w:val="single" w:color="auto" w:sz="4" w:space="0"/>
+            <w:insideV w:val="single" w:color="auto" w:sz="4" w:space="0"/>
+          </w:tblBorders>
+          <w:tblCellMar>
+            <w:top w:w="0" w:type="dxa"/>
+            <w:left w:w="108" w:type="dxa"/>
+            <w:bottom w:w="0" w:type="dxa"/>
+            <w:right w:w="108" w:type="dxa"/>
+          </w:tblCellMar>
+        </w:tblPrEx>
         <w:tc>
           <w:tcPr>
             <w:tcW w:w="10682" w:type="dxa"/>
           </w:tcPr>
           <w:p>
             <w:pPr>
+              <w:widowControl w:val="0"/>
+              <w:jc w:val="both"/>
               <w:rPr>
                 <w:b/>
                 <w:bCs/>
                 <w:color w:val="000000" w:themeColor="text1"/>
+                <w14:textFill>
+                  <w14:solidFill>
+                    <w14:schemeClr w14:val="tx1"/>
+                  </w14:solidFill>
+                </w14:textFill>
               </w:rPr>
             </w:pPr>
             <w:r>
               <w:rPr>
                 <w:color w:val="000000" w:themeColor="text1"/>
+                <w14:textFill>
+                  <w14:solidFill>
+                    <w14:schemeClr w14:val="tx1"/>
+                  </w14:solidFill>
+                </w14:textFill>
               </w:rPr>
-              <w:t>Set-</w:t>
+              <w:t>Set-ExecutionPolicy -ExecutionPolicy RemoteSigned -Scope CurrentUser</w:t>
             </w:r>
-            <w:proofErr w:type="spellStart"/>
-            <w:r>
-              <w:rPr>
-                <w:color w:val="000000" w:themeColor="text1"/>
-              </w:rPr>
-              <w:t>ExecutionPolicy</w:t>
-            </w:r>
-            <w:proofErr w:type="spellEnd"/>
-            <w:r>
-              <w:rPr>
-                <w:color w:val="000000" w:themeColor="text1"/>
-              </w:rPr>
-              <w:t xml:space="preserve"> -</w:t>
-            </w:r>
-            <w:proofErr w:type="spellStart"/>
-            <w:r>
-              <w:rPr>
-                <w:color w:val="000000" w:themeColor="text1"/>
-              </w:rPr>
-              <w:t>ExecutionPolicy</w:t>
-            </w:r>
-            <w:proofErr w:type="spellEnd"/>
-            <w:r>
-              <w:rPr>
-                <w:color w:val="000000" w:themeColor="text1"/>
-              </w:rPr>
-              <w:t xml:space="preserve"> </w:t>
-            </w:r>
-            <w:proofErr w:type="spellStart"/>
-            <w:r>
-              <w:rPr>
-                <w:color w:val="000000" w:themeColor="text1"/>
-              </w:rPr>
-              <w:t>RemoteSigned</w:t>
-            </w:r>
-            <w:proofErr w:type="spellEnd"/>
-            <w:r>
-              <w:rPr>
-                <w:color w:val="000000" w:themeColor="text1"/>
-              </w:rPr>
-              <w:t xml:space="preserve"> -Scope </w:t>
-            </w:r>
-            <w:proofErr w:type="spellStart"/>
-            <w:r>
-              <w:rPr>
-                <w:color w:val="000000" w:themeColor="text1"/>
-              </w:rPr>
-              <w:t>CurrentUser</w:t>
-            </w:r>
-            <w:proofErr w:type="spellEnd"/>
           </w:p>
         </w:tc>
       </w:tr>
@@ -5852,15 +6227,25 @@
       <w:pPr>
         <w:rPr>
           <w:color w:val="000000" w:themeColor="text1"/>
-        </w:rPr>
-      </w:pPr>
-    </w:p>
-    <w:p>
-      <w:pPr>
-        <w:rPr>
-          <w:b/>
-          <w:bCs/>
-          <w:color w:val="000000" w:themeColor="text1"/>
+          <w14:textFill>
+            <w14:solidFill>
+              <w14:schemeClr w14:val="tx1"/>
+            </w14:solidFill>
+          </w14:textFill>
+        </w:rPr>
+      </w:pPr>
+    </w:p>
+    <w:p>
+      <w:pPr>
+        <w:rPr>
+          <w:b/>
+          <w:bCs/>
+          <w:color w:val="000000" w:themeColor="text1"/>
+          <w14:textFill>
+            <w14:solidFill>
+              <w14:schemeClr w14:val="tx1"/>
+            </w14:solidFill>
+          </w14:textFill>
         </w:rPr>
       </w:pPr>
     </w:p>
@@ -5874,42 +6259,95 @@
           <w:b/>
           <w:bCs/>
           <w:color w:val="000000" w:themeColor="text1"/>
-        </w:rPr>
-      </w:pPr>
-      <w:r>
-        <w:rPr>
-          <w:b/>
-          <w:bCs/>
-          <w:color w:val="000000" w:themeColor="text1"/>
+          <w14:textFill>
+            <w14:solidFill>
+              <w14:schemeClr w14:val="tx1"/>
+            </w14:solidFill>
+          </w14:textFill>
+        </w:rPr>
+      </w:pPr>
+      <w:r>
+        <w:rPr>
+          <w:b/>
+          <w:bCs/>
+          <w:color w:val="000000" w:themeColor="text1"/>
+          <w14:textFill>
+            <w14:solidFill>
+              <w14:schemeClr w14:val="tx1"/>
+            </w14:solidFill>
+          </w14:textFill>
         </w:rPr>
         <w:t>**Install dependencies**</w:t>
       </w:r>
     </w:p>
     <w:tbl>
       <w:tblPr>
-        <w:tblStyle w:val="TableGrid"/>
+        <w:tblStyle w:val="5"/>
         <w:tblW w:w="0" w:type="auto"/>
-        <w:tblLook w:val="04A0" w:firstRow="1" w:lastRow="0" w:firstColumn="1" w:lastColumn="0" w:noHBand="0" w:noVBand="1"/>
+        <w:tblInd w:w="0" w:type="dxa"/>
+        <w:tblBorders>
+          <w:top w:val="single" w:color="auto" w:sz="4" w:space="0"/>
+          <w:left w:val="single" w:color="auto" w:sz="4" w:space="0"/>
+          <w:bottom w:val="single" w:color="auto" w:sz="4" w:space="0"/>
+          <w:right w:val="single" w:color="auto" w:sz="4" w:space="0"/>
+          <w:insideH w:val="single" w:color="auto" w:sz="4" w:space="0"/>
+          <w:insideV w:val="single" w:color="auto" w:sz="4" w:space="0"/>
+        </w:tblBorders>
+        <w:tblLayout w:type="autofit"/>
+        <w:tblCellMar>
+          <w:top w:w="0" w:type="dxa"/>
+          <w:left w:w="108" w:type="dxa"/>
+          <w:bottom w:w="0" w:type="dxa"/>
+          <w:right w:w="108" w:type="dxa"/>
+        </w:tblCellMar>
       </w:tblPr>
       <w:tblGrid>
-        <w:gridCol w:w="10456"/>
+        <w:gridCol w:w="10682"/>
       </w:tblGrid>
       <w:tr>
+        <w:tblPrEx>
+          <w:tblBorders>
+            <w:top w:val="single" w:color="auto" w:sz="4" w:space="0"/>
+            <w:left w:val="single" w:color="auto" w:sz="4" w:space="0"/>
+            <w:bottom w:val="single" w:color="auto" w:sz="4" w:space="0"/>
+            <w:right w:val="single" w:color="auto" w:sz="4" w:space="0"/>
+            <w:insideH w:val="single" w:color="auto" w:sz="4" w:space="0"/>
+            <w:insideV w:val="single" w:color="auto" w:sz="4" w:space="0"/>
+          </w:tblBorders>
+          <w:tblCellMar>
+            <w:top w:w="0" w:type="dxa"/>
+            <w:left w:w="108" w:type="dxa"/>
+            <w:bottom w:w="0" w:type="dxa"/>
+            <w:right w:w="108" w:type="dxa"/>
+          </w:tblCellMar>
+        </w:tblPrEx>
         <w:tc>
           <w:tcPr>
             <w:tcW w:w="10682" w:type="dxa"/>
           </w:tcPr>
           <w:p>
             <w:pPr>
+              <w:widowControl w:val="0"/>
+              <w:jc w:val="both"/>
               <w:rPr>
                 <w:b/>
                 <w:bCs/>
                 <w:color w:val="000000" w:themeColor="text1"/>
+                <w14:textFill>
+                  <w14:solidFill>
+                    <w14:schemeClr w14:val="tx1"/>
+                  </w14:solidFill>
+                </w14:textFill>
               </w:rPr>
             </w:pPr>
             <w:r>
               <w:rPr>
                 <w:color w:val="000000" w:themeColor="text1"/>
+                <w14:textFill>
+                  <w14:solidFill>
+                    <w14:schemeClr w14:val="tx1"/>
+                  </w14:solidFill>
+                </w14:textFill>
               </w:rPr>
               <w:t>pip install -r requirements.txt</w:t>
             </w:r>
@@ -5923,6 +6361,11 @@
           <w:b/>
           <w:bCs/>
           <w:color w:val="000000" w:themeColor="text1"/>
+          <w14:textFill>
+            <w14:solidFill>
+              <w14:schemeClr w14:val="tx1"/>
+            </w14:solidFill>
+          </w14:textFill>
         </w:rPr>
       </w:pPr>
     </w:p>
@@ -5936,13 +6379,23 @@
           <w:b/>
           <w:bCs/>
           <w:color w:val="000000" w:themeColor="text1"/>
-        </w:rPr>
-      </w:pPr>
-      <w:r>
-        <w:rPr>
-          <w:b/>
-          <w:bCs/>
-          <w:color w:val="000000" w:themeColor="text1"/>
+          <w14:textFill>
+            <w14:solidFill>
+              <w14:schemeClr w14:val="tx1"/>
+            </w14:solidFill>
+          </w14:textFill>
+        </w:rPr>
+      </w:pPr>
+      <w:r>
+        <w:rPr>
+          <w:b/>
+          <w:bCs/>
+          <w:color w:val="000000" w:themeColor="text1"/>
+          <w14:textFill>
+            <w14:solidFill>
+              <w14:schemeClr w14:val="tx1"/>
+            </w14:solidFill>
+          </w14:textFill>
         </w:rPr>
         <w:t>Credentials configuration</w:t>
       </w:r>
@@ -5953,507 +6406,637 @@
           <w:b/>
           <w:bCs/>
           <w:color w:val="000000" w:themeColor="text1"/>
-        </w:rPr>
-      </w:pPr>
-      <w:r>
-        <w:rPr>
-          <w:b/>
-          <w:bCs/>
-          <w:color w:val="000000" w:themeColor="text1"/>
+          <w14:textFill>
+            <w14:solidFill>
+              <w14:schemeClr w14:val="tx1"/>
+            </w14:solidFill>
+          </w14:textFill>
+        </w:rPr>
+      </w:pPr>
+      <w:r>
+        <w:rPr>
+          <w:b/>
+          <w:bCs/>
+          <w:color w:val="000000" w:themeColor="text1"/>
+          <w14:textFill>
+            <w14:solidFill>
+              <w14:schemeClr w14:val="tx1"/>
+            </w14:solidFill>
+          </w14:textFill>
         </w:rPr>
         <w:t>In the Agent.py</w:t>
       </w:r>
     </w:p>
     <w:tbl>
       <w:tblPr>
-        <w:tblStyle w:val="TableGrid"/>
+        <w:tblStyle w:val="5"/>
         <w:tblW w:w="0" w:type="auto"/>
-        <w:tblLook w:val="04A0" w:firstRow="1" w:lastRow="0" w:firstColumn="1" w:lastColumn="0" w:noHBand="0" w:noVBand="1"/>
+        <w:tblInd w:w="0" w:type="dxa"/>
+        <w:tblBorders>
+          <w:top w:val="single" w:color="auto" w:sz="4" w:space="0"/>
+          <w:left w:val="single" w:color="auto" w:sz="4" w:space="0"/>
+          <w:bottom w:val="single" w:color="auto" w:sz="4" w:space="0"/>
+          <w:right w:val="single" w:color="auto" w:sz="4" w:space="0"/>
+          <w:insideH w:val="single" w:color="auto" w:sz="4" w:space="0"/>
+          <w:insideV w:val="single" w:color="auto" w:sz="4" w:space="0"/>
+        </w:tblBorders>
+        <w:tblLayout w:type="autofit"/>
+        <w:tblCellMar>
+          <w:top w:w="0" w:type="dxa"/>
+          <w:left w:w="108" w:type="dxa"/>
+          <w:bottom w:w="0" w:type="dxa"/>
+          <w:right w:w="108" w:type="dxa"/>
+        </w:tblCellMar>
       </w:tblPr>
       <w:tblGrid>
-        <w:gridCol w:w="10456"/>
+        <w:gridCol w:w="10682"/>
       </w:tblGrid>
       <w:tr>
+        <w:tblPrEx>
+          <w:tblBorders>
+            <w:top w:val="single" w:color="auto" w:sz="4" w:space="0"/>
+            <w:left w:val="single" w:color="auto" w:sz="4" w:space="0"/>
+            <w:bottom w:val="single" w:color="auto" w:sz="4" w:space="0"/>
+            <w:right w:val="single" w:color="auto" w:sz="4" w:space="0"/>
+            <w:insideH w:val="single" w:color="auto" w:sz="4" w:space="0"/>
+            <w:insideV w:val="single" w:color="auto" w:sz="4" w:space="0"/>
+          </w:tblBorders>
+          <w:tblCellMar>
+            <w:top w:w="0" w:type="dxa"/>
+            <w:left w:w="108" w:type="dxa"/>
+            <w:bottom w:w="0" w:type="dxa"/>
+            <w:right w:w="108" w:type="dxa"/>
+          </w:tblCellMar>
+        </w:tblPrEx>
         <w:tc>
           <w:tcPr>
             <w:tcW w:w="10682" w:type="dxa"/>
           </w:tcPr>
           <w:p>
             <w:pPr>
+              <w:widowControl w:val="0"/>
               <w:jc w:val="left"/>
               <w:rPr>
+                <w:rFonts w:hint="default"/>
                 <w:bCs/>
                 <w:color w:val="000000" w:themeColor="text1"/>
+                <w14:textFill>
+                  <w14:solidFill>
+                    <w14:schemeClr w14:val="tx1"/>
+                  </w14:solidFill>
+                </w14:textFill>
               </w:rPr>
             </w:pPr>
             <w:r>
               <w:rPr>
+                <w:rFonts w:hint="default"/>
                 <w:bCs/>
                 <w:color w:val="000000" w:themeColor="text1"/>
+                <w14:textFill>
+                  <w14:solidFill>
+                    <w14:schemeClr w14:val="tx1"/>
+                  </w14:solidFill>
+                </w14:textFill>
               </w:rPr>
-              <w:t xml:space="preserve">SQL_SERVER = r"(local)\SQLEXPRESS" </w:t>
-            </w:r>
-            <w:r>
-              <w:rPr>
-                <w:color w:val="000000" w:themeColor="text1"/>
-              </w:rPr>
-              <w:t xml:space="preserve"># </w:t>
-            </w:r>
-            <w:proofErr w:type="spellStart"/>
-            <w:proofErr w:type="gramStart"/>
-            <w:r>
-              <w:rPr>
-                <w:color w:val="000000" w:themeColor="text1"/>
-              </w:rPr>
-              <w:t>eg.</w:t>
-            </w:r>
-            <w:proofErr w:type="spellEnd"/>
-            <w:r>
-              <w:rPr>
-                <w:color w:val="000000" w:themeColor="text1"/>
-              </w:rPr>
-              <w:t>,:</w:t>
-            </w:r>
-            <w:proofErr w:type="gramEnd"/>
-            <w:r>
-              <w:rPr>
-                <w:color w:val="000000" w:themeColor="text1"/>
-              </w:rPr>
-              <w:t xml:space="preserve"> “(local)\SQLEXPRESS” or “DESKTOP-TAICUPD\SQLEXPRESS”</w:t>
+              <w:t>SQL_SERVER = r"(local)\SQLEXPRESS" # eg.,: “(local)\SQLEXPRESS” or “DESKTOP-TAICUPD\SQLEXPRESS”</w:t>
             </w:r>
           </w:p>
           <w:p>
             <w:pPr>
+              <w:widowControl w:val="0"/>
               <w:jc w:val="left"/>
               <w:rPr>
+                <w:rFonts w:hint="default"/>
                 <w:bCs/>
                 <w:color w:val="000000" w:themeColor="text1"/>
+                <w14:textFill>
+                  <w14:solidFill>
+                    <w14:schemeClr w14:val="tx1"/>
+                  </w14:solidFill>
+                </w14:textFill>
               </w:rPr>
             </w:pPr>
             <w:r>
               <w:rPr>
+                <w:rFonts w:hint="default"/>
                 <w:bCs/>
                 <w:color w:val="000000" w:themeColor="text1"/>
+                <w14:textFill>
+                  <w14:solidFill>
+                    <w14:schemeClr w14:val="tx1"/>
+                  </w14:solidFill>
+                </w14:textFill>
               </w:rPr>
               <w:t>DATABASE = "NRT-V2"</w:t>
             </w:r>
           </w:p>
           <w:p>
             <w:pPr>
+              <w:widowControl w:val="0"/>
               <w:jc w:val="left"/>
               <w:rPr>
+                <w:rFonts w:hint="default"/>
                 <w:bCs/>
                 <w:color w:val="000000" w:themeColor="text1"/>
+                <w14:textFill>
+                  <w14:solidFill>
+                    <w14:schemeClr w14:val="tx1"/>
+                  </w14:solidFill>
+                </w14:textFill>
               </w:rPr>
             </w:pPr>
             <w:r>
               <w:rPr>
+                <w:rFonts w:hint="default"/>
                 <w:bCs/>
                 <w:color w:val="000000" w:themeColor="text1"/>
+                <w14:textFill>
+                  <w14:solidFill>
+                    <w14:schemeClr w14:val="tx1"/>
+                  </w14:solidFill>
+                </w14:textFill>
               </w:rPr>
-              <w:t>SITE_NAME = "</w:t>
+              <w:t>SITE_NAME = "eg.,: Penang Courtyard</w:t>
             </w:r>
+            <w:bookmarkStart w:id="0" w:name="_GoBack"/>
+            <w:bookmarkEnd w:id="0"/>
             <w:r>
               <w:rPr>
-                <w:color w:val="000000" w:themeColor="text1"/>
-              </w:rPr>
-              <w:t xml:space="preserve"> </w:t>
-            </w:r>
-            <w:proofErr w:type="spellStart"/>
-            <w:proofErr w:type="gramStart"/>
-            <w:r>
-              <w:rPr>
-                <w:color w:val="000000" w:themeColor="text1"/>
-              </w:rPr>
-              <w:t>eg.</w:t>
-            </w:r>
-            <w:proofErr w:type="spellEnd"/>
-            <w:r>
-              <w:rPr>
-                <w:color w:val="000000" w:themeColor="text1"/>
-              </w:rPr>
-              <w:t>,:</w:t>
-            </w:r>
-            <w:proofErr w:type="gramEnd"/>
-            <w:r>
-              <w:rPr>
-                <w:color w:val="000000" w:themeColor="text1"/>
-              </w:rPr>
-              <w:t xml:space="preserve"> Penang Courtyard</w:t>
-            </w:r>
-            <w:r>
-              <w:rPr>
+                <w:rFonts w:hint="default"/>
                 <w:bCs/>
                 <w:color w:val="000000" w:themeColor="text1"/>
+                <w14:textFill>
+                  <w14:solidFill>
+                    <w14:schemeClr w14:val="tx1"/>
+                  </w14:solidFill>
+                </w14:textFill>
               </w:rPr>
-              <w:t xml:space="preserve"> "</w:t>
+              <w:t>"</w:t>
             </w:r>
           </w:p>
           <w:p>
             <w:pPr>
+              <w:widowControl w:val="0"/>
               <w:jc w:val="left"/>
               <w:rPr>
+                <w:rFonts w:hint="default"/>
                 <w:bCs/>
                 <w:color w:val="000000" w:themeColor="text1"/>
+                <w14:textFill>
+                  <w14:solidFill>
+                    <w14:schemeClr w14:val="tx1"/>
+                  </w14:solidFill>
+                </w14:textFill>
               </w:rPr>
             </w:pPr>
             <w:r>
               <w:rPr>
+                <w:rFonts w:hint="default"/>
                 <w:bCs/>
                 <w:color w:val="000000" w:themeColor="text1"/>
+                <w14:textFill>
+                  <w14:solidFill>
+                    <w14:schemeClr w14:val="tx1"/>
+                  </w14:solidFill>
+                </w14:textFill>
               </w:rPr>
               <w:t>SITE_CODE = DATABASE</w:t>
             </w:r>
           </w:p>
           <w:p>
             <w:pPr>
+              <w:widowControl w:val="0"/>
               <w:jc w:val="left"/>
               <w:rPr>
+                <w:rFonts w:hint="default"/>
                 <w:bCs/>
                 <w:color w:val="000000" w:themeColor="text1"/>
+                <w14:textFill>
+                  <w14:solidFill>
+                    <w14:schemeClr w14:val="tx1"/>
+                  </w14:solidFill>
+                </w14:textFill>
               </w:rPr>
             </w:pPr>
             <w:r>
               <w:rPr>
+                <w:rFonts w:hint="default"/>
                 <w:bCs/>
                 <w:color w:val="000000" w:themeColor="text1"/>
+                <w14:textFill>
+                  <w14:solidFill>
+                    <w14:schemeClr w14:val="tx1"/>
+                  </w14:solidFill>
+                </w14:textFill>
               </w:rPr>
               <w:t>API_URL = "https://script.google.com/macros/s/AKfycbxIAwFbkot1Q5X54EbhLik3NLq85KcpYVkeOyh-9Rjgui0nrcI5zIvQaVckHQWAxZju/exec"</w:t>
             </w:r>
           </w:p>
           <w:p>
             <w:pPr>
+              <w:widowControl w:val="0"/>
               <w:jc w:val="left"/>
               <w:rPr>
+                <w:rFonts w:hint="default"/>
                 <w:bCs/>
                 <w:color w:val="000000" w:themeColor="text1"/>
+                <w14:textFill>
+                  <w14:solidFill>
+                    <w14:schemeClr w14:val="tx1"/>
+                  </w14:solidFill>
+                </w14:textFill>
               </w:rPr>
             </w:pPr>
             <w:r>
               <w:rPr>
+                <w:rFonts w:hint="default"/>
                 <w:bCs/>
                 <w:color w:val="000000" w:themeColor="text1"/>
+                <w14:textFill>
+                  <w14:solidFill>
+                    <w14:schemeClr w14:val="tx1"/>
+                  </w14:solidFill>
+                </w14:textFill>
               </w:rPr>
               <w:t>API_KEY = "nrt_8F2xQ9mL7vP3zK1cR6wT4yH0bN5sJ8"</w:t>
             </w:r>
           </w:p>
           <w:p>
             <w:pPr>
+              <w:widowControl w:val="0"/>
               <w:jc w:val="left"/>
               <w:rPr>
+                <w:rFonts w:hint="default"/>
                 <w:bCs/>
                 <w:color w:val="000000" w:themeColor="text1"/>
+                <w14:textFill>
+                  <w14:solidFill>
+                    <w14:schemeClr w14:val="tx1"/>
+                  </w14:solidFill>
+                </w14:textFill>
               </w:rPr>
             </w:pPr>
             <w:r>
               <w:rPr>
+                <w:rFonts w:hint="default"/>
                 <w:bCs/>
                 <w:color w:val="000000" w:themeColor="text1"/>
+                <w14:textFill>
+                  <w14:solidFill>
+                    <w14:schemeClr w14:val="tx1"/>
+                  </w14:solidFill>
+                </w14:textFill>
               </w:rPr>
-              <w:t>DASHBOARD_API_URL = "http://127.0.0.1:5000/</w:t>
-            </w:r>
-            <w:proofErr w:type="spellStart"/>
-            <w:r>
-              <w:rPr>
-                <w:bCs/>
-                <w:color w:val="000000" w:themeColor="text1"/>
-              </w:rPr>
-              <w:t>api</w:t>
-            </w:r>
-            <w:proofErr w:type="spellEnd"/>
-            <w:r>
-              <w:rPr>
-                <w:bCs/>
-                <w:color w:val="000000" w:themeColor="text1"/>
-              </w:rPr>
-              <w:t>/</w:t>
-            </w:r>
-            <w:proofErr w:type="spellStart"/>
-            <w:r>
-              <w:rPr>
-                <w:bCs/>
-                <w:color w:val="000000" w:themeColor="text1"/>
-              </w:rPr>
-              <w:t>nrt</w:t>
-            </w:r>
-            <w:proofErr w:type="spellEnd"/>
-            <w:r>
-              <w:rPr>
-                <w:bCs/>
-                <w:color w:val="000000" w:themeColor="text1"/>
-              </w:rPr>
-              <w:t>-status"</w:t>
+              <w:t>DASHBOARD_API_URL = "http://127.0.0.1:5000/api/nrt-status"</w:t>
             </w:r>
           </w:p>
           <w:p>
             <w:pPr>
+              <w:widowControl w:val="0"/>
               <w:jc w:val="left"/>
               <w:rPr>
+                <w:rFonts w:hint="default"/>
                 <w:bCs/>
                 <w:color w:val="000000" w:themeColor="text1"/>
+                <w14:textFill>
+                  <w14:solidFill>
+                    <w14:schemeClr w14:val="tx1"/>
+                  </w14:solidFill>
+                </w14:textFill>
               </w:rPr>
             </w:pPr>
           </w:p>
           <w:p>
             <w:pPr>
+              <w:widowControl w:val="0"/>
               <w:jc w:val="left"/>
               <w:rPr>
+                <w:rFonts w:hint="default"/>
                 <w:bCs/>
                 <w:color w:val="000000" w:themeColor="text1"/>
+                <w14:textFill>
+                  <w14:solidFill>
+                    <w14:schemeClr w14:val="tx1"/>
+                  </w14:solidFill>
+                </w14:textFill>
               </w:rPr>
             </w:pPr>
             <w:r>
               <w:rPr>
+                <w:rFonts w:hint="default"/>
                 <w:bCs/>
                 <w:color w:val="000000" w:themeColor="text1"/>
+                <w14:textFill>
+                  <w14:solidFill>
+                    <w14:schemeClr w14:val="tx1"/>
+                  </w14:solidFill>
+                </w14:textFill>
               </w:rPr>
               <w:t>ALERT_THRESHOLD_HOURS = 48</w:t>
             </w:r>
           </w:p>
           <w:p>
             <w:pPr>
+              <w:widowControl w:val="0"/>
               <w:jc w:val="left"/>
               <w:rPr>
+                <w:rFonts w:hint="default"/>
                 <w:bCs/>
                 <w:color w:val="000000" w:themeColor="text1"/>
+                <w14:textFill>
+                  <w14:solidFill>
+                    <w14:schemeClr w14:val="tx1"/>
+                  </w14:solidFill>
+                </w14:textFill>
               </w:rPr>
             </w:pPr>
             <w:r>
               <w:rPr>
+                <w:rFonts w:hint="default"/>
                 <w:bCs/>
                 <w:color w:val="000000" w:themeColor="text1"/>
+                <w14:textFill>
+                  <w14:solidFill>
+                    <w14:schemeClr w14:val="tx1"/>
+                  </w14:solidFill>
+                </w14:textFill>
               </w:rPr>
               <w:t>COLLECTION_INTERVAL_MINUTES = 40</w:t>
             </w:r>
           </w:p>
           <w:p>
             <w:pPr>
+              <w:widowControl w:val="0"/>
               <w:jc w:val="left"/>
               <w:rPr>
+                <w:rFonts w:hint="default"/>
                 <w:bCs/>
                 <w:color w:val="000000" w:themeColor="text1"/>
+                <w14:textFill>
+                  <w14:solidFill>
+                    <w14:schemeClr w14:val="tx1"/>
+                  </w14:solidFill>
+                </w14:textFill>
+              </w:rPr>
+            </w:pPr>
+            <w:r>
+              <w:rPr>
+                <w:rFonts w:hint="default"/>
+                <w:bCs/>
+                <w:color w:val="000000" w:themeColor="text1"/>
+                <w14:textFill>
+                  <w14:solidFill>
+                    <w14:schemeClr w14:val="tx1"/>
+                  </w14:solidFill>
+                </w14:textFill>
+              </w:rPr>
+              <w:t>STARTUP_LAUNCHER_NAME = "NRT Monitor Collector.cmd"</w:t>
+            </w:r>
+          </w:p>
+          <w:p>
+            <w:pPr>
+              <w:widowControl w:val="0"/>
+              <w:jc w:val="left"/>
+              <w:rPr>
+                <w:rFonts w:hint="default"/>
+                <w:bCs/>
+                <w:color w:val="000000" w:themeColor="text1"/>
+                <w14:textFill>
+                  <w14:solidFill>
+                    <w14:schemeClr w14:val="tx1"/>
+                  </w14:solidFill>
+                </w14:textFill>
               </w:rPr>
             </w:pPr>
           </w:p>
           <w:p>
             <w:pPr>
+              <w:widowControl w:val="0"/>
               <w:jc w:val="left"/>
               <w:rPr>
+                <w:rFonts w:hint="default"/>
                 <w:bCs/>
                 <w:color w:val="000000" w:themeColor="text1"/>
+                <w14:textFill>
+                  <w14:solidFill>
+                    <w14:schemeClr w14:val="tx1"/>
+                  </w14:solidFill>
+                </w14:textFill>
               </w:rPr>
             </w:pPr>
             <w:r>
               <w:rPr>
+                <w:rFonts w:hint="default"/>
                 <w:bCs/>
                 <w:color w:val="000000" w:themeColor="text1"/>
+                <w14:textFill>
+                  <w14:solidFill>
+                    <w14:schemeClr w14:val="tx1"/>
+                  </w14:solidFill>
+                </w14:textFill>
               </w:rPr>
               <w:t>CONNECTION_STRING = (</w:t>
             </w:r>
           </w:p>
           <w:p>
             <w:pPr>
+              <w:widowControl w:val="0"/>
               <w:jc w:val="left"/>
               <w:rPr>
+                <w:rFonts w:hint="default"/>
                 <w:bCs/>
                 <w:color w:val="000000" w:themeColor="text1"/>
+                <w14:textFill>
+                  <w14:solidFill>
+                    <w14:schemeClr w14:val="tx1"/>
+                  </w14:solidFill>
+                </w14:textFill>
               </w:rPr>
             </w:pPr>
             <w:r>
               <w:rPr>
+                <w:rFonts w:hint="default"/>
                 <w:bCs/>
                 <w:color w:val="000000" w:themeColor="text1"/>
+                <w14:textFill>
+                  <w14:solidFill>
+                    <w14:schemeClr w14:val="tx1"/>
+                  </w14:solidFill>
+                </w14:textFill>
               </w:rPr>
-              <w:t xml:space="preserve">    "DRIVER</w:t>
-            </w:r>
-            <w:proofErr w:type="gramStart"/>
-            <w:r>
-              <w:rPr>
-                <w:bCs/>
-                <w:color w:val="000000" w:themeColor="text1"/>
-              </w:rPr>
-              <w:t>={</w:t>
-            </w:r>
-            <w:proofErr w:type="gramEnd"/>
-            <w:r>
-              <w:rPr>
-                <w:bCs/>
-                <w:color w:val="000000" w:themeColor="text1"/>
-              </w:rPr>
-              <w:t>ODBC Driver 17 for SQL Server};"</w:t>
+              <w:t xml:space="preserve">    "DRIVER={ODBC Driver 17 for SQL Server};"</w:t>
             </w:r>
           </w:p>
           <w:p>
             <w:pPr>
+              <w:widowControl w:val="0"/>
               <w:jc w:val="left"/>
               <w:rPr>
+                <w:rFonts w:hint="default"/>
                 <w:bCs/>
                 <w:color w:val="000000" w:themeColor="text1"/>
+                <w14:textFill>
+                  <w14:solidFill>
+                    <w14:schemeClr w14:val="tx1"/>
+                  </w14:solidFill>
+                </w14:textFill>
               </w:rPr>
             </w:pPr>
             <w:r>
               <w:rPr>
+                <w:rFonts w:hint="default"/>
                 <w:bCs/>
                 <w:color w:val="000000" w:themeColor="text1"/>
+                <w14:textFill>
+                  <w14:solidFill>
+                    <w14:schemeClr w14:val="tx1"/>
+                  </w14:solidFill>
+                </w14:textFill>
               </w:rPr>
-              <w:t xml:space="preserve">    </w:t>
-            </w:r>
-            <w:proofErr w:type="spellStart"/>
-            <w:r>
-              <w:rPr>
-                <w:bCs/>
-                <w:color w:val="000000" w:themeColor="text1"/>
-              </w:rPr>
-              <w:t>f"SERVER</w:t>
-            </w:r>
-            <w:proofErr w:type="spellEnd"/>
-            <w:r>
-              <w:rPr>
-                <w:bCs/>
-                <w:color w:val="000000" w:themeColor="text1"/>
-              </w:rPr>
-              <w:t>={SQL_SERVER};"</w:t>
+              <w:t xml:space="preserve">    f"SERVER={SQL_SERVER};"</w:t>
             </w:r>
           </w:p>
           <w:p>
             <w:pPr>
+              <w:widowControl w:val="0"/>
               <w:jc w:val="left"/>
               <w:rPr>
+                <w:rFonts w:hint="default"/>
                 <w:bCs/>
                 <w:color w:val="000000" w:themeColor="text1"/>
+                <w14:textFill>
+                  <w14:solidFill>
+                    <w14:schemeClr w14:val="tx1"/>
+                  </w14:solidFill>
+                </w14:textFill>
               </w:rPr>
             </w:pPr>
             <w:r>
               <w:rPr>
+                <w:rFonts w:hint="default"/>
                 <w:bCs/>
                 <w:color w:val="000000" w:themeColor="text1"/>
+                <w14:textFill>
+                  <w14:solidFill>
+                    <w14:schemeClr w14:val="tx1"/>
+                  </w14:solidFill>
+                </w14:textFill>
               </w:rPr>
-              <w:t xml:space="preserve">    </w:t>
-            </w:r>
-            <w:proofErr w:type="spellStart"/>
-            <w:r>
-              <w:rPr>
-                <w:bCs/>
-                <w:color w:val="000000" w:themeColor="text1"/>
-              </w:rPr>
-              <w:t>f"DATABASE</w:t>
-            </w:r>
-            <w:proofErr w:type="spellEnd"/>
-            <w:r>
-              <w:rPr>
-                <w:bCs/>
-                <w:color w:val="000000" w:themeColor="text1"/>
-              </w:rPr>
-              <w:t>={DATABASE};"</w:t>
+              <w:t xml:space="preserve">    f"DATABASE={DATABASE};"</w:t>
             </w:r>
           </w:p>
           <w:p>
             <w:pPr>
+              <w:widowControl w:val="0"/>
               <w:jc w:val="left"/>
               <w:rPr>
+                <w:rFonts w:hint="default"/>
                 <w:bCs/>
                 <w:color w:val="000000" w:themeColor="text1"/>
+                <w14:textFill>
+                  <w14:solidFill>
+                    <w14:schemeClr w14:val="tx1"/>
+                  </w14:solidFill>
+                </w14:textFill>
               </w:rPr>
             </w:pPr>
             <w:r>
               <w:rPr>
+                <w:rFonts w:hint="default"/>
                 <w:bCs/>
                 <w:color w:val="000000" w:themeColor="text1"/>
+                <w14:textFill>
+                  <w14:solidFill>
+                    <w14:schemeClr w14:val="tx1"/>
+                  </w14:solidFill>
+                </w14:textFill>
               </w:rPr>
-              <w:t xml:space="preserve">    "UID=</w:t>
-            </w:r>
-            <w:proofErr w:type="spellStart"/>
-            <w:r>
-              <w:rPr>
-                <w:color w:val="000000" w:themeColor="text1"/>
-              </w:rPr>
-              <w:t>sa</w:t>
-            </w:r>
-            <w:proofErr w:type="spellEnd"/>
-            <w:r>
-              <w:rPr>
-                <w:bCs/>
-                <w:color w:val="000000" w:themeColor="text1"/>
-              </w:rPr>
-              <w:t>;"</w:t>
+              <w:t xml:space="preserve">    "UID=sa;"</w:t>
             </w:r>
           </w:p>
           <w:p>
             <w:pPr>
+              <w:widowControl w:val="0"/>
               <w:jc w:val="left"/>
               <w:rPr>
+                <w:rFonts w:hint="default"/>
                 <w:bCs/>
                 <w:color w:val="000000" w:themeColor="text1"/>
+                <w14:textFill>
+                  <w14:solidFill>
+                    <w14:schemeClr w14:val="tx1"/>
+                  </w14:solidFill>
+                </w14:textFill>
               </w:rPr>
             </w:pPr>
             <w:r>
               <w:rPr>
+                <w:rFonts w:hint="default"/>
                 <w:bCs/>
                 <w:color w:val="000000" w:themeColor="text1"/>
+                <w14:textFill>
+                  <w14:solidFill>
+                    <w14:schemeClr w14:val="tx1"/>
+                  </w14:solidFill>
+                </w14:textFill>
               </w:rPr>
-              <w:t xml:space="preserve">    "PWD=</w:t>
-            </w:r>
-            <w:bookmarkStart w:id="0" w:name="_GoBack"/>
-            <w:bookmarkEnd w:id="0"/>
-            <w:r>
-              <w:rPr>
-                <w:color w:val="000000" w:themeColor="text1"/>
-              </w:rPr>
-              <w:t>qwerty7890</w:t>
-            </w:r>
-            <w:r>
-              <w:rPr>
-                <w:bCs/>
-                <w:color w:val="000000" w:themeColor="text1"/>
-              </w:rPr>
-              <w:t>;"</w:t>
+              <w:t xml:space="preserve">    "PWD=qwerty7890;"</w:t>
             </w:r>
           </w:p>
           <w:p>
             <w:pPr>
+              <w:widowControl w:val="0"/>
               <w:jc w:val="left"/>
               <w:rPr>
+                <w:rFonts w:hint="default"/>
                 <w:bCs/>
                 <w:color w:val="000000" w:themeColor="text1"/>
+                <w14:textFill>
+                  <w14:solidFill>
+                    <w14:schemeClr w14:val="tx1"/>
+                  </w14:solidFill>
+                </w14:textFill>
               </w:rPr>
             </w:pPr>
             <w:r>
               <w:rPr>
+                <w:rFonts w:hint="default"/>
                 <w:bCs/>
                 <w:color w:val="000000" w:themeColor="text1"/>
+                <w14:textFill>
+                  <w14:solidFill>
+                    <w14:schemeClr w14:val="tx1"/>
+                  </w14:solidFill>
+                </w14:textFill>
               </w:rPr>
-              <w:t xml:space="preserve">    "</w:t>
-            </w:r>
-            <w:proofErr w:type="spellStart"/>
-            <w:r>
-              <w:rPr>
-                <w:bCs/>
-                <w:color w:val="000000" w:themeColor="text1"/>
-              </w:rPr>
-              <w:t>Trusted_Connection</w:t>
-            </w:r>
-            <w:proofErr w:type="spellEnd"/>
-            <w:r>
-              <w:rPr>
-                <w:bCs/>
-                <w:color w:val="000000" w:themeColor="text1"/>
-              </w:rPr>
-              <w:t>=yes;"</w:t>
+              <w:t xml:space="preserve">    "Trusted_Connection=yes;"</w:t>
             </w:r>
           </w:p>
           <w:p>
             <w:pPr>
+              <w:widowControl w:val="0"/>
               <w:jc w:val="left"/>
               <w:rPr>
                 <w:b/>
                 <w:bCs/>
                 <w:color w:val="000000" w:themeColor="text1"/>
+                <w14:textFill>
+                  <w14:solidFill>
+                    <w14:schemeClr w14:val="tx1"/>
+                  </w14:solidFill>
+                </w14:textFill>
               </w:rPr>
             </w:pPr>
             <w:r>
               <w:rPr>
+                <w:rFonts w:hint="default"/>
                 <w:bCs/>
                 <w:color w:val="000000" w:themeColor="text1"/>
+                <w14:textFill>
+                  <w14:solidFill>
+                    <w14:schemeClr w14:val="tx1"/>
+                  </w14:solidFill>
+                </w14:textFill>
               </w:rPr>
               <w:t>)</w:t>
             </w:r>
@@ -6467,15 +7050,25 @@
           <w:b/>
           <w:bCs/>
           <w:color w:val="000000" w:themeColor="text1"/>
-        </w:rPr>
-      </w:pPr>
-    </w:p>
-    <w:p>
-      <w:pPr>
-        <w:rPr>
-          <w:b/>
-          <w:bCs/>
-          <w:color w:val="000000" w:themeColor="text1"/>
+          <w14:textFill>
+            <w14:solidFill>
+              <w14:schemeClr w14:val="tx1"/>
+            </w14:solidFill>
+          </w14:textFill>
+        </w:rPr>
+      </w:pPr>
+    </w:p>
+    <w:p>
+      <w:pPr>
+        <w:rPr>
+          <w:b/>
+          <w:bCs/>
+          <w:color w:val="000000" w:themeColor="text1"/>
+          <w14:textFill>
+            <w14:solidFill>
+              <w14:schemeClr w14:val="tx1"/>
+            </w14:solidFill>
+          </w14:textFill>
         </w:rPr>
       </w:pPr>
     </w:p>
@@ -6489,13 +7082,23 @@
           <w:b/>
           <w:bCs/>
           <w:color w:val="000000" w:themeColor="text1"/>
-        </w:rPr>
-      </w:pPr>
-      <w:r>
-        <w:rPr>
-          <w:b/>
-          <w:bCs/>
-          <w:color w:val="000000" w:themeColor="text1"/>
+          <w14:textFill>
+            <w14:solidFill>
+              <w14:schemeClr w14:val="tx1"/>
+            </w14:solidFill>
+          </w14:textFill>
+        </w:rPr>
+      </w:pPr>
+      <w:r>
+        <w:rPr>
+          <w:b/>
+          <w:bCs/>
+          <w:color w:val="000000" w:themeColor="text1"/>
+          <w14:textFill>
+            <w14:solidFill>
+              <w14:schemeClr w14:val="tx1"/>
+            </w14:solidFill>
+          </w14:textFill>
         </w:rPr>
         <w:t>**Run the app**</w:t>
       </w:r>
@@ -6504,11 +7107,21 @@
       <w:pPr>
         <w:rPr>
           <w:color w:val="000000" w:themeColor="text1"/>
-        </w:rPr>
-      </w:pPr>
-      <w:r>
-        <w:rPr>
-          <w:color w:val="000000" w:themeColor="text1"/>
+          <w14:textFill>
+            <w14:solidFill>
+              <w14:schemeClr w14:val="tx1"/>
+            </w14:solidFill>
+          </w14:textFill>
+        </w:rPr>
+      </w:pPr>
+      <w:r>
+        <w:rPr>
+          <w:color w:val="000000" w:themeColor="text1"/>
+          <w14:textFill>
+            <w14:solidFill>
+              <w14:schemeClr w14:val="tx1"/>
+            </w14:solidFill>
+          </w14:textFill>
         </w:rPr>
         <w:t>Place both program one in the Central Server, another in the client site</w:t>
       </w:r>
@@ -6517,38 +7130,91 @@
       <w:pPr>
         <w:rPr>
           <w:color w:val="000000" w:themeColor="text1"/>
-        </w:rPr>
-      </w:pPr>
-      <w:r>
-        <w:rPr>
-          <w:color w:val="000000" w:themeColor="text1"/>
+          <w14:textFill>
+            <w14:solidFill>
+              <w14:schemeClr w14:val="tx1"/>
+            </w14:solidFill>
+          </w14:textFill>
+        </w:rPr>
+      </w:pPr>
+      <w:r>
+        <w:rPr>
+          <w:color w:val="000000" w:themeColor="text1"/>
+          <w14:textFill>
+            <w14:solidFill>
+              <w14:schemeClr w14:val="tx1"/>
+            </w14:solidFill>
+          </w14:textFill>
         </w:rPr>
         <w:t>On the Central Server, run:</w:t>
       </w:r>
     </w:p>
     <w:tbl>
       <w:tblPr>
-        <w:tblStyle w:val="TableGrid"/>
+        <w:tblStyle w:val="5"/>
         <w:tblW w:w="0" w:type="auto"/>
-        <w:tblLook w:val="04A0" w:firstRow="1" w:lastRow="0" w:firstColumn="1" w:lastColumn="0" w:noHBand="0" w:noVBand="1"/>
+        <w:tblInd w:w="0" w:type="dxa"/>
+        <w:tblBorders>
+          <w:top w:val="single" w:color="auto" w:sz="4" w:space="0"/>
+          <w:left w:val="single" w:color="auto" w:sz="4" w:space="0"/>
+          <w:bottom w:val="single" w:color="auto" w:sz="4" w:space="0"/>
+          <w:right w:val="single" w:color="auto" w:sz="4" w:space="0"/>
+          <w:insideH w:val="single" w:color="auto" w:sz="4" w:space="0"/>
+          <w:insideV w:val="single" w:color="auto" w:sz="4" w:space="0"/>
+        </w:tblBorders>
+        <w:tblLayout w:type="autofit"/>
+        <w:tblCellMar>
+          <w:top w:w="0" w:type="dxa"/>
+          <w:left w:w="108" w:type="dxa"/>
+          <w:bottom w:w="0" w:type="dxa"/>
+          <w:right w:w="108" w:type="dxa"/>
+        </w:tblCellMar>
       </w:tblPr>
       <w:tblGrid>
-        <w:gridCol w:w="10456"/>
+        <w:gridCol w:w="10682"/>
       </w:tblGrid>
       <w:tr>
+        <w:tblPrEx>
+          <w:tblBorders>
+            <w:top w:val="single" w:color="auto" w:sz="4" w:space="0"/>
+            <w:left w:val="single" w:color="auto" w:sz="4" w:space="0"/>
+            <w:bottom w:val="single" w:color="auto" w:sz="4" w:space="0"/>
+            <w:right w:val="single" w:color="auto" w:sz="4" w:space="0"/>
+            <w:insideH w:val="single" w:color="auto" w:sz="4" w:space="0"/>
+            <w:insideV w:val="single" w:color="auto" w:sz="4" w:space="0"/>
+          </w:tblBorders>
+          <w:tblCellMar>
+            <w:top w:w="0" w:type="dxa"/>
+            <w:left w:w="108" w:type="dxa"/>
+            <w:bottom w:w="0" w:type="dxa"/>
+            <w:right w:w="108" w:type="dxa"/>
+          </w:tblCellMar>
+        </w:tblPrEx>
         <w:tc>
           <w:tcPr>
             <w:tcW w:w="10682" w:type="dxa"/>
           </w:tcPr>
           <w:p>
             <w:pPr>
+              <w:widowControl w:val="0"/>
+              <w:jc w:val="both"/>
               <w:rPr>
                 <w:color w:val="000000" w:themeColor="text1"/>
+                <w14:textFill>
+                  <w14:solidFill>
+                    <w14:schemeClr w14:val="tx1"/>
+                  </w14:solidFill>
+                </w14:textFill>
               </w:rPr>
             </w:pPr>
             <w:r>
               <w:rPr>
                 <w:color w:val="000000" w:themeColor="text1"/>
+                <w14:textFill>
+                  <w14:solidFill>
+                    <w14:schemeClr w14:val="tx1"/>
+                  </w14:solidFill>
+                </w14:textFill>
               </w:rPr>
               <w:t>python app.py</w:t>
             </w:r>
@@ -6560,45 +7226,103 @@
       <w:pPr>
         <w:rPr>
           <w:color w:val="000000" w:themeColor="text1"/>
-        </w:rPr>
-      </w:pPr>
-    </w:p>
-    <w:p>
-      <w:pPr>
-        <w:rPr>
-          <w:color w:val="000000" w:themeColor="text1"/>
-        </w:rPr>
-      </w:pPr>
-      <w:r>
-        <w:rPr>
-          <w:color w:val="000000" w:themeColor="text1"/>
+          <w14:textFill>
+            <w14:solidFill>
+              <w14:schemeClr w14:val="tx1"/>
+            </w14:solidFill>
+          </w14:textFill>
+        </w:rPr>
+      </w:pPr>
+    </w:p>
+    <w:p>
+      <w:pPr>
+        <w:rPr>
+          <w:color w:val="000000" w:themeColor="text1"/>
+          <w14:textFill>
+            <w14:solidFill>
+              <w14:schemeClr w14:val="tx1"/>
+            </w14:solidFill>
+          </w14:textFill>
+        </w:rPr>
+      </w:pPr>
+      <w:r>
+        <w:rPr>
+          <w:color w:val="000000" w:themeColor="text1"/>
+          <w14:textFill>
+            <w14:solidFill>
+              <w14:schemeClr w14:val="tx1"/>
+            </w14:solidFill>
+          </w14:textFill>
         </w:rPr>
         <w:t>On the client side, run:</w:t>
       </w:r>
     </w:p>
     <w:tbl>
       <w:tblPr>
-        <w:tblStyle w:val="TableGrid"/>
+        <w:tblStyle w:val="5"/>
         <w:tblW w:w="0" w:type="auto"/>
-        <w:tblLook w:val="04A0" w:firstRow="1" w:lastRow="0" w:firstColumn="1" w:lastColumn="0" w:noHBand="0" w:noVBand="1"/>
+        <w:tblInd w:w="0" w:type="dxa"/>
+        <w:tblBorders>
+          <w:top w:val="single" w:color="auto" w:sz="4" w:space="0"/>
+          <w:left w:val="single" w:color="auto" w:sz="4" w:space="0"/>
+          <w:bottom w:val="single" w:color="auto" w:sz="4" w:space="0"/>
+          <w:right w:val="single" w:color="auto" w:sz="4" w:space="0"/>
+          <w:insideH w:val="single" w:color="auto" w:sz="4" w:space="0"/>
+          <w:insideV w:val="single" w:color="auto" w:sz="4" w:space="0"/>
+        </w:tblBorders>
+        <w:tblLayout w:type="autofit"/>
+        <w:tblCellMar>
+          <w:top w:w="0" w:type="dxa"/>
+          <w:left w:w="108" w:type="dxa"/>
+          <w:bottom w:w="0" w:type="dxa"/>
+          <w:right w:w="108" w:type="dxa"/>
+        </w:tblCellMar>
       </w:tblPr>
       <w:tblGrid>
-        <w:gridCol w:w="10456"/>
+        <w:gridCol w:w="10682"/>
       </w:tblGrid>
       <w:tr>
+        <w:tblPrEx>
+          <w:tblBorders>
+            <w:top w:val="single" w:color="auto" w:sz="4" w:space="0"/>
+            <w:left w:val="single" w:color="auto" w:sz="4" w:space="0"/>
+            <w:bottom w:val="single" w:color="auto" w:sz="4" w:space="0"/>
+            <w:right w:val="single" w:color="auto" w:sz="4" w:space="0"/>
+            <w:insideH w:val="single" w:color="auto" w:sz="4" w:space="0"/>
+            <w:insideV w:val="single" w:color="auto" w:sz="4" w:space="0"/>
+          </w:tblBorders>
+          <w:tblCellMar>
+            <w:top w:w="0" w:type="dxa"/>
+            <w:left w:w="108" w:type="dxa"/>
+            <w:bottom w:w="0" w:type="dxa"/>
+            <w:right w:w="108" w:type="dxa"/>
+          </w:tblCellMar>
+        </w:tblPrEx>
         <w:tc>
           <w:tcPr>
             <w:tcW w:w="10682" w:type="dxa"/>
           </w:tcPr>
           <w:p>
             <w:pPr>
+              <w:widowControl w:val="0"/>
+              <w:jc w:val="both"/>
               <w:rPr>
                 <w:color w:val="000000" w:themeColor="text1"/>
+                <w14:textFill>
+                  <w14:solidFill>
+                    <w14:schemeClr w14:val="tx1"/>
+                  </w14:solidFill>
+                </w14:textFill>
               </w:rPr>
             </w:pPr>
             <w:r>
               <w:rPr>
                 <w:color w:val="000000" w:themeColor="text1"/>
+                <w14:textFill>
+                  <w14:solidFill>
+                    <w14:schemeClr w14:val="tx1"/>
+                  </w14:solidFill>
+                </w14:textFill>
               </w:rPr>
               <w:t>python agent.py</w:t>
             </w:r>
@@ -6612,21 +7336,31 @@
           <w:b/>
           <w:bCs/>
           <w:color w:val="000000" w:themeColor="text1"/>
-        </w:rPr>
-      </w:pPr>
-    </w:p>
-    <w:p>
-      <w:pPr>
-        <w:rPr>
-          <w:b/>
-          <w:bCs/>
-          <w:color w:val="000000" w:themeColor="text1"/>
+          <w14:textFill>
+            <w14:solidFill>
+              <w14:schemeClr w14:val="tx1"/>
+            </w14:solidFill>
+          </w14:textFill>
+        </w:rPr>
+      </w:pPr>
+    </w:p>
+    <w:p>
+      <w:pPr>
+        <w:rPr>
+          <w:b/>
+          <w:bCs/>
+          <w:color w:val="000000" w:themeColor="text1"/>
+          <w14:textFill>
+            <w14:solidFill>
+              <w14:schemeClr w14:val="tx1"/>
+            </w14:solidFill>
+          </w14:textFill>
         </w:rPr>
         <w:sectPr>
           <w:pgSz w:w="11906" w:h="16838"/>
           <w:pgMar w:top="720" w:right="720" w:bottom="720" w:left="720" w:header="720" w:footer="720" w:gutter="0"/>
-          <w:cols w:space="720"/>
-          <w:docGrid w:linePitch="360"/>
+          <w:cols w:space="720" w:num="1"/>
+          <w:docGrid w:linePitch="360" w:charSpace="0"/>
         </w:sectPr>
       </w:pPr>
     </w:p>
@@ -6636,15 +7370,24 @@
           <w:b/>
           <w:bCs/>
           <w:color w:val="000000" w:themeColor="text1"/>
-        </w:rPr>
-      </w:pPr>
-      <w:r>
-        <w:rPr>
-          <w:b/>
-          <w:bCs/>
-          <w:color w:val="000000" w:themeColor="text1"/>
-        </w:rPr>
-        <w:lastRenderedPageBreak/>
+          <w14:textFill>
+            <w14:solidFill>
+              <w14:schemeClr w14:val="tx1"/>
+            </w14:solidFill>
+          </w14:textFill>
+        </w:rPr>
+      </w:pPr>
+      <w:r>
+        <w:rPr>
+          <w:b/>
+          <w:bCs/>
+          <w:color w:val="000000" w:themeColor="text1"/>
+          <w14:textFill>
+            <w14:solidFill>
+              <w14:schemeClr w14:val="tx1"/>
+            </w14:solidFill>
+          </w14:textFill>
+        </w:rPr>
         <w:t>Output:</w:t>
       </w:r>
     </w:p>
@@ -6654,14 +7397,16 @@
           <w:b/>
           <w:bCs/>
           <w:color w:val="000000" w:themeColor="text1"/>
-        </w:rPr>
-      </w:pPr>
-      <w:r>
-        <w:rPr>
-          <w:noProof/>
-        </w:rPr>
+          <w14:textFill>
+            <w14:solidFill>
+              <w14:schemeClr w14:val="tx1"/>
+            </w14:solidFill>
+          </w14:textFill>
+        </w:rPr>
+      </w:pPr>
+      <w:r>
         <w:drawing>
-          <wp:anchor distT="0" distB="0" distL="114300" distR="114300" simplePos="0" relativeHeight="251699200" behindDoc="0" locked="0" layoutInCell="1" allowOverlap="1" wp14:anchorId="2A487E3E" wp14:editId="3A1FDB3A">
+          <wp:anchor distT="0" distB="0" distL="114300" distR="114300" simplePos="0" relativeHeight="251699200" behindDoc="0" locked="0" layoutInCell="1" allowOverlap="1">
             <wp:simplePos x="0" y="0"/>
             <wp:positionH relativeFrom="column">
               <wp:posOffset>0</wp:posOffset>
@@ -6686,7 +7431,7 @@
                     </pic:cNvPicPr>
                   </pic:nvPicPr>
                   <pic:blipFill>
-                    <a:blip r:embed="rId29"/>
+                    <a:blip r:embed="rId26"/>
                     <a:stretch>
                       <a:fillRect/>
                     </a:stretch>
@@ -6714,20 +7459,20 @@
     <w:sectPr>
       <w:pgSz w:w="11906" w:h="16838"/>
       <w:pgMar w:top="720" w:right="720" w:bottom="720" w:left="720" w:header="720" w:footer="720" w:gutter="0"/>
-      <w:cols w:space="720"/>
-      <w:docGrid w:linePitch="360"/>
+      <w:cols w:space="720" w:num="1"/>
+      <w:docGrid w:linePitch="360" w:charSpace="0"/>
     </w:sectPr>
   </w:body>
 </w:document>
 </file>
 
 <file path=word/numbering.xml><?xml version="1.0" encoding="utf-8"?>
-<w:numbering xmlns:wpc="http://schemas.microsoft.com/office/word/2010/wordprocessingCanvas" xmlns:cx="http://schemas.microsoft.com/office/drawing/2014/chartex" xmlns:cx1="http://schemas.microsoft.com/office/drawing/2015/9/8/chartex" xmlns:cx2="http://schemas.microsoft.com/office/drawing/2015/10/21/chartex" xmlns:cx3="http://schemas.microsoft.com/office/drawing/2016/5/9/chartex" xmlns:cx4="http://schemas.microsoft.com/office/drawing/2016/5/10/chartex" xmlns:cx5="http://schemas.microsoft.com/office/drawing/2016/5/11/chartex" xmlns:cx6="http://schemas.microsoft.com/office/drawing/2016/5/12/chartex" xmlns:cx7="http://schemas.microsoft.com/office/drawing/2016/5/13/chartex" xmlns:cx8="http://schemas.microsoft.com/office/drawing/2016/5/14/chartex" xmlns:mc="http://schemas.openxmlformats.org/markup-compatibility/2006" xmlns:aink="http://schemas.microsoft.com/office/drawing/2016/ink" xmlns:am3d="http://schemas.microsoft.com/office/drawing/2017/model3d" xmlns:o="urn:schemas-microsoft-com:office:office" xmlns:r="http://schemas.openxmlformats.org/officeDocument/2006/relationships" xmlns:m="http://schemas.openxmlformats.org/officeDocument/2006/math" xmlns:v="urn:schemas-microsoft-com:vml" xmlns:wp14="http://schemas.microsoft.com/office/word/2010/wordprocessingDrawing" xmlns:wp="http://schemas.openxmlformats.org/drawingml/2006/wordprocessingDrawing" xmlns:w10="urn:schemas-microsoft-com:office:word" xmlns:w="http://schemas.openxmlformats.org/wordprocessingml/2006/main" xmlns:w14="http://schemas.microsoft.com/office/word/2010/wordml" xmlns:w15="http://schemas.microsoft.com/office/word/2012/wordml" xmlns:w16cid="http://schemas.microsoft.com/office/word/2016/wordml/cid" xmlns:w16se="http://schemas.microsoft.com/office/word/2015/wordml/symex" xmlns:wpg="http://schemas.microsoft.com/office/word/2010/wordprocessingGroup" xmlns:wpi="http://schemas.microsoft.com/office/word/2010/wordprocessingInk" xmlns:wne="http://schemas.microsoft.com/office/word/2006/wordml" xmlns:wps="http://schemas.microsoft.com/office/word/2010/wordprocessingShape" mc:Ignorable="w14 w15 w16se w16cid wp14">
-  <w:abstractNum w:abstractNumId="0" w15:restartNumberingAfterBreak="0">
+<w:numbering xmlns:wpc="http://schemas.microsoft.com/office/word/2010/wordprocessingCanvas" xmlns:mc="http://schemas.openxmlformats.org/markup-compatibility/2006" xmlns:o="urn:schemas-microsoft-com:office:office" xmlns:r="http://schemas.openxmlformats.org/officeDocument/2006/relationships" xmlns:m="http://schemas.openxmlformats.org/officeDocument/2006/math" xmlns:v="urn:schemas-microsoft-com:vml" xmlns:wp14="http://schemas.microsoft.com/office/word/2010/wordprocessingDrawing" xmlns:wp="http://schemas.openxmlformats.org/drawingml/2006/wordprocessingDrawing" xmlns:w10="urn:schemas-microsoft-com:office:word" xmlns:w="http://schemas.openxmlformats.org/wordprocessingml/2006/main" xmlns:w14="http://schemas.microsoft.com/office/word/2010/wordml" xmlns:wpg="http://schemas.microsoft.com/office/word/2010/wordprocessingGroup" xmlns:wpi="http://schemas.microsoft.com/office/word/2010/wordprocessingInk" xmlns:wne="http://schemas.microsoft.com/office/word/2006/wordml" xmlns:wps="http://schemas.microsoft.com/office/word/2010/wordprocessingShape" xmlns:wpsCustomData="http://www.wps.cn/officeDocument/2013/wpsCustomData" mc:Ignorable="w14 wp14">
+  <w:abstractNum w:abstractNumId="0">
     <w:nsid w:val="4972CD72"/>
     <w:multiLevelType w:val="singleLevel"/>
-    <w:tmpl w:val="CB24A26C"/>
-    <w:lvl w:ilvl="0">
+    <w:tmpl w:val="4972CD72"/>
+    <w:lvl w:ilvl="0" w:tentative="0">
       <w:start w:val="6"/>
       <w:numFmt w:val="decimal"/>
       <w:suff w:val="space"/>
@@ -6739,14 +7484,19 @@
       <w:rPr>
         <w:rFonts w:hint="default"/>
         <w:color w:val="000000" w:themeColor="text1"/>
+        <w14:textFill>
+          <w14:solidFill>
+            <w14:schemeClr w14:val="tx1"/>
+          </w14:solidFill>
+        </w14:textFill>
       </w:rPr>
     </w:lvl>
   </w:abstractNum>
-  <w:abstractNum w:abstractNumId="1" w15:restartNumberingAfterBreak="0">
+  <w:abstractNum w:abstractNumId="1">
     <w:nsid w:val="5C8CA428"/>
     <w:multiLevelType w:val="singleLevel"/>
     <w:tmpl w:val="5C8CA428"/>
-    <w:lvl w:ilvl="0">
+    <w:lvl w:ilvl="0" w:tentative="0">
       <w:start w:val="1"/>
       <w:numFmt w:val="decimal"/>
       <w:suff w:val="space"/>
@@ -6764,324 +7514,287 @@
 </file>
 
 <file path=word/styles.xml><?xml version="1.0" encoding="utf-8"?>
-<w:styles xmlns:mc="http://schemas.openxmlformats.org/markup-compatibility/2006" xmlns:r="http://schemas.openxmlformats.org/officeDocument/2006/relationships" xmlns:w="http://schemas.openxmlformats.org/wordprocessingml/2006/main" xmlns:w14="http://schemas.microsoft.com/office/word/2010/wordml" xmlns:w15="http://schemas.microsoft.com/office/word/2012/wordml" xmlns:w16cid="http://schemas.microsoft.com/office/word/2016/wordml/cid" xmlns:w16se="http://schemas.microsoft.com/office/word/2015/wordml/symex" mc:Ignorable="w14 w15 w16se w16cid">
+<w:styles xmlns:mc="http://schemas.openxmlformats.org/markup-compatibility/2006" xmlns:o="urn:schemas-microsoft-com:office:office" xmlns:r="http://schemas.openxmlformats.org/officeDocument/2006/relationships" xmlns:m="http://schemas.openxmlformats.org/officeDocument/2006/math" xmlns:v="urn:schemas-microsoft-com:vml" xmlns:w="http://schemas.openxmlformats.org/wordprocessingml/2006/main" xmlns:w14="http://schemas.microsoft.com/office/word/2010/wordml" xmlns:w10="urn:schemas-microsoft-com:office:word" xmlns:sl="http://schemas.openxmlformats.org/schemaLibrary/2006/main" xmlns:wpsCustomData="http://www.wps.cn/officeDocument/2013/wpsCustomData" mc:Ignorable="w14">
   <w:docDefaults>
     <w:rPrDefault>
       <w:rPr>
-        <w:rFonts w:ascii="Times New Roman" w:eastAsia="SimSun" w:hAnsi="Times New Roman" w:cs="Times New Roman"/>
-        <w:lang w:val="en-US" w:eastAsia="en-US" w:bidi="ar-SA"/>
+        <w:rFonts w:ascii="Times New Roman" w:hAnsi="Times New Roman" w:eastAsia="SimSun" w:cs="Times New Roman"/>
       </w:rPr>
     </w:rPrDefault>
     <w:pPrDefault/>
   </w:docDefaults>
-  <w:latentStyles w:defLockedState="0" w:defUIPriority="0" w:defSemiHidden="0" w:defUnhideWhenUsed="0" w:defQFormat="0" w:count="375">
-    <w:lsdException w:name="Normal" w:qFormat="1"/>
-    <w:lsdException w:name="heading 1" w:qFormat="1"/>
-    <w:lsdException w:name="heading 2" w:semiHidden="1" w:unhideWhenUsed="1" w:qFormat="1"/>
-    <w:lsdException w:name="heading 3" w:semiHidden="1" w:unhideWhenUsed="1" w:qFormat="1"/>
-    <w:lsdException w:name="heading 4" w:semiHidden="1" w:unhideWhenUsed="1" w:qFormat="1"/>
-    <w:lsdException w:name="heading 5" w:semiHidden="1" w:unhideWhenUsed="1" w:qFormat="1"/>
-    <w:lsdException w:name="heading 6" w:semiHidden="1" w:unhideWhenUsed="1" w:qFormat="1"/>
-    <w:lsdException w:name="heading 7" w:semiHidden="1" w:unhideWhenUsed="1" w:qFormat="1"/>
-    <w:lsdException w:name="heading 8" w:semiHidden="1" w:unhideWhenUsed="1" w:qFormat="1"/>
-    <w:lsdException w:name="heading 9" w:semiHidden="1" w:unhideWhenUsed="1" w:qFormat="1"/>
-    <w:lsdException w:name="caption" w:semiHidden="1" w:unhideWhenUsed="1" w:qFormat="1"/>
-    <w:lsdException w:name="Title" w:qFormat="1"/>
-    <w:lsdException w:name="Default Paragraph Font" w:semiHidden="1" w:qFormat="1"/>
-    <w:lsdException w:name="Subtitle" w:qFormat="1"/>
-    <w:lsdException w:name="Strong" w:qFormat="1"/>
-    <w:lsdException w:name="Emphasis" w:qFormat="1"/>
-    <w:lsdException w:name="HTML Top of Form" w:semiHidden="1" w:uiPriority="99" w:unhideWhenUsed="1"/>
-    <w:lsdException w:name="HTML Bottom of Form" w:semiHidden="1" w:uiPriority="99" w:unhideWhenUsed="1"/>
-    <w:lsdException w:name="Normal Table" w:semiHidden="1" w:unhideWhenUsed="1"/>
-    <w:lsdException w:name="No List" w:semiHidden="1" w:uiPriority="99" w:unhideWhenUsed="1"/>
-    <w:lsdException w:name="Outline List 1" w:semiHidden="1" w:uiPriority="99" w:unhideWhenUsed="1"/>
-    <w:lsdException w:name="Outline List 2" w:semiHidden="1" w:uiPriority="99" w:unhideWhenUsed="1"/>
-    <w:lsdException w:name="Outline List 3" w:semiHidden="1" w:uiPriority="99" w:unhideWhenUsed="1"/>
-    <w:lsdException w:name="Table Simple 1" w:semiHidden="1" w:unhideWhenUsed="1"/>
-    <w:lsdException w:name="Table Simple 2" w:semiHidden="1" w:unhideWhenUsed="1"/>
-    <w:lsdException w:name="Table Simple 3" w:semiHidden="1" w:unhideWhenUsed="1"/>
-    <w:lsdException w:name="Table Classic 1" w:semiHidden="1" w:unhideWhenUsed="1"/>
-    <w:lsdException w:name="Table Classic 2" w:semiHidden="1" w:unhideWhenUsed="1"/>
-    <w:lsdException w:name="Table Classic 3" w:semiHidden="1" w:unhideWhenUsed="1"/>
-    <w:lsdException w:name="Table Classic 4" w:semiHidden="1" w:unhideWhenUsed="1"/>
-    <w:lsdException w:name="Table Colorful 1" w:semiHidden="1" w:unhideWhenUsed="1"/>
-    <w:lsdException w:name="Table Colorful 2" w:semiHidden="1" w:unhideWhenUsed="1"/>
-    <w:lsdException w:name="Table Colorful 3" w:semiHidden="1" w:unhideWhenUsed="1"/>
-    <w:lsdException w:name="Table Columns 1" w:semiHidden="1" w:unhideWhenUsed="1"/>
-    <w:lsdException w:name="Table Columns 2" w:semiHidden="1" w:unhideWhenUsed="1"/>
-    <w:lsdException w:name="Table Columns 3" w:semiHidden="1" w:unhideWhenUsed="1"/>
-    <w:lsdException w:name="Table Columns 4" w:semiHidden="1" w:unhideWhenUsed="1"/>
-    <w:lsdException w:name="Table Columns 5" w:semiHidden="1" w:unhideWhenUsed="1"/>
-    <w:lsdException w:name="Table Grid 1" w:semiHidden="1" w:unhideWhenUsed="1"/>
-    <w:lsdException w:name="Table Grid 2" w:semiHidden="1" w:unhideWhenUsed="1"/>
-    <w:lsdException w:name="Table Grid 3" w:semiHidden="1" w:unhideWhenUsed="1"/>
-    <w:lsdException w:name="Table Grid 4" w:semiHidden="1" w:unhideWhenUsed="1"/>
-    <w:lsdException w:name="Table Grid 5" w:semiHidden="1" w:unhideWhenUsed="1"/>
-    <w:lsdException w:name="Table Grid 6" w:semiHidden="1" w:unhideWhenUsed="1"/>
-    <w:lsdException w:name="Table Grid 7" w:semiHidden="1" w:unhideWhenUsed="1"/>
-    <w:lsdException w:name="Table Grid 8" w:semiHidden="1" w:unhideWhenUsed="1"/>
-    <w:lsdException w:name="Table List 1" w:semiHidden="1" w:unhideWhenUsed="1"/>
-    <w:lsdException w:name="Table List 2" w:semiHidden="1" w:unhideWhenUsed="1"/>
-    <w:lsdException w:name="Table List 3" w:semiHidden="1" w:unhideWhenUsed="1"/>
-    <w:lsdException w:name="Table List 4" w:semiHidden="1" w:unhideWhenUsed="1"/>
-    <w:lsdException w:name="Table List 5" w:semiHidden="1" w:unhideWhenUsed="1"/>
-    <w:lsdException w:name="Table List 6" w:semiHidden="1" w:unhideWhenUsed="1"/>
-    <w:lsdException w:name="Table List 7" w:semiHidden="1" w:unhideWhenUsed="1"/>
-    <w:lsdException w:name="Table List 8" w:semiHidden="1" w:unhideWhenUsed="1"/>
-    <w:lsdException w:name="Table 3D effects 1" w:semiHidden="1" w:unhideWhenUsed="1"/>
-    <w:lsdException w:name="Table 3D effects 2" w:semiHidden="1" w:unhideWhenUsed="1"/>
-    <w:lsdException w:name="Table 3D effects 3" w:semiHidden="1" w:unhideWhenUsed="1"/>
-    <w:lsdException w:name="Table Contemporary" w:semiHidden="1" w:unhideWhenUsed="1"/>
-    <w:lsdException w:name="Table Elegant" w:semiHidden="1" w:unhideWhenUsed="1"/>
-    <w:lsdException w:name="Table Professional" w:semiHidden="1" w:unhideWhenUsed="1"/>
-    <w:lsdException w:name="Table Subtle 1" w:semiHidden="1" w:unhideWhenUsed="1"/>
-    <w:lsdException w:name="Table Subtle 2" w:semiHidden="1" w:unhideWhenUsed="1"/>
-    <w:lsdException w:name="Table Web 1" w:semiHidden="1" w:unhideWhenUsed="1"/>
-    <w:lsdException w:name="Table Web 2" w:semiHidden="1" w:unhideWhenUsed="1"/>
-    <w:lsdException w:name="Table Web 3" w:semiHidden="1" w:unhideWhenUsed="1"/>
-    <w:lsdException w:name="Table Theme" w:semiHidden="1" w:unhideWhenUsed="1"/>
-    <w:lsdException w:name="Placeholder Text" w:semiHidden="1" w:uiPriority="99"/>
-    <w:lsdException w:name="No Spacing" w:uiPriority="99"/>
-    <w:lsdException w:name="Light Shading" w:uiPriority="60"/>
-    <w:lsdException w:name="Light List" w:uiPriority="61"/>
-    <w:lsdException w:name="Light Grid" w:uiPriority="62"/>
-    <w:lsdException w:name="Medium Shading 1" w:uiPriority="63"/>
-    <w:lsdException w:name="Medium Shading 2" w:uiPriority="64"/>
-    <w:lsdException w:name="Medium List 1" w:uiPriority="65"/>
-    <w:lsdException w:name="Medium List 2" w:uiPriority="66"/>
-    <w:lsdException w:name="Medium Grid 1" w:uiPriority="67"/>
-    <w:lsdException w:name="Medium Grid 2" w:uiPriority="68"/>
-    <w:lsdException w:name="Medium Grid 3" w:uiPriority="69"/>
-    <w:lsdException w:name="Dark List" w:uiPriority="70"/>
-    <w:lsdException w:name="Colorful Shading" w:uiPriority="71"/>
-    <w:lsdException w:name="Colorful List" w:uiPriority="72"/>
-    <w:lsdException w:name="Colorful Grid" w:uiPriority="73"/>
-    <w:lsdException w:name="Light Shading Accent 1" w:uiPriority="60"/>
-    <w:lsdException w:name="Light List Accent 1" w:uiPriority="61"/>
-    <w:lsdException w:name="Light Grid Accent 1" w:uiPriority="62"/>
-    <w:lsdException w:name="Medium Shading 1 Accent 1" w:uiPriority="63"/>
-    <w:lsdException w:name="Medium Shading 2 Accent 1" w:uiPriority="64"/>
-    <w:lsdException w:name="Medium List 1 Accent 1" w:uiPriority="65"/>
-    <w:lsdException w:name="Revision" w:semiHidden="1" w:uiPriority="99"/>
-    <w:lsdException w:name="List Paragraph" w:uiPriority="99"/>
-    <w:lsdException w:name="Quote" w:uiPriority="99"/>
-    <w:lsdException w:name="Intense Quote" w:uiPriority="99"/>
-    <w:lsdException w:name="Medium List 2 Accent 1" w:uiPriority="66"/>
-    <w:lsdException w:name="Medium Grid 1 Accent 1" w:uiPriority="67"/>
-    <w:lsdException w:name="Medium Grid 2 Accent 1" w:uiPriority="68"/>
-    <w:lsdException w:name="Medium Grid 3 Accent 1" w:uiPriority="69"/>
-    <w:lsdException w:name="Dark List Accent 1" w:uiPriority="70"/>
-    <w:lsdException w:name="Colorful Shading Accent 1" w:uiPriority="71"/>
-    <w:lsdException w:name="Colorful List Accent 1" w:uiPriority="72"/>
-    <w:lsdException w:name="Colorful Grid Accent 1" w:uiPriority="73"/>
-    <w:lsdException w:name="Light Shading Accent 2" w:uiPriority="60"/>
-    <w:lsdException w:name="Light List Accent 2" w:uiPriority="61"/>
-    <w:lsdException w:name="Light Grid Accent 2" w:uiPriority="62"/>
-    <w:lsdException w:name="Medium Shading 1 Accent 2" w:uiPriority="63"/>
-    <w:lsdException w:name="Medium Shading 2 Accent 2" w:uiPriority="64"/>
-    <w:lsdException w:name="Medium List 1 Accent 2" w:uiPriority="65"/>
-    <w:lsdException w:name="Medium List 2 Accent 2" w:uiPriority="66"/>
-    <w:lsdException w:name="Medium Grid 1 Accent 2" w:uiPriority="67"/>
-    <w:lsdException w:name="Medium Grid 2 Accent 2" w:uiPriority="68"/>
-    <w:lsdException w:name="Medium Grid 3 Accent 2" w:uiPriority="69"/>
-    <w:lsdException w:name="Dark List Accent 2" w:uiPriority="70"/>
-    <w:lsdException w:name="Colorful Shading Accent 2" w:uiPriority="71"/>
-    <w:lsdException w:name="Colorful List Accent 2" w:uiPriority="72"/>
-    <w:lsdException w:name="Colorful Grid Accent 2" w:uiPriority="73"/>
-    <w:lsdException w:name="Light Shading Accent 3" w:uiPriority="60"/>
-    <w:lsdException w:name="Light List Accent 3" w:uiPriority="61"/>
-    <w:lsdException w:name="Light Grid Accent 3" w:uiPriority="62"/>
-    <w:lsdException w:name="Medium Shading 1 Accent 3" w:uiPriority="63"/>
-    <w:lsdException w:name="Medium Shading 2 Accent 3" w:uiPriority="64"/>
-    <w:lsdException w:name="Medium List 1 Accent 3" w:uiPriority="65"/>
-    <w:lsdException w:name="Medium List 2 Accent 3" w:uiPriority="66"/>
-    <w:lsdException w:name="Medium Grid 1 Accent 3" w:uiPriority="67"/>
-    <w:lsdException w:name="Medium Grid 2 Accent 3" w:uiPriority="68"/>
-    <w:lsdException w:name="Medium Grid 3 Accent 3" w:uiPriority="69"/>
-    <w:lsdException w:name="Dark List Accent 3" w:uiPriority="70"/>
-    <w:lsdException w:name="Colorful Shading Accent 3" w:uiPriority="71"/>
-    <w:lsdException w:name="Colorful List Accent 3" w:uiPriority="72"/>
-    <w:lsdException w:name="Colorful Grid Accent 3" w:uiPriority="73"/>
-    <w:lsdException w:name="Light Shading Accent 4" w:uiPriority="60"/>
-    <w:lsdException w:name="Light List Accent 4" w:uiPriority="61"/>
-    <w:lsdException w:name="Light Grid Accent 4" w:uiPriority="62"/>
-    <w:lsdException w:name="Medium Shading 1 Accent 4" w:uiPriority="63"/>
-    <w:lsdException w:name="Medium Shading 2 Accent 4" w:uiPriority="64"/>
-    <w:lsdException w:name="Medium List 1 Accent 4" w:uiPriority="65"/>
-    <w:lsdException w:name="Medium List 2 Accent 4" w:uiPriority="66"/>
-    <w:lsdException w:name="Medium Grid 1 Accent 4" w:uiPriority="67"/>
-    <w:lsdException w:name="Medium Grid 2 Accent 4" w:uiPriority="68"/>
-    <w:lsdException w:name="Medium Grid 3 Accent 4" w:uiPriority="69"/>
-    <w:lsdException w:name="Dark List Accent 4" w:uiPriority="70"/>
-    <w:lsdException w:name="Colorful Shading Accent 4" w:uiPriority="71"/>
-    <w:lsdException w:name="Colorful List Accent 4" w:uiPriority="72"/>
-    <w:lsdException w:name="Colorful Grid Accent 4" w:uiPriority="73"/>
-    <w:lsdException w:name="Light Shading Accent 5" w:uiPriority="60"/>
-    <w:lsdException w:name="Light List Accent 5" w:uiPriority="61"/>
-    <w:lsdException w:name="Light Grid Accent 5" w:uiPriority="62"/>
-    <w:lsdException w:name="Medium Shading 1 Accent 5" w:uiPriority="63"/>
-    <w:lsdException w:name="Medium Shading 2 Accent 5" w:uiPriority="64"/>
-    <w:lsdException w:name="Medium List 1 Accent 5" w:uiPriority="65"/>
-    <w:lsdException w:name="Medium List 2 Accent 5" w:uiPriority="66"/>
-    <w:lsdException w:name="Medium Grid 1 Accent 5" w:uiPriority="67"/>
-    <w:lsdException w:name="Medium Grid 2 Accent 5" w:uiPriority="68"/>
-    <w:lsdException w:name="Medium Grid 3 Accent 5" w:uiPriority="69"/>
-    <w:lsdException w:name="Dark List Accent 5" w:uiPriority="70"/>
-    <w:lsdException w:name="Colorful Shading Accent 5" w:uiPriority="71"/>
-    <w:lsdException w:name="Colorful List Accent 5" w:uiPriority="72"/>
-    <w:lsdException w:name="Colorful Grid Accent 5" w:uiPriority="73"/>
-    <w:lsdException w:name="Light Shading Accent 6" w:uiPriority="60"/>
-    <w:lsdException w:name="Light List Accent 6" w:uiPriority="61"/>
-    <w:lsdException w:name="Light Grid Accent 6" w:uiPriority="62"/>
-    <w:lsdException w:name="Medium Shading 1 Accent 6" w:uiPriority="63"/>
-    <w:lsdException w:name="Medium Shading 2 Accent 6" w:uiPriority="64"/>
-    <w:lsdException w:name="Medium List 1 Accent 6" w:uiPriority="65"/>
-    <w:lsdException w:name="Medium List 2 Accent 6" w:uiPriority="66"/>
-    <w:lsdException w:name="Medium Grid 1 Accent 6" w:uiPriority="67"/>
-    <w:lsdException w:name="Medium Grid 2 Accent 6" w:uiPriority="68"/>
-    <w:lsdException w:name="Medium Grid 3 Accent 6" w:uiPriority="69"/>
-    <w:lsdException w:name="Dark List Accent 6" w:uiPriority="70"/>
-    <w:lsdException w:name="Colorful Shading Accent 6" w:uiPriority="71"/>
-    <w:lsdException w:name="Colorful List Accent 6" w:uiPriority="72"/>
-    <w:lsdException w:name="Colorful Grid Accent 6" w:uiPriority="73"/>
-    <w:lsdException w:name="Subtle Emphasis" w:uiPriority="19" w:qFormat="1"/>
-    <w:lsdException w:name="Intense Emphasis" w:uiPriority="21" w:qFormat="1"/>
-    <w:lsdException w:name="Subtle Reference" w:uiPriority="31" w:qFormat="1"/>
-    <w:lsdException w:name="Intense Reference" w:uiPriority="32" w:qFormat="1"/>
-    <w:lsdException w:name="Book Title" w:uiPriority="33" w:qFormat="1"/>
-    <w:lsdException w:name="Bibliography" w:semiHidden="1" w:uiPriority="37" w:unhideWhenUsed="1"/>
-    <w:lsdException w:name="TOC Heading" w:semiHidden="1" w:uiPriority="39" w:unhideWhenUsed="1" w:qFormat="1"/>
-    <w:lsdException w:name="Plain Table 1" w:uiPriority="41"/>
-    <w:lsdException w:name="Plain Table 2" w:uiPriority="42"/>
-    <w:lsdException w:name="Plain Table 3" w:uiPriority="43"/>
-    <w:lsdException w:name="Plain Table 4" w:uiPriority="44"/>
-    <w:lsdException w:name="Plain Table 5" w:uiPriority="45"/>
-    <w:lsdException w:name="Grid Table Light" w:uiPriority="40"/>
-    <w:lsdException w:name="Grid Table 1 Light" w:uiPriority="46"/>
-    <w:lsdException w:name="Grid Table 2" w:uiPriority="47"/>
-    <w:lsdException w:name="Grid Table 3" w:uiPriority="48"/>
-    <w:lsdException w:name="Grid Table 4" w:uiPriority="49"/>
-    <w:lsdException w:name="Grid Table 5 Dark" w:uiPriority="50"/>
-    <w:lsdException w:name="Grid Table 6 Colorful" w:uiPriority="51"/>
-    <w:lsdException w:name="Grid Table 7 Colorful" w:uiPriority="52"/>
-    <w:lsdException w:name="Grid Table 1 Light Accent 1" w:uiPriority="46"/>
-    <w:lsdException w:name="Grid Table 2 Accent 1" w:uiPriority="47"/>
-    <w:lsdException w:name="Grid Table 3 Accent 1" w:uiPriority="48"/>
-    <w:lsdException w:name="Grid Table 4 Accent 1" w:uiPriority="49"/>
-    <w:lsdException w:name="Grid Table 5 Dark Accent 1" w:uiPriority="50"/>
-    <w:lsdException w:name="Grid Table 6 Colorful Accent 1" w:uiPriority="51"/>
-    <w:lsdException w:name="Grid Table 7 Colorful Accent 1" w:uiPriority="52"/>
-    <w:lsdException w:name="Grid Table 1 Light Accent 2" w:uiPriority="46"/>
-    <w:lsdException w:name="Grid Table 2 Accent 2" w:uiPriority="47"/>
-    <w:lsdException w:name="Grid Table 3 Accent 2" w:uiPriority="48"/>
-    <w:lsdException w:name="Grid Table 4 Accent 2" w:uiPriority="49"/>
-    <w:lsdException w:name="Grid Table 5 Dark Accent 2" w:uiPriority="50"/>
-    <w:lsdException w:name="Grid Table 6 Colorful Accent 2" w:uiPriority="51"/>
-    <w:lsdException w:name="Grid Table 7 Colorful Accent 2" w:uiPriority="52"/>
-    <w:lsdException w:name="Grid Table 1 Light Accent 3" w:uiPriority="46"/>
-    <w:lsdException w:name="Grid Table 2 Accent 3" w:uiPriority="47"/>
-    <w:lsdException w:name="Grid Table 3 Accent 3" w:uiPriority="48"/>
-    <w:lsdException w:name="Grid Table 4 Accent 3" w:uiPriority="49"/>
-    <w:lsdException w:name="Grid Table 5 Dark Accent 3" w:uiPriority="50"/>
-    <w:lsdException w:name="Grid Table 6 Colorful Accent 3" w:uiPriority="51"/>
-    <w:lsdException w:name="Grid Table 7 Colorful Accent 3" w:uiPriority="52"/>
-    <w:lsdException w:name="Grid Table 1 Light Accent 4" w:uiPriority="46"/>
-    <w:lsdException w:name="Grid Table 2 Accent 4" w:uiPriority="47"/>
-    <w:lsdException w:name="Grid Table 3 Accent 4" w:uiPriority="48"/>
-    <w:lsdException w:name="Grid Table 4 Accent 4" w:uiPriority="49"/>
-    <w:lsdException w:name="Grid Table 5 Dark Accent 4" w:uiPriority="50"/>
-    <w:lsdException w:name="Grid Table 6 Colorful Accent 4" w:uiPriority="51"/>
-    <w:lsdException w:name="Grid Table 7 Colorful Accent 4" w:uiPriority="52"/>
-    <w:lsdException w:name="Grid Table 1 Light Accent 5" w:uiPriority="46"/>
-    <w:lsdException w:name="Grid Table 2 Accent 5" w:uiPriority="47"/>
-    <w:lsdException w:name="Grid Table 3 Accent 5" w:uiPriority="48"/>
-    <w:lsdException w:name="Grid Table 4 Accent 5" w:uiPriority="49"/>
-    <w:lsdException w:name="Grid Table 5 Dark Accent 5" w:uiPriority="50"/>
-    <w:lsdException w:name="Grid Table 6 Colorful Accent 5" w:uiPriority="51"/>
-    <w:lsdException w:name="Grid Table 7 Colorful Accent 5" w:uiPriority="52"/>
-    <w:lsdException w:name="Grid Table 1 Light Accent 6" w:uiPriority="46"/>
-    <w:lsdException w:name="Grid Table 2 Accent 6" w:uiPriority="47"/>
-    <w:lsdException w:name="Grid Table 3 Accent 6" w:uiPriority="48"/>
-    <w:lsdException w:name="Grid Table 4 Accent 6" w:uiPriority="49"/>
-    <w:lsdException w:name="Grid Table 5 Dark Accent 6" w:uiPriority="50"/>
-    <w:lsdException w:name="Grid Table 6 Colorful Accent 6" w:uiPriority="51"/>
-    <w:lsdException w:name="Grid Table 7 Colorful Accent 6" w:uiPriority="52"/>
-    <w:lsdException w:name="List Table 1 Light" w:uiPriority="46"/>
-    <w:lsdException w:name="List Table 2" w:uiPriority="47"/>
-    <w:lsdException w:name="List Table 3" w:uiPriority="48"/>
-    <w:lsdException w:name="List Table 4" w:uiPriority="49"/>
-    <w:lsdException w:name="List Table 5 Dark" w:uiPriority="50"/>
-    <w:lsdException w:name="List Table 6 Colorful" w:uiPriority="51"/>
-    <w:lsdException w:name="List Table 7 Colorful" w:uiPriority="52"/>
-    <w:lsdException w:name="List Table 1 Light Accent 1" w:uiPriority="46"/>
-    <w:lsdException w:name="List Table 2 Accent 1" w:uiPriority="47"/>
-    <w:lsdException w:name="List Table 3 Accent 1" w:uiPriority="48"/>
-    <w:lsdException w:name="List Table 4 Accent 1" w:uiPriority="49"/>
-    <w:lsdException w:name="List Table 5 Dark Accent 1" w:uiPriority="50"/>
-    <w:lsdException w:name="List Table 6 Colorful Accent 1" w:uiPriority="51"/>
-    <w:lsdException w:name="List Table 7 Colorful Accent 1" w:uiPriority="52"/>
-    <w:lsdException w:name="List Table 1 Light Accent 2" w:uiPriority="46"/>
-    <w:lsdException w:name="List Table 2 Accent 2" w:uiPriority="47"/>
-    <w:lsdException w:name="List Table 3 Accent 2" w:uiPriority="48"/>
-    <w:lsdException w:name="List Table 4 Accent 2" w:uiPriority="49"/>
-    <w:lsdException w:name="List Table 5 Dark Accent 2" w:uiPriority="50"/>
-    <w:lsdException w:name="List Table 6 Colorful Accent 2" w:uiPriority="51"/>
-    <w:lsdException w:name="List Table 7 Colorful Accent 2" w:uiPriority="52"/>
-    <w:lsdException w:name="List Table 1 Light Accent 3" w:uiPriority="46"/>
-    <w:lsdException w:name="List Table 2 Accent 3" w:uiPriority="47"/>
-    <w:lsdException w:name="List Table 3 Accent 3" w:uiPriority="48"/>
-    <w:lsdException w:name="List Table 4 Accent 3" w:uiPriority="49"/>
-    <w:lsdException w:name="List Table 5 Dark Accent 3" w:uiPriority="50"/>
-    <w:lsdException w:name="List Table 6 Colorful Accent 3" w:uiPriority="51"/>
-    <w:lsdException w:name="List Table 7 Colorful Accent 3" w:uiPriority="52"/>
-    <w:lsdException w:name="List Table 1 Light Accent 4" w:uiPriority="46"/>
-    <w:lsdException w:name="List Table 2 Accent 4" w:uiPriority="47"/>
-    <w:lsdException w:name="List Table 3 Accent 4" w:uiPriority="48"/>
-    <w:lsdException w:name="List Table 4 Accent 4" w:uiPriority="49"/>
-    <w:lsdException w:name="List Table 5 Dark Accent 4" w:uiPriority="50"/>
-    <w:lsdException w:name="List Table 6 Colorful Accent 4" w:uiPriority="51"/>
-    <w:lsdException w:name="List Table 7 Colorful Accent 4" w:uiPriority="52"/>
-    <w:lsdException w:name="List Table 1 Light Accent 5" w:uiPriority="46"/>
-    <w:lsdException w:name="List Table 2 Accent 5" w:uiPriority="47"/>
-    <w:lsdException w:name="List Table 3 Accent 5" w:uiPriority="48"/>
-    <w:lsdException w:name="List Table 4 Accent 5" w:uiPriority="49"/>
-    <w:lsdException w:name="List Table 5 Dark Accent 5" w:uiPriority="50"/>
-    <w:lsdException w:name="List Table 6 Colorful Accent 5" w:uiPriority="51"/>
-    <w:lsdException w:name="List Table 7 Colorful Accent 5" w:uiPriority="52"/>
-    <w:lsdException w:name="List Table 1 Light Accent 6" w:uiPriority="46"/>
-    <w:lsdException w:name="List Table 2 Accent 6" w:uiPriority="47"/>
-    <w:lsdException w:name="List Table 3 Accent 6" w:uiPriority="48"/>
-    <w:lsdException w:name="List Table 4 Accent 6" w:uiPriority="49"/>
-    <w:lsdException w:name="List Table 5 Dark Accent 6" w:uiPriority="50"/>
-    <w:lsdException w:name="List Table 6 Colorful Accent 6" w:uiPriority="51"/>
-    <w:lsdException w:name="List Table 7 Colorful Accent 6" w:uiPriority="52"/>
-    <w:lsdException w:name="Mention" w:semiHidden="1" w:uiPriority="99" w:unhideWhenUsed="1"/>
-    <w:lsdException w:name="Smart Hyperlink" w:semiHidden="1" w:uiPriority="99" w:unhideWhenUsed="1"/>
-    <w:lsdException w:name="Hashtag" w:semiHidden="1" w:uiPriority="99" w:unhideWhenUsed="1"/>
-    <w:lsdException w:name="Unresolved Mention" w:semiHidden="1" w:uiPriority="99" w:unhideWhenUsed="1"/>
+  <w:latentStyles w:count="260" w:defQFormat="0" w:defUnhideWhenUsed="1" w:defSemiHidden="1" w:defUIPriority="99" w:defLockedState="0">
+    <w:lsdException w:qFormat="1" w:unhideWhenUsed="0" w:uiPriority="0" w:semiHidden="0" w:name="Normal"/>
+    <w:lsdException w:qFormat="1" w:unhideWhenUsed="0" w:uiPriority="0" w:semiHidden="0" w:name="heading 1"/>
+    <w:lsdException w:qFormat="1" w:uiPriority="0" w:name="heading 2"/>
+    <w:lsdException w:qFormat="1" w:uiPriority="0" w:name="heading 3"/>
+    <w:lsdException w:qFormat="1" w:uiPriority="0" w:name="heading 4"/>
+    <w:lsdException w:qFormat="1" w:uiPriority="0" w:name="heading 5"/>
+    <w:lsdException w:qFormat="1" w:uiPriority="0" w:name="heading 6"/>
+    <w:lsdException w:qFormat="1" w:uiPriority="0" w:name="heading 7"/>
+    <w:lsdException w:qFormat="1" w:uiPriority="0" w:name="heading 8"/>
+    <w:lsdException w:qFormat="1" w:uiPriority="0" w:name="heading 9"/>
+    <w:lsdException w:unhideWhenUsed="0" w:uiPriority="0" w:semiHidden="0" w:name="index 1"/>
+    <w:lsdException w:unhideWhenUsed="0" w:uiPriority="0" w:semiHidden="0" w:name="index 2"/>
+    <w:lsdException w:unhideWhenUsed="0" w:uiPriority="0" w:semiHidden="0" w:name="index 3"/>
+    <w:lsdException w:unhideWhenUsed="0" w:uiPriority="0" w:semiHidden="0" w:name="index 4"/>
+    <w:lsdException w:unhideWhenUsed="0" w:uiPriority="0" w:semiHidden="0" w:name="index 5"/>
+    <w:lsdException w:unhideWhenUsed="0" w:uiPriority="0" w:semiHidden="0" w:name="index 6"/>
+    <w:lsdException w:unhideWhenUsed="0" w:uiPriority="0" w:semiHidden="0" w:name="index 7"/>
+    <w:lsdException w:unhideWhenUsed="0" w:uiPriority="0" w:semiHidden="0" w:name="index 8"/>
+    <w:lsdException w:unhideWhenUsed="0" w:uiPriority="0" w:semiHidden="0" w:name="index 9"/>
+    <w:lsdException w:unhideWhenUsed="0" w:uiPriority="0" w:semiHidden="0" w:name="toc 1"/>
+    <w:lsdException w:unhideWhenUsed="0" w:uiPriority="0" w:semiHidden="0" w:name="toc 2"/>
+    <w:lsdException w:unhideWhenUsed="0" w:uiPriority="0" w:semiHidden="0" w:name="toc 3"/>
+    <w:lsdException w:unhideWhenUsed="0" w:uiPriority="0" w:semiHidden="0" w:name="toc 4"/>
+    <w:lsdException w:unhideWhenUsed="0" w:uiPriority="0" w:semiHidden="0" w:name="toc 5"/>
+    <w:lsdException w:unhideWhenUsed="0" w:uiPriority="0" w:semiHidden="0" w:name="toc 6"/>
+    <w:lsdException w:unhideWhenUsed="0" w:uiPriority="0" w:semiHidden="0" w:name="toc 7"/>
+    <w:lsdException w:unhideWhenUsed="0" w:uiPriority="0" w:semiHidden="0" w:name="toc 8"/>
+    <w:lsdException w:unhideWhenUsed="0" w:uiPriority="0" w:semiHidden="0" w:name="toc 9"/>
+    <w:lsdException w:unhideWhenUsed="0" w:uiPriority="0" w:semiHidden="0" w:name="Normal Indent"/>
+    <w:lsdException w:unhideWhenUsed="0" w:uiPriority="0" w:semiHidden="0" w:name="footnote text"/>
+    <w:lsdException w:unhideWhenUsed="0" w:uiPriority="0" w:semiHidden="0" w:name="annotation text"/>
+    <w:lsdException w:unhideWhenUsed="0" w:uiPriority="0" w:semiHidden="0" w:name="header"/>
+    <w:lsdException w:unhideWhenUsed="0" w:uiPriority="0" w:semiHidden="0" w:name="footer"/>
+    <w:lsdException w:unhideWhenUsed="0" w:uiPriority="0" w:semiHidden="0" w:name="index heading"/>
+    <w:lsdException w:qFormat="1" w:uiPriority="0" w:name="caption"/>
+    <w:lsdException w:unhideWhenUsed="0" w:uiPriority="0" w:semiHidden="0" w:name="table of figures"/>
+    <w:lsdException w:unhideWhenUsed="0" w:uiPriority="0" w:semiHidden="0" w:name="envelope address"/>
+    <w:lsdException w:unhideWhenUsed="0" w:uiPriority="0" w:semiHidden="0" w:name="envelope return"/>
+    <w:lsdException w:unhideWhenUsed="0" w:uiPriority="0" w:semiHidden="0" w:name="footnote reference"/>
+    <w:lsdException w:unhideWhenUsed="0" w:uiPriority="0" w:semiHidden="0" w:name="annotation reference"/>
+    <w:lsdException w:unhideWhenUsed="0" w:uiPriority="0" w:semiHidden="0" w:name="line number"/>
+    <w:lsdException w:unhideWhenUsed="0" w:uiPriority="0" w:semiHidden="0" w:name="page number"/>
+    <w:lsdException w:unhideWhenUsed="0" w:uiPriority="0" w:semiHidden="0" w:name="endnote reference"/>
+    <w:lsdException w:unhideWhenUsed="0" w:uiPriority="0" w:semiHidden="0" w:name="endnote text"/>
+    <w:lsdException w:unhideWhenUsed="0" w:uiPriority="0" w:semiHidden="0" w:name="table of authorities"/>
+    <w:lsdException w:unhideWhenUsed="0" w:uiPriority="0" w:semiHidden="0" w:name="macro"/>
+    <w:lsdException w:unhideWhenUsed="0" w:uiPriority="0" w:semiHidden="0" w:name="toa heading"/>
+    <w:lsdException w:unhideWhenUsed="0" w:uiPriority="0" w:semiHidden="0" w:name="List"/>
+    <w:lsdException w:unhideWhenUsed="0" w:uiPriority="0" w:semiHidden="0" w:name="List Bullet"/>
+    <w:lsdException w:unhideWhenUsed="0" w:uiPriority="0" w:semiHidden="0" w:name="List Number"/>
+    <w:lsdException w:unhideWhenUsed="0" w:uiPriority="0" w:semiHidden="0" w:name="List 2"/>
+    <w:lsdException w:unhideWhenUsed="0" w:uiPriority="0" w:semiHidden="0" w:name="List 3"/>
+    <w:lsdException w:unhideWhenUsed="0" w:uiPriority="0" w:semiHidden="0" w:name="List 4"/>
+    <w:lsdException w:unhideWhenUsed="0" w:uiPriority="0" w:semiHidden="0" w:name="List 5"/>
+    <w:lsdException w:unhideWhenUsed="0" w:uiPriority="0" w:semiHidden="0" w:name="List Bullet 2"/>
+    <w:lsdException w:unhideWhenUsed="0" w:uiPriority="0" w:semiHidden="0" w:name="List Bullet 3"/>
+    <w:lsdException w:unhideWhenUsed="0" w:uiPriority="0" w:semiHidden="0" w:name="List Bullet 4"/>
+    <w:lsdException w:unhideWhenUsed="0" w:uiPriority="0" w:semiHidden="0" w:name="List Bullet 5"/>
+    <w:lsdException w:unhideWhenUsed="0" w:uiPriority="0" w:semiHidden="0" w:name="List Number 2"/>
+    <w:lsdException w:unhideWhenUsed="0" w:uiPriority="0" w:semiHidden="0" w:name="List Number 3"/>
+    <w:lsdException w:unhideWhenUsed="0" w:uiPriority="0" w:semiHidden="0" w:name="List Number 4"/>
+    <w:lsdException w:unhideWhenUsed="0" w:uiPriority="0" w:semiHidden="0" w:name="List Number 5"/>
+    <w:lsdException w:qFormat="1" w:unhideWhenUsed="0" w:uiPriority="0" w:semiHidden="0" w:name="Title"/>
+    <w:lsdException w:unhideWhenUsed="0" w:uiPriority="0" w:semiHidden="0" w:name="Closing"/>
+    <w:lsdException w:unhideWhenUsed="0" w:uiPriority="0" w:semiHidden="0" w:name="Signature"/>
+    <w:lsdException w:uiPriority="1" w:name="Default Paragraph Font"/>
+    <w:lsdException w:unhideWhenUsed="0" w:uiPriority="0" w:semiHidden="0" w:name="Body Text"/>
+    <w:lsdException w:unhideWhenUsed="0" w:uiPriority="0" w:semiHidden="0" w:name="Body Text Indent"/>
+    <w:lsdException w:unhideWhenUsed="0" w:uiPriority="0" w:semiHidden="0" w:name="List Continue"/>
+    <w:lsdException w:unhideWhenUsed="0" w:uiPriority="0" w:semiHidden="0" w:name="List Continue 2"/>
+    <w:lsdException w:unhideWhenUsed="0" w:uiPriority="0" w:semiHidden="0" w:name="List Continue 3"/>
+    <w:lsdException w:unhideWhenUsed="0" w:uiPriority="0" w:semiHidden="0" w:name="List Continue 4"/>
+    <w:lsdException w:unhideWhenUsed="0" w:uiPriority="0" w:semiHidden="0" w:name="List Continue 5"/>
+    <w:lsdException w:unhideWhenUsed="0" w:uiPriority="0" w:semiHidden="0" w:name="Message Header"/>
+    <w:lsdException w:qFormat="1" w:unhideWhenUsed="0" w:uiPriority="0" w:semiHidden="0" w:name="Subtitle"/>
+    <w:lsdException w:unhideWhenUsed="0" w:uiPriority="0" w:semiHidden="0" w:name="Salutation"/>
+    <w:lsdException w:unhideWhenUsed="0" w:uiPriority="0" w:semiHidden="0" w:name="Date"/>
+    <w:lsdException w:unhideWhenUsed="0" w:uiPriority="0" w:semiHidden="0" w:name="Body Text First Indent"/>
+    <w:lsdException w:unhideWhenUsed="0" w:uiPriority="0" w:semiHidden="0" w:name="Body Text First Indent 2"/>
+    <w:lsdException w:unhideWhenUsed="0" w:uiPriority="0" w:semiHidden="0" w:name="Note Heading"/>
+    <w:lsdException w:unhideWhenUsed="0" w:uiPriority="0" w:semiHidden="0" w:name="Body Text 2"/>
+    <w:lsdException w:unhideWhenUsed="0" w:uiPriority="0" w:semiHidden="0" w:name="Body Text 3"/>
+    <w:lsdException w:unhideWhenUsed="0" w:uiPriority="0" w:semiHidden="0" w:name="Body Text Indent 2"/>
+    <w:lsdException w:unhideWhenUsed="0" w:uiPriority="0" w:semiHidden="0" w:name="Body Text Indent 3"/>
+    <w:lsdException w:unhideWhenUsed="0" w:uiPriority="0" w:semiHidden="0" w:name="Block Text"/>
+    <w:lsdException w:unhideWhenUsed="0" w:uiPriority="0" w:semiHidden="0" w:name="Hyperlink"/>
+    <w:lsdException w:unhideWhenUsed="0" w:uiPriority="0" w:semiHidden="0" w:name="FollowedHyperlink"/>
+    <w:lsdException w:qFormat="1" w:unhideWhenUsed="0" w:uiPriority="0" w:semiHidden="0" w:name="Strong"/>
+    <w:lsdException w:qFormat="1" w:unhideWhenUsed="0" w:uiPriority="0" w:semiHidden="0" w:name="Emphasis"/>
+    <w:lsdException w:unhideWhenUsed="0" w:uiPriority="0" w:semiHidden="0" w:name="Document Map"/>
+    <w:lsdException w:unhideWhenUsed="0" w:uiPriority="0" w:semiHidden="0" w:name="Plain Text"/>
+    <w:lsdException w:unhideWhenUsed="0" w:uiPriority="0" w:semiHidden="0" w:name="E-mail Signature"/>
+    <w:lsdException w:unhideWhenUsed="0" w:uiPriority="0" w:semiHidden="0" w:name="Normal (Web)"/>
+    <w:lsdException w:unhideWhenUsed="0" w:uiPriority="0" w:semiHidden="0" w:name="HTML Acronym"/>
+    <w:lsdException w:unhideWhenUsed="0" w:uiPriority="0" w:semiHidden="0" w:name="HTML Address"/>
+    <w:lsdException w:unhideWhenUsed="0" w:uiPriority="0" w:semiHidden="0" w:name="HTML Cite"/>
+    <w:lsdException w:unhideWhenUsed="0" w:uiPriority="0" w:semiHidden="0" w:name="HTML Code"/>
+    <w:lsdException w:unhideWhenUsed="0" w:uiPriority="0" w:semiHidden="0" w:name="HTML Definition"/>
+    <w:lsdException w:unhideWhenUsed="0" w:uiPriority="0" w:semiHidden="0" w:name="HTML Keyboard"/>
+    <w:lsdException w:unhideWhenUsed="0" w:uiPriority="0" w:semiHidden="0" w:name="HTML Preformatted"/>
+    <w:lsdException w:unhideWhenUsed="0" w:uiPriority="0" w:semiHidden="0" w:name="HTML Sample"/>
+    <w:lsdException w:unhideWhenUsed="0" w:uiPriority="0" w:semiHidden="0" w:name="HTML Typewriter"/>
+    <w:lsdException w:unhideWhenUsed="0" w:uiPriority="0" w:semiHidden="0" w:name="HTML Variable"/>
+    <w:lsdException w:uiPriority="99" w:name="Normal Table"/>
+    <w:lsdException w:unhideWhenUsed="0" w:uiPriority="0" w:semiHidden="0" w:name="annotation subject"/>
+    <w:lsdException w:uiPriority="0" w:name="Table Simple 1"/>
+    <w:lsdException w:uiPriority="0" w:name="Table Simple 2"/>
+    <w:lsdException w:uiPriority="0" w:name="Table Simple 3"/>
+    <w:lsdException w:uiPriority="0" w:name="Table Classic 1"/>
+    <w:lsdException w:uiPriority="0" w:name="Table Classic 2"/>
+    <w:lsdException w:uiPriority="0" w:name="Table Classic 3"/>
+    <w:lsdException w:uiPriority="0" w:name="Table Classic 4"/>
+    <w:lsdException w:uiPriority="0" w:name="Table Colorful 1"/>
+    <w:lsdException w:uiPriority="0" w:name="Table Colorful 2"/>
+    <w:lsdException w:uiPriority="0" w:name="Table Colorful 3"/>
+    <w:lsdException w:uiPriority="0" w:name="Table Columns 1"/>
+    <w:lsdException w:uiPriority="0" w:name="Table Columns 2"/>
+    <w:lsdException w:uiPriority="0" w:name="Table Columns 3"/>
+    <w:lsdException w:uiPriority="0" w:name="Table Columns 4"/>
+    <w:lsdException w:uiPriority="0" w:name="Table Columns 5"/>
+    <w:lsdException w:uiPriority="0" w:name="Table Grid 1"/>
+    <w:lsdException w:uiPriority="0" w:name="Table Grid 2"/>
+    <w:lsdException w:uiPriority="0" w:name="Table Grid 3"/>
+    <w:lsdException w:uiPriority="0" w:name="Table Grid 4"/>
+    <w:lsdException w:uiPriority="0" w:name="Table Grid 5"/>
+    <w:lsdException w:uiPriority="0" w:name="Table Grid 6"/>
+    <w:lsdException w:uiPriority="0" w:name="Table Grid 7"/>
+    <w:lsdException w:uiPriority="0" w:name="Table Grid 8"/>
+    <w:lsdException w:uiPriority="0" w:name="Table List 1"/>
+    <w:lsdException w:uiPriority="0" w:name="Table List 2"/>
+    <w:lsdException w:uiPriority="0" w:name="Table List 3"/>
+    <w:lsdException w:uiPriority="0" w:name="Table List 4"/>
+    <w:lsdException w:uiPriority="0" w:name="Table List 5"/>
+    <w:lsdException w:uiPriority="0" w:name="Table List 6"/>
+    <w:lsdException w:uiPriority="0" w:name="Table List 7"/>
+    <w:lsdException w:uiPriority="0" w:name="Table List 8"/>
+    <w:lsdException w:uiPriority="0" w:name="Table 3D effects 1"/>
+    <w:lsdException w:uiPriority="0" w:name="Table 3D effects 2"/>
+    <w:lsdException w:uiPriority="0" w:name="Table 3D effects 3"/>
+    <w:lsdException w:uiPriority="0" w:name="Table Contemporary"/>
+    <w:lsdException w:uiPriority="0" w:name="Table Elegant"/>
+    <w:lsdException w:uiPriority="0" w:name="Table Professional"/>
+    <w:lsdException w:uiPriority="0" w:name="Table Subtle 1"/>
+    <w:lsdException w:uiPriority="0" w:name="Table Subtle 2"/>
+    <w:lsdException w:uiPriority="0" w:name="Table Web 1"/>
+    <w:lsdException w:uiPriority="0" w:name="Table Web 2"/>
+    <w:lsdException w:uiPriority="0" w:name="Table Web 3"/>
+    <w:lsdException w:unhideWhenUsed="0" w:uiPriority="0" w:semiHidden="0" w:name="Balloon Text"/>
+    <w:lsdException w:unhideWhenUsed="0" w:uiPriority="0" w:semiHidden="0" w:name="Table Grid"/>
+    <w:lsdException w:uiPriority="0" w:name="Table Theme"/>
+    <w:lsdException w:unhideWhenUsed="0" w:uiPriority="60" w:semiHidden="0" w:name="Light Shading"/>
+    <w:lsdException w:unhideWhenUsed="0" w:uiPriority="61" w:semiHidden="0" w:name="Light List"/>
+    <w:lsdException w:unhideWhenUsed="0" w:uiPriority="62" w:semiHidden="0" w:name="Light Grid"/>
+    <w:lsdException w:unhideWhenUsed="0" w:uiPriority="63" w:semiHidden="0" w:name="Medium Shading 1"/>
+    <w:lsdException w:unhideWhenUsed="0" w:uiPriority="64" w:semiHidden="0" w:name="Medium Shading 2"/>
+    <w:lsdException w:unhideWhenUsed="0" w:uiPriority="65" w:semiHidden="0" w:name="Medium List 1"/>
+    <w:lsdException w:unhideWhenUsed="0" w:uiPriority="66" w:semiHidden="0" w:name="Medium List 2"/>
+    <w:lsdException w:unhideWhenUsed="0" w:uiPriority="67" w:semiHidden="0" w:name="Medium Grid 1"/>
+    <w:lsdException w:unhideWhenUsed="0" w:uiPriority="68" w:semiHidden="0" w:name="Medium Grid 2"/>
+    <w:lsdException w:unhideWhenUsed="0" w:uiPriority="69" w:semiHidden="0" w:name="Medium Grid 3"/>
+    <w:lsdException w:unhideWhenUsed="0" w:uiPriority="70" w:semiHidden="0" w:name="Dark List"/>
+    <w:lsdException w:unhideWhenUsed="0" w:uiPriority="71" w:semiHidden="0" w:name="Colorful Shading"/>
+    <w:lsdException w:unhideWhenUsed="0" w:uiPriority="72" w:semiHidden="0" w:name="Colorful List"/>
+    <w:lsdException w:unhideWhenUsed="0" w:uiPriority="73" w:semiHidden="0" w:name="Colorful Grid"/>
+    <w:lsdException w:unhideWhenUsed="0" w:uiPriority="60" w:semiHidden="0" w:name="Light Shading Accent 1"/>
+    <w:lsdException w:unhideWhenUsed="0" w:uiPriority="61" w:semiHidden="0" w:name="Light List Accent 1"/>
+    <w:lsdException w:unhideWhenUsed="0" w:uiPriority="62" w:semiHidden="0" w:name="Light Grid Accent 1"/>
+    <w:lsdException w:unhideWhenUsed="0" w:uiPriority="63" w:semiHidden="0" w:name="Medium Shading 1 Accent 1"/>
+    <w:lsdException w:unhideWhenUsed="0" w:uiPriority="64" w:semiHidden="0" w:name="Medium Shading 2 Accent 1"/>
+    <w:lsdException w:unhideWhenUsed="0" w:uiPriority="65" w:semiHidden="0" w:name="Medium List 1 Accent 1"/>
+    <w:lsdException w:unhideWhenUsed="0" w:uiPriority="99" w:semiHidden="0" w:name="List Paragraph"/>
+    <w:lsdException w:unhideWhenUsed="0" w:uiPriority="66" w:semiHidden="0" w:name="Medium List 2 Accent 1"/>
+    <w:lsdException w:unhideWhenUsed="0" w:uiPriority="67" w:semiHidden="0" w:name="Medium Grid 1 Accent 1"/>
+    <w:lsdException w:unhideWhenUsed="0" w:uiPriority="68" w:semiHidden="0" w:name="Medium Grid 2 Accent 1"/>
+    <w:lsdException w:unhideWhenUsed="0" w:uiPriority="69" w:semiHidden="0" w:name="Medium Grid 3 Accent 1"/>
+    <w:lsdException w:unhideWhenUsed="0" w:uiPriority="70" w:semiHidden="0" w:name="Dark List Accent 1"/>
+    <w:lsdException w:unhideWhenUsed="0" w:uiPriority="71" w:semiHidden="0" w:name="Colorful Shading Accent 1"/>
+    <w:lsdException w:unhideWhenUsed="0" w:uiPriority="72" w:semiHidden="0" w:name="Colorful List Accent 1"/>
+    <w:lsdException w:unhideWhenUsed="0" w:uiPriority="73" w:semiHidden="0" w:name="Colorful Grid Accent 1"/>
+    <w:lsdException w:unhideWhenUsed="0" w:uiPriority="60" w:semiHidden="0" w:name="Light Shading Accent 2"/>
+    <w:lsdException w:unhideWhenUsed="0" w:uiPriority="61" w:semiHidden="0" w:name="Light List Accent 2"/>
+    <w:lsdException w:unhideWhenUsed="0" w:uiPriority="62" w:semiHidden="0" w:name="Light Grid Accent 2"/>
+    <w:lsdException w:unhideWhenUsed="0" w:uiPriority="63" w:semiHidden="0" w:name="Medium Shading 1 Accent 2"/>
+    <w:lsdException w:unhideWhenUsed="0" w:uiPriority="64" w:semiHidden="0" w:name="Medium Shading 2 Accent 2"/>
+    <w:lsdException w:unhideWhenUsed="0" w:uiPriority="65" w:semiHidden="0" w:name="Medium List 1 Accent 2"/>
+    <w:lsdException w:unhideWhenUsed="0" w:uiPriority="66" w:semiHidden="0" w:name="Medium List 2 Accent 2"/>
+    <w:lsdException w:unhideWhenUsed="0" w:uiPriority="67" w:semiHidden="0" w:name="Medium Grid 1 Accent 2"/>
+    <w:lsdException w:unhideWhenUsed="0" w:uiPriority="68" w:semiHidden="0" w:name="Medium Grid 2 Accent 2"/>
+    <w:lsdException w:unhideWhenUsed="0" w:uiPriority="69" w:semiHidden="0" w:name="Medium Grid 3 Accent 2"/>
+    <w:lsdException w:unhideWhenUsed="0" w:uiPriority="70" w:semiHidden="0" w:name="Dark List Accent 2"/>
+    <w:lsdException w:unhideWhenUsed="0" w:uiPriority="71" w:semiHidden="0" w:name="Colorful Shading Accent 2"/>
+    <w:lsdException w:unhideWhenUsed="0" w:uiPriority="72" w:semiHidden="0" w:name="Colorful List Accent 2"/>
+    <w:lsdException w:unhideWhenUsed="0" w:uiPriority="73" w:semiHidden="0" w:name="Colorful Grid Accent 2"/>
+    <w:lsdException w:unhideWhenUsed="0" w:uiPriority="60" w:semiHidden="0" w:name="Light Shading Accent 3"/>
+    <w:lsdException w:unhideWhenUsed="0" w:uiPriority="61" w:semiHidden="0" w:name="Light List Accent 3"/>
+    <w:lsdException w:unhideWhenUsed="0" w:uiPriority="62" w:semiHidden="0" w:name="Light Grid Accent 3"/>
+    <w:lsdException w:unhideWhenUsed="0" w:uiPriority="63" w:semiHidden="0" w:name="Medium Shading 1 Accent 3"/>
+    <w:lsdException w:unhideWhenUsed="0" w:uiPriority="64" w:semiHidden="0" w:name="Medium Shading 2 Accent 3"/>
+    <w:lsdException w:unhideWhenUsed="0" w:uiPriority="65" w:semiHidden="0" w:name="Medium List 1 Accent 3"/>
+    <w:lsdException w:unhideWhenUsed="0" w:uiPriority="66" w:semiHidden="0" w:name="Medium List 2 Accent 3"/>
+    <w:lsdException w:unhideWhenUsed="0" w:uiPriority="67" w:semiHidden="0" w:name="Medium Grid 1 Accent 3"/>
+    <w:lsdException w:unhideWhenUsed="0" w:uiPriority="68" w:semiHidden="0" w:name="Medium Grid 2 Accent 3"/>
+    <w:lsdException w:unhideWhenUsed="0" w:uiPriority="69" w:semiHidden="0" w:name="Medium Grid 3 Accent 3"/>
+    <w:lsdException w:unhideWhenUsed="0" w:uiPriority="70" w:semiHidden="0" w:name="Dark List Accent 3"/>
+    <w:lsdException w:unhideWhenUsed="0" w:uiPriority="71" w:semiHidden="0" w:name="Colorful Shading Accent 3"/>
+    <w:lsdException w:unhideWhenUsed="0" w:uiPriority="72" w:semiHidden="0" w:name="Colorful List Accent 3"/>
+    <w:lsdException w:unhideWhenUsed="0" w:uiPriority="73" w:semiHidden="0" w:name="Colorful Grid Accent 3"/>
+    <w:lsdException w:unhideWhenUsed="0" w:uiPriority="60" w:semiHidden="0" w:name="Light Shading Accent 4"/>
+    <w:lsdException w:unhideWhenUsed="0" w:uiPriority="61" w:semiHidden="0" w:name="Light List Accent 4"/>
+    <w:lsdException w:unhideWhenUsed="0" w:uiPriority="62" w:semiHidden="0" w:name="Light Grid Accent 4"/>
+    <w:lsdException w:unhideWhenUsed="0" w:uiPriority="63" w:semiHidden="0" w:name="Medium Shading 1 Accent 4"/>
+    <w:lsdException w:unhideWhenUsed="0" w:uiPriority="64" w:semiHidden="0" w:name="Medium Shading 2 Accent 4"/>
+    <w:lsdException w:unhideWhenUsed="0" w:uiPriority="65" w:semiHidden="0" w:name="Medium List 1 Accent 4"/>
+    <w:lsdException w:unhideWhenUsed="0" w:uiPriority="66" w:semiHidden="0" w:name="Medium List 2 Accent 4"/>
+    <w:lsdException w:unhideWhenUsed="0" w:uiPriority="67" w:semiHidden="0" w:name="Medium Grid 1 Accent 4"/>
+    <w:lsdException w:unhideWhenUsed="0" w:uiPriority="68" w:semiHidden="0" w:name="Medium Grid 2 Accent 4"/>
+    <w:lsdException w:unhideWhenUsed="0" w:uiPriority="69" w:semiHidden="0" w:name="Medium Grid 3 Accent 4"/>
+    <w:lsdException w:unhideWhenUsed="0" w:uiPriority="70" w:semiHidden="0" w:name="Dark List Accent 4"/>
+    <w:lsdException w:unhideWhenUsed="0" w:uiPriority="71" w:semiHidden="0" w:name="Colorful Shading Accent 4"/>
+    <w:lsdException w:unhideWhenUsed="0" w:uiPriority="72" w:semiHidden="0" w:name="Colorful List Accent 4"/>
+    <w:lsdException w:unhideWhenUsed="0" w:uiPriority="73" w:semiHidden="0" w:name="Colorful Grid Accent 4"/>
+    <w:lsdException w:unhideWhenUsed="0" w:uiPriority="60" w:semiHidden="0" w:name="Light Shading Accent 5"/>
+    <w:lsdException w:unhideWhenUsed="0" w:uiPriority="61" w:semiHidden="0" w:name="Light List Accent 5"/>
+    <w:lsdException w:unhideWhenUsed="0" w:uiPriority="62" w:semiHidden="0" w:name="Light Grid Accent 5"/>
+    <w:lsdException w:unhideWhenUsed="0" w:uiPriority="63" w:semiHidden="0" w:name="Medium Shading 1 Accent 5"/>
+    <w:lsdException w:unhideWhenUsed="0" w:uiPriority="64" w:semiHidden="0" w:name="Medium Shading 2 Accent 5"/>
+    <w:lsdException w:unhideWhenUsed="0" w:uiPriority="65" w:semiHidden="0" w:name="Medium List 1 Accent 5"/>
+    <w:lsdException w:unhideWhenUsed="0" w:uiPriority="66" w:semiHidden="0" w:name="Medium List 2 Accent 5"/>
+    <w:lsdException w:unhideWhenUsed="0" w:uiPriority="67" w:semiHidden="0" w:name="Medium Grid 1 Accent 5"/>
+    <w:lsdException w:unhideWhenUsed="0" w:uiPriority="68" w:semiHidden="0" w:name="Medium Grid 2 Accent 5"/>
+    <w:lsdException w:unhideWhenUsed="0" w:uiPriority="69" w:semiHidden="0" w:name="Medium Grid 3 Accent 5"/>
+    <w:lsdException w:unhideWhenUsed="0" w:uiPriority="70" w:semiHidden="0" w:name="Dark List Accent 5"/>
+    <w:lsdException w:unhideWhenUsed="0" w:uiPriority="71" w:semiHidden="0" w:name="Colorful Shading Accent 5"/>
+    <w:lsdException w:unhideWhenUsed="0" w:uiPriority="72" w:semiHidden="0" w:name="Colorful List Accent 5"/>
+    <w:lsdException w:unhideWhenUsed="0" w:uiPriority="73" w:semiHidden="0" w:name="Colorful Grid Accent 5"/>
+    <w:lsdException w:unhideWhenUsed="0" w:uiPriority="60" w:semiHidden="0" w:name="Light Shading Accent 6"/>
+    <w:lsdException w:unhideWhenUsed="0" w:uiPriority="61" w:semiHidden="0" w:name="Light List Accent 6"/>
+    <w:lsdException w:unhideWhenUsed="0" w:uiPriority="62" w:semiHidden="0" w:name="Light Grid Accent 6"/>
+    <w:lsdException w:unhideWhenUsed="0" w:uiPriority="63" w:semiHidden="0" w:name="Medium Shading 1 Accent 6"/>
+    <w:lsdException w:unhideWhenUsed="0" w:uiPriority="64" w:semiHidden="0" w:name="Medium Shading 2 Accent 6"/>
+    <w:lsdException w:unhideWhenUsed="0" w:uiPriority="65" w:semiHidden="0" w:name="Medium List 1 Accent 6"/>
+    <w:lsdException w:unhideWhenUsed="0" w:uiPriority="66" w:semiHidden="0" w:name="Medium List 2 Accent 6"/>
+    <w:lsdException w:unhideWhenUsed="0" w:uiPriority="67" w:semiHidden="0" w:name="Medium Grid 1 Accent 6"/>
+    <w:lsdException w:unhideWhenUsed="0" w:uiPriority="68" w:semiHidden="0" w:name="Medium Grid 2 Accent 6"/>
+    <w:lsdException w:unhideWhenUsed="0" w:uiPriority="69" w:semiHidden="0" w:name="Medium Grid 3 Accent 6"/>
+    <w:lsdException w:unhideWhenUsed="0" w:uiPriority="70" w:semiHidden="0" w:name="Dark List Accent 6"/>
+    <w:lsdException w:unhideWhenUsed="0" w:uiPriority="71" w:semiHidden="0" w:name="Colorful Shading Accent 6"/>
+    <w:lsdException w:unhideWhenUsed="0" w:uiPriority="72" w:semiHidden="0" w:name="Colorful List Accent 6"/>
+    <w:lsdException w:unhideWhenUsed="0" w:uiPriority="73" w:semiHidden="0" w:name="Colorful Grid Accent 6"/>
   </w:latentStyles>
-  <w:style w:type="paragraph" w:default="1" w:styleId="Normal">
+  <w:style w:type="paragraph" w:default="1" w:styleId="1">
     <w:name w:val="Normal"/>
     <w:qFormat/>
+    <w:uiPriority w:val="0"/>
     <w:rPr>
-      <w:rFonts w:asciiTheme="minorHAnsi" w:eastAsiaTheme="minorEastAsia" w:hAnsiTheme="minorHAnsi" w:cstheme="minorBidi"/>
-      <w:lang w:eastAsia="zh-CN"/>
+      <w:rFonts w:asciiTheme="minorHAnsi" w:hAnsiTheme="minorHAnsi" w:eastAsiaTheme="minorEastAsia" w:cstheme="minorBidi"/>
+      <w:lang w:val="en-US" w:eastAsia="zh-CN" w:bidi="ar-SA"/>
     </w:rPr>
   </w:style>
-  <w:style w:type="character" w:default="1" w:styleId="DefaultParagraphFont">
+  <w:style w:type="character" w:default="1" w:styleId="2">
     <w:name w:val="Default Paragraph Font"/>
-    <w:uiPriority w:val="1"/>
     <w:semiHidden/>
     <w:unhideWhenUsed/>
+    <w:uiPriority w:val="1"/>
   </w:style>
-  <w:style w:type="table" w:default="1" w:styleId="TableNormal">
+  <w:style w:type="table" w:default="1" w:styleId="3">
     <w:name w:val="Normal Table"/>
-    <w:uiPriority w:val="99"/>
     <w:semiHidden/>
     <w:unhideWhenUsed/>
+    <w:uiPriority w:val="99"/>
     <w:tblPr>
-      <w:tblInd w:w="0" w:type="dxa"/>
       <w:tblCellMar>
         <w:top w:w="0" w:type="dxa"/>
         <w:left w:w="108" w:type="dxa"/>
@@ -7090,43 +7803,38 @@
       </w:tblCellMar>
     </w:tblPr>
   </w:style>
-  <w:style w:type="numbering" w:default="1" w:styleId="NoList">
-    <w:name w:val="No List"/>
-    <w:uiPriority w:val="99"/>
-    <w:semiHidden/>
-    <w:unhideWhenUsed/>
-  </w:style>
-  <w:style w:type="character" w:styleId="Hyperlink">
+  <w:style w:type="character" w:styleId="4">
     <w:name w:val="Hyperlink"/>
-    <w:basedOn w:val="DefaultParagraphFont"/>
+    <w:basedOn w:val="2"/>
+    <w:uiPriority w:val="0"/>
     <w:rPr>
       <w:color w:val="0000FF"/>
       <w:u w:val="single"/>
     </w:rPr>
   </w:style>
-  <w:style w:type="table" w:styleId="TableGrid">
+  <w:style w:type="table" w:styleId="5">
     <w:name w:val="Table Grid"/>
-    <w:basedOn w:val="TableNormal"/>
+    <w:basedOn w:val="3"/>
+    <w:uiPriority w:val="0"/>
     <w:pPr>
       <w:widowControl w:val="0"/>
       <w:jc w:val="both"/>
     </w:pPr>
     <w:tblPr>
       <w:tblBorders>
-        <w:top w:val="single" w:sz="4" w:space="0" w:color="auto"/>
-        <w:left w:val="single" w:sz="4" w:space="0" w:color="auto"/>
-        <w:bottom w:val="single" w:sz="4" w:space="0" w:color="auto"/>
-        <w:right w:val="single" w:sz="4" w:space="0" w:color="auto"/>
-        <w:insideH w:val="single" w:sz="4" w:space="0" w:color="auto"/>
-        <w:insideV w:val="single" w:sz="4" w:space="0" w:color="auto"/>
+        <w:top w:val="single" w:color="auto" w:sz="4" w:space="0"/>
+        <w:left w:val="single" w:color="auto" w:sz="4" w:space="0"/>
+        <w:bottom w:val="single" w:color="auto" w:sz="4" w:space="0"/>
+        <w:right w:val="single" w:color="auto" w:sz="4" w:space="0"/>
+        <w:insideH w:val="single" w:color="auto" w:sz="4" w:space="0"/>
+        <w:insideV w:val="single" w:color="auto" w:sz="4" w:space="0"/>
       </w:tblBorders>
     </w:tblPr>
   </w:style>
-  <w:style w:type="paragraph" w:styleId="ListParagraph">
+  <w:style w:type="paragraph" w:styleId="6">
     <w:name w:val="List Paragraph"/>
-    <w:basedOn w:val="Normal"/>
+    <w:basedOn w:val="1"/>
     <w:uiPriority w:val="99"/>
-    <w:rsid w:val="00C373D5"/>
     <w:pPr>
       <w:ind w:left="720"/>
       <w:contextualSpacing/>
@@ -7387,7 +8095,6 @@
     </a:fmtScheme>
   </a:themeElements>
   <a:objectDefaults/>
-  <a:extraClrSchemeLst/>
 </a:theme>
 </file>
 

--- a/NRT Detection Setup and Run Instruction.docx
+++ b/NRT Detection Setup and Run Instruction.docx
@@ -6498,7 +6498,7 @@
                   </w14:solidFill>
                 </w14:textFill>
               </w:rPr>
-              <w:t>SQL_SERVER = r"(local)\SQLEXPRESS" # eg.,: “(local)\SQLEXPRESS” or “DESKTOP-TAICUPD\SQLEXPRESS”</w:t>
+              <w:t>SQL_SERVER = r"(local)\SQLEXPRESS"</w:t>
             </w:r>
           </w:p>
           <w:p>
@@ -6527,7 +6527,22 @@
                   </w14:solidFill>
                 </w14:textFill>
               </w:rPr>
-              <w:t>DATABASE = "NRT-V2"</w:t>
+              <w:t>DATABASE = "NRT-V2</w:t>
+            </w:r>
+            <w:bookmarkStart w:id="0" w:name="_GoBack"/>
+            <w:bookmarkEnd w:id="0"/>
+            <w:r>
+              <w:rPr>
+                <w:rFonts w:hint="default"/>
+                <w:bCs/>
+                <w:color w:val="000000" w:themeColor="text1"/>
+                <w14:textFill>
+                  <w14:solidFill>
+                    <w14:schemeClr w14:val="tx1"/>
+                  </w14:solidFill>
+                </w14:textFill>
+              </w:rPr>
+              <w:t>"</w:t>
             </w:r>
           </w:p>
           <w:p>
@@ -6556,22 +6571,7 @@
                   </w14:solidFill>
                 </w14:textFill>
               </w:rPr>
-              <w:t>SITE_NAME = "eg.,: Penang Courtyard</w:t>
-            </w:r>
-            <w:bookmarkStart w:id="0" w:name="_GoBack"/>
-            <w:bookmarkEnd w:id="0"/>
-            <w:r>
-              <w:rPr>
-                <w:rFonts w:hint="default"/>
-                <w:bCs/>
-                <w:color w:val="000000" w:themeColor="text1"/>
-                <w14:textFill>
-                  <w14:solidFill>
-                    <w14:schemeClr w14:val="tx1"/>
-                  </w14:solidFill>
-                </w14:textFill>
-              </w:rPr>
-              <w:t>"</w:t>
+              <w:t>SITE_NAME = "Test Site"</w:t>
             </w:r>
           </w:p>
           <w:p>
@@ -6629,7 +6629,7 @@
                   </w14:solidFill>
                 </w14:textFill>
               </w:rPr>
-              <w:t>API_URL = "https://script.google.com/macros/s/AKfycbxIAwFbkot1Q5X54EbhLik3NLq85KcpYVkeOyh-9Rjgui0nrcI5zIvQaVckHQWAxZju/exec"</w:t>
+              <w:t>API_URL = "https://script.google.com/macros/s/AKfycbwwnMbJ3odFcioxEv7sSTxlpGCC9-My7cueHXV-d-JGvd3RVzUXrAfTdTY3W_BLU4gc/exec"</w:t>
             </w:r>
           </w:p>
           <w:p>
@@ -6705,6 +6705,64 @@
                 </w14:textFill>
               </w:rPr>
             </w:pPr>
+            <w:r>
+              <w:rPr>
+                <w:rFonts w:hint="default"/>
+                <w:bCs/>
+                <w:color w:val="000000" w:themeColor="text1"/>
+                <w14:textFill>
+                  <w14:solidFill>
+                    <w14:schemeClr w14:val="tx1"/>
+                  </w14:solidFill>
+                </w14:textFill>
+              </w:rPr>
+              <w:t>GOOGLE_DRIVE_FOLDER_ID = "1och4pet9VHRFBu6DQJVRn5Oqy7LNUF_R"</w:t>
+            </w:r>
+          </w:p>
+          <w:p>
+            <w:pPr>
+              <w:widowControl w:val="0"/>
+              <w:jc w:val="left"/>
+              <w:rPr>
+                <w:rFonts w:hint="default"/>
+                <w:bCs/>
+                <w:color w:val="000000" w:themeColor="text1"/>
+                <w14:textFill>
+                  <w14:solidFill>
+                    <w14:schemeClr w14:val="tx1"/>
+                  </w14:solidFill>
+                </w14:textFill>
+              </w:rPr>
+            </w:pPr>
+            <w:r>
+              <w:rPr>
+                <w:rFonts w:hint="default"/>
+                <w:bCs/>
+                <w:color w:val="000000" w:themeColor="text1"/>
+                <w14:textFill>
+                  <w14:solidFill>
+                    <w14:schemeClr w14:val="tx1"/>
+                  </w14:solidFill>
+                </w14:textFill>
+              </w:rPr>
+              <w:t>GOOGLE_DRIVE_FOLDER_URL = "https://drive.google.com/drive/folders/1och4pet9VHRFBu6DQJVRn5Oqy7LNUF_R"</w:t>
+            </w:r>
+          </w:p>
+          <w:p>
+            <w:pPr>
+              <w:widowControl w:val="0"/>
+              <w:jc w:val="left"/>
+              <w:rPr>
+                <w:rFonts w:hint="default"/>
+                <w:bCs/>
+                <w:color w:val="000000" w:themeColor="text1"/>
+                <w14:textFill>
+                  <w14:solidFill>
+                    <w14:schemeClr w14:val="tx1"/>
+                  </w14:solidFill>
+                </w14:textFill>
+              </w:rPr>
+            </w:pPr>
           </w:p>
           <w:p>
             <w:pPr>
@@ -6761,7 +6819,7 @@
                   </w14:solidFill>
                 </w14:textFill>
               </w:rPr>
-              <w:t>COLLECTION_INTERVAL_MINUTES = 40</w:t>
+              <w:t>COLLECTION_INTERVAL_MINUTES = 1</w:t>
             </w:r>
           </w:p>
           <w:p>
@@ -6790,7 +6848,210 @@
                   </w14:solidFill>
                 </w14:textFill>
               </w:rPr>
-              <w:t>STARTUP_LAUNCHER_NAME = "NRT Monitor Collector.cmd"</w:t>
+              <w:t>STARTUP_LAUNCHER_BASENAME = "NRT Monitor Collector"</w:t>
+            </w:r>
+          </w:p>
+          <w:p>
+            <w:pPr>
+              <w:widowControl w:val="0"/>
+              <w:jc w:val="left"/>
+              <w:rPr>
+                <w:rFonts w:hint="default"/>
+                <w:bCs/>
+                <w:color w:val="000000" w:themeColor="text1"/>
+                <w14:textFill>
+                  <w14:solidFill>
+                    <w14:schemeClr w14:val="tx1"/>
+                  </w14:solidFill>
+                </w14:textFill>
+              </w:rPr>
+            </w:pPr>
+            <w:r>
+              <w:rPr>
+                <w:rFonts w:hint="default"/>
+                <w:bCs/>
+                <w:color w:val="000000" w:themeColor="text1"/>
+                <w14:textFill>
+                  <w14:solidFill>
+                    <w14:schemeClr w14:val="tx1"/>
+                  </w14:solidFill>
+                </w14:textFill>
+              </w:rPr>
+              <w:t>STARTUP_LAUNCHER_NAME = f"{STARTUP_LAUNCHER_BASENAME}.vbs"</w:t>
+            </w:r>
+          </w:p>
+          <w:p>
+            <w:pPr>
+              <w:widowControl w:val="0"/>
+              <w:jc w:val="left"/>
+              <w:rPr>
+                <w:rFonts w:hint="default"/>
+                <w:bCs/>
+                <w:color w:val="000000" w:themeColor="text1"/>
+                <w14:textFill>
+                  <w14:solidFill>
+                    <w14:schemeClr w14:val="tx1"/>
+                  </w14:solidFill>
+                </w14:textFill>
+              </w:rPr>
+            </w:pPr>
+            <w:r>
+              <w:rPr>
+                <w:rFonts w:hint="default"/>
+                <w:bCs/>
+                <w:color w:val="000000" w:themeColor="text1"/>
+                <w14:textFill>
+                  <w14:solidFill>
+                    <w14:schemeClr w14:val="tx1"/>
+                  </w14:solidFill>
+                </w14:textFill>
+              </w:rPr>
+              <w:t>LEGACY_STARTUP_LAUNCHER_NAME = f"{STARTUP_LAUNCHER_BASENAME}.cmd"</w:t>
+            </w:r>
+          </w:p>
+          <w:p>
+            <w:pPr>
+              <w:widowControl w:val="0"/>
+              <w:jc w:val="left"/>
+              <w:rPr>
+                <w:rFonts w:hint="default"/>
+                <w:bCs/>
+                <w:color w:val="000000" w:themeColor="text1"/>
+                <w14:textFill>
+                  <w14:solidFill>
+                    <w14:schemeClr w14:val="tx1"/>
+                  </w14:solidFill>
+                </w14:textFill>
+              </w:rPr>
+            </w:pPr>
+            <w:r>
+              <w:rPr>
+                <w:rFonts w:hint="default"/>
+                <w:bCs/>
+                <w:color w:val="000000" w:themeColor="text1"/>
+                <w14:textFill>
+                  <w14:solidFill>
+                    <w14:schemeClr w14:val="tx1"/>
+                  </w14:solidFill>
+                </w14:textFill>
+              </w:rPr>
+              <w:t>SINGLE_INSTANCE_MUTEX_NAME = "Global\\NRTMonitorCollectorSingleton"</w:t>
+            </w:r>
+          </w:p>
+          <w:p>
+            <w:pPr>
+              <w:widowControl w:val="0"/>
+              <w:jc w:val="left"/>
+              <w:rPr>
+                <w:rFonts w:hint="default"/>
+                <w:bCs/>
+                <w:color w:val="000000" w:themeColor="text1"/>
+                <w14:textFill>
+                  <w14:solidFill>
+                    <w14:schemeClr w14:val="tx1"/>
+                  </w14:solidFill>
+                </w14:textFill>
+              </w:rPr>
+            </w:pPr>
+            <w:r>
+              <w:rPr>
+                <w:rFonts w:hint="default"/>
+                <w:bCs/>
+                <w:color w:val="000000" w:themeColor="text1"/>
+                <w14:textFill>
+                  <w14:solidFill>
+                    <w14:schemeClr w14:val="tx1"/>
+                  </w14:solidFill>
+                </w14:textFill>
+              </w:rPr>
+              <w:t>LOG_PATH = Path(__file__).with_name("agent.log")</w:t>
+            </w:r>
+          </w:p>
+          <w:p>
+            <w:pPr>
+              <w:widowControl w:val="0"/>
+              <w:jc w:val="left"/>
+              <w:rPr>
+                <w:rFonts w:hint="default"/>
+                <w:bCs/>
+                <w:color w:val="000000" w:themeColor="text1"/>
+                <w14:textFill>
+                  <w14:solidFill>
+                    <w14:schemeClr w14:val="tx1"/>
+                  </w14:solidFill>
+                </w14:textFill>
+              </w:rPr>
+            </w:pPr>
+            <w:r>
+              <w:rPr>
+                <w:rFonts w:hint="default"/>
+                <w:bCs/>
+                <w:color w:val="000000" w:themeColor="text1"/>
+                <w14:textFill>
+                  <w14:solidFill>
+                    <w14:schemeClr w14:val="tx1"/>
+                  </w14:solidFill>
+                </w14:textFill>
+              </w:rPr>
+              <w:t>STATUS_PATH = Path(__file__).with_name("agent_status.json")</w:t>
+            </w:r>
+          </w:p>
+          <w:p>
+            <w:pPr>
+              <w:widowControl w:val="0"/>
+              <w:jc w:val="left"/>
+              <w:rPr>
+                <w:rFonts w:hint="default"/>
+                <w:bCs/>
+                <w:color w:val="000000" w:themeColor="text1"/>
+                <w14:textFill>
+                  <w14:solidFill>
+                    <w14:schemeClr w14:val="tx1"/>
+                  </w14:solidFill>
+                </w14:textFill>
+              </w:rPr>
+            </w:pPr>
+            <w:r>
+              <w:rPr>
+                <w:rFonts w:hint="default"/>
+                <w:bCs/>
+                <w:color w:val="000000" w:themeColor="text1"/>
+                <w14:textFill>
+                  <w14:solidFill>
+                    <w14:schemeClr w14:val="tx1"/>
+                  </w14:solidFill>
+                </w14:textFill>
+              </w:rPr>
+              <w:t>STATUS_SUMMARY_PATH = Path(__file__).with_name("agent_status.txt")</w:t>
+            </w:r>
+          </w:p>
+          <w:p>
+            <w:pPr>
+              <w:widowControl w:val="0"/>
+              <w:jc w:val="left"/>
+              <w:rPr>
+                <w:rFonts w:hint="default"/>
+                <w:bCs/>
+                <w:color w:val="000000" w:themeColor="text1"/>
+                <w14:textFill>
+                  <w14:solidFill>
+                    <w14:schemeClr w14:val="tx1"/>
+                  </w14:solidFill>
+                </w14:textFill>
+              </w:rPr>
+            </w:pPr>
+            <w:r>
+              <w:rPr>
+                <w:rFonts w:hint="default"/>
+                <w:bCs/>
+                <w:color w:val="000000" w:themeColor="text1"/>
+                <w14:textFill>
+                  <w14:solidFill>
+                    <w14:schemeClr w14:val="tx1"/>
+                  </w14:solidFill>
+                </w14:textFill>
+              </w:rPr>
+              <w:t>SITE_LOGS_DIR = Path(__file__).with_name("site_logs")</w:t>
             </w:r>
           </w:p>
           <w:p>
@@ -7009,7 +7270,7 @@
                   </w14:solidFill>
                 </w14:textFill>
               </w:rPr>
-              <w:t xml:space="preserve">    "Trusted_Connection=yes;"</w:t>
+              <w:t xml:space="preserve">    "Trusted_Connection=yes;" # Comment this if using SQL auth and provide UID/PWD</w:t>
             </w:r>
           </w:p>
           <w:p>

--- a/NRT Detection Setup and Run Instruction.docx
+++ b/NRT Detection Setup and Run Instruction.docx
@@ -6461,12 +6461,6 @@
             <w:insideH w:val="single" w:color="auto" w:sz="4" w:space="0"/>
             <w:insideV w:val="single" w:color="auto" w:sz="4" w:space="0"/>
           </w:tblBorders>
-          <w:tblCellMar>
-            <w:top w:w="0" w:type="dxa"/>
-            <w:left w:w="108" w:type="dxa"/>
-            <w:bottom w:w="0" w:type="dxa"/>
-            <w:right w:w="108" w:type="dxa"/>
-          </w:tblCellMar>
         </w:tblPrEx>
         <w:tc>
           <w:tcPr>
@@ -6498,7 +6492,7 @@
                   </w14:solidFill>
                 </w14:textFill>
               </w:rPr>
-              <w:t>SQL_SERVER = r"(local)\SQLEXPRESS"</w:t>
+              <w:t>SQL_SERVER = r"DESKTOP-H23BB0S\SQLEXPRESS"</w:t>
             </w:r>
           </w:p>
           <w:p>
@@ -6527,22 +6521,7 @@
                   </w14:solidFill>
                 </w14:textFill>
               </w:rPr>
-              <w:t>DATABASE = "NRT-V2</w:t>
-            </w:r>
-            <w:bookmarkStart w:id="0" w:name="_GoBack"/>
-            <w:bookmarkEnd w:id="0"/>
-            <w:r>
-              <w:rPr>
-                <w:rFonts w:hint="default"/>
-                <w:bCs/>
-                <w:color w:val="000000" w:themeColor="text1"/>
-                <w14:textFill>
-                  <w14:solidFill>
-                    <w14:schemeClr w14:val="tx1"/>
-                  </w14:solidFill>
-                </w14:textFill>
-              </w:rPr>
-              <w:t>"</w:t>
+              <w:t>DATABASE = "NRT-V2-Test"</w:t>
             </w:r>
           </w:p>
           <w:p>
@@ -6763,6 +6742,325 @@
                 </w14:textFill>
               </w:rPr>
             </w:pPr>
+            <w:r>
+              <w:rPr>
+                <w:rFonts w:hint="default"/>
+                <w:bCs/>
+                <w:color w:val="000000" w:themeColor="text1"/>
+                <w14:textFill>
+                  <w14:solidFill>
+                    <w14:schemeClr w14:val="tx1"/>
+                  </w14:solidFill>
+                </w14:textFill>
+              </w:rPr>
+              <w:t>SMTP_SERVER = os.getenv("SMTP_SERVER", "mail.dtechdigital.com.my").strip()</w:t>
+            </w:r>
+          </w:p>
+          <w:p>
+            <w:pPr>
+              <w:widowControl w:val="0"/>
+              <w:jc w:val="left"/>
+              <w:rPr>
+                <w:rFonts w:hint="default"/>
+                <w:bCs/>
+                <w:color w:val="000000" w:themeColor="text1"/>
+                <w14:textFill>
+                  <w14:solidFill>
+                    <w14:schemeClr w14:val="tx1"/>
+                  </w14:solidFill>
+                </w14:textFill>
+              </w:rPr>
+            </w:pPr>
+            <w:r>
+              <w:rPr>
+                <w:rFonts w:hint="default"/>
+                <w:bCs/>
+                <w:color w:val="000000" w:themeColor="text1"/>
+                <w14:textFill>
+                  <w14:solidFill>
+                    <w14:schemeClr w14:val="tx1"/>
+                  </w14:solidFill>
+                </w14:textFill>
+              </w:rPr>
+              <w:t>SMTP_PORT = int(os.getenv("SMTP_PORT", "465"))</w:t>
+            </w:r>
+          </w:p>
+          <w:p>
+            <w:pPr>
+              <w:widowControl w:val="0"/>
+              <w:jc w:val="left"/>
+              <w:rPr>
+                <w:rFonts w:hint="default"/>
+                <w:bCs/>
+                <w:color w:val="000000" w:themeColor="text1"/>
+                <w14:textFill>
+                  <w14:solidFill>
+                    <w14:schemeClr w14:val="tx1"/>
+                  </w14:solidFill>
+                </w14:textFill>
+              </w:rPr>
+            </w:pPr>
+            <w:r>
+              <w:rPr>
+                <w:rFonts w:hint="default"/>
+                <w:bCs/>
+                <w:color w:val="000000" w:themeColor="text1"/>
+                <w14:textFill>
+                  <w14:solidFill>
+                    <w14:schemeClr w14:val="tx1"/>
+                  </w14:solidFill>
+                </w14:textFill>
+              </w:rPr>
+              <w:t>SMTP_USERNAME = os.getenv("SMTP_USERNAME", "support@dtechdigital.com.my").strip()</w:t>
+            </w:r>
+          </w:p>
+          <w:p>
+            <w:pPr>
+              <w:widowControl w:val="0"/>
+              <w:jc w:val="left"/>
+              <w:rPr>
+                <w:rFonts w:hint="default"/>
+                <w:bCs/>
+                <w:color w:val="000000" w:themeColor="text1"/>
+                <w14:textFill>
+                  <w14:solidFill>
+                    <w14:schemeClr w14:val="tx1"/>
+                  </w14:solidFill>
+                </w14:textFill>
+              </w:rPr>
+            </w:pPr>
+            <w:r>
+              <w:rPr>
+                <w:rFonts w:hint="default"/>
+                <w:bCs/>
+                <w:color w:val="000000" w:themeColor="text1"/>
+                <w14:textFill>
+                  <w14:solidFill>
+                    <w14:schemeClr w14:val="tx1"/>
+                  </w14:solidFill>
+                </w14:textFill>
+              </w:rPr>
+              <w:t>SMTP_PASSWORD = os.getenv("SMTP_PASSWORD", "n^;J#O76;Xre")</w:t>
+            </w:r>
+          </w:p>
+          <w:p>
+            <w:pPr>
+              <w:widowControl w:val="0"/>
+              <w:jc w:val="left"/>
+              <w:rPr>
+                <w:rFonts w:hint="default"/>
+                <w:bCs/>
+                <w:color w:val="000000" w:themeColor="text1"/>
+                <w14:textFill>
+                  <w14:solidFill>
+                    <w14:schemeClr w14:val="tx1"/>
+                  </w14:solidFill>
+                </w14:textFill>
+              </w:rPr>
+            </w:pPr>
+            <w:r>
+              <w:rPr>
+                <w:rFonts w:hint="default"/>
+                <w:bCs/>
+                <w:color w:val="000000" w:themeColor="text1"/>
+                <w14:textFill>
+                  <w14:solidFill>
+                    <w14:schemeClr w14:val="tx1"/>
+                  </w14:solidFill>
+                </w14:textFill>
+              </w:rPr>
+              <w:t>LOCAL_EMAIL_ALERTS_ENABLED = os.getenv("LOCAL_EMAIL_ALERTS_ENABLED", "0").strip().lower() in {"1", "true", "yes", "on"}</w:t>
+            </w:r>
+          </w:p>
+          <w:p>
+            <w:pPr>
+              <w:widowControl w:val="0"/>
+              <w:jc w:val="left"/>
+              <w:rPr>
+                <w:rFonts w:hint="default"/>
+                <w:bCs/>
+                <w:color w:val="000000" w:themeColor="text1"/>
+                <w14:textFill>
+                  <w14:solidFill>
+                    <w14:schemeClr w14:val="tx1"/>
+                  </w14:solidFill>
+                </w14:textFill>
+              </w:rPr>
+            </w:pPr>
+            <w:r>
+              <w:rPr>
+                <w:rFonts w:hint="default"/>
+                <w:bCs/>
+                <w:color w:val="000000" w:themeColor="text1"/>
+                <w14:textFill>
+                  <w14:solidFill>
+                    <w14:schemeClr w14:val="tx1"/>
+                  </w14:solidFill>
+                </w14:textFill>
+              </w:rPr>
+              <w:t>ALERT_EMAIL_RECIPIENTS = [</w:t>
+            </w:r>
+          </w:p>
+          <w:p>
+            <w:pPr>
+              <w:widowControl w:val="0"/>
+              <w:jc w:val="left"/>
+              <w:rPr>
+                <w:rFonts w:hint="default"/>
+                <w:bCs/>
+                <w:color w:val="000000" w:themeColor="text1"/>
+                <w14:textFill>
+                  <w14:solidFill>
+                    <w14:schemeClr w14:val="tx1"/>
+                  </w14:solidFill>
+                </w14:textFill>
+              </w:rPr>
+            </w:pPr>
+            <w:r>
+              <w:rPr>
+                <w:rFonts w:hint="default"/>
+                <w:bCs/>
+                <w:color w:val="000000" w:themeColor="text1"/>
+                <w14:textFill>
+                  <w14:solidFill>
+                    <w14:schemeClr w14:val="tx1"/>
+                  </w14:solidFill>
+                </w14:textFill>
+              </w:rPr>
+              <w:t xml:space="preserve">    address.strip()</w:t>
+            </w:r>
+          </w:p>
+          <w:p>
+            <w:pPr>
+              <w:widowControl w:val="0"/>
+              <w:jc w:val="left"/>
+              <w:rPr>
+                <w:rFonts w:hint="default"/>
+                <w:bCs/>
+                <w:color w:val="000000" w:themeColor="text1"/>
+                <w14:textFill>
+                  <w14:solidFill>
+                    <w14:schemeClr w14:val="tx1"/>
+                  </w14:solidFill>
+                </w14:textFill>
+              </w:rPr>
+            </w:pPr>
+            <w:r>
+              <w:rPr>
+                <w:rFonts w:hint="default"/>
+                <w:bCs/>
+                <w:color w:val="000000" w:themeColor="text1"/>
+                <w14:textFill>
+                  <w14:solidFill>
+                    <w14:schemeClr w14:val="tx1"/>
+                  </w14:solidFill>
+                </w14:textFill>
+              </w:rPr>
+              <w:t xml:space="preserve">    for address in os.getenv("ALERT_EMAIL_RECIPIENTS", "").split(",")</w:t>
+            </w:r>
+          </w:p>
+          <w:p>
+            <w:pPr>
+              <w:widowControl w:val="0"/>
+              <w:jc w:val="left"/>
+              <w:rPr>
+                <w:rFonts w:hint="default"/>
+                <w:bCs/>
+                <w:color w:val="000000" w:themeColor="text1"/>
+                <w14:textFill>
+                  <w14:solidFill>
+                    <w14:schemeClr w14:val="tx1"/>
+                  </w14:solidFill>
+                </w14:textFill>
+              </w:rPr>
+            </w:pPr>
+            <w:r>
+              <w:rPr>
+                <w:rFonts w:hint="default"/>
+                <w:bCs/>
+                <w:color w:val="000000" w:themeColor="text1"/>
+                <w14:textFill>
+                  <w14:solidFill>
+                    <w14:schemeClr w14:val="tx1"/>
+                  </w14:solidFill>
+                </w14:textFill>
+              </w:rPr>
+              <w:t xml:space="preserve">    if address.strip()</w:t>
+            </w:r>
+          </w:p>
+          <w:p>
+            <w:pPr>
+              <w:widowControl w:val="0"/>
+              <w:jc w:val="left"/>
+              <w:rPr>
+                <w:rFonts w:hint="default"/>
+                <w:bCs/>
+                <w:color w:val="000000" w:themeColor="text1"/>
+                <w14:textFill>
+                  <w14:solidFill>
+                    <w14:schemeClr w14:val="tx1"/>
+                  </w14:solidFill>
+                </w14:textFill>
+              </w:rPr>
+            </w:pPr>
+            <w:r>
+              <w:rPr>
+                <w:rFonts w:hint="default"/>
+                <w:bCs/>
+                <w:color w:val="000000" w:themeColor="text1"/>
+                <w14:textFill>
+                  <w14:solidFill>
+                    <w14:schemeClr w14:val="tx1"/>
+                  </w14:solidFill>
+                </w14:textFill>
+              </w:rPr>
+              <w:t>]</w:t>
+            </w:r>
+          </w:p>
+          <w:p>
+            <w:pPr>
+              <w:widowControl w:val="0"/>
+              <w:jc w:val="left"/>
+              <w:rPr>
+                <w:rFonts w:hint="default"/>
+                <w:bCs/>
+                <w:color w:val="000000" w:themeColor="text1"/>
+                <w14:textFill>
+                  <w14:solidFill>
+                    <w14:schemeClr w14:val="tx1"/>
+                  </w14:solidFill>
+                </w14:textFill>
+              </w:rPr>
+            </w:pPr>
+            <w:r>
+              <w:rPr>
+                <w:rFonts w:hint="default"/>
+                <w:bCs/>
+                <w:color w:val="000000" w:themeColor="text1"/>
+                <w14:textFill>
+                  <w14:solidFill>
+                    <w14:schemeClr w14:val="tx1"/>
+                  </w14:solidFill>
+                </w14:textFill>
+              </w:rPr>
+              <w:t>EMAIL_ALERT_THRESHOLD_HOURS = 24</w:t>
+            </w:r>
+          </w:p>
+          <w:p>
+            <w:pPr>
+              <w:widowControl w:val="0"/>
+              <w:jc w:val="left"/>
+              <w:rPr>
+                <w:rFonts w:hint="default"/>
+                <w:bCs/>
+                <w:color w:val="000000" w:themeColor="text1"/>
+                <w14:textFill>
+                  <w14:solidFill>
+                    <w14:schemeClr w14:val="tx1"/>
+                  </w14:solidFill>
+                </w14:textFill>
+              </w:rPr>
+            </w:pPr>
           </w:p>
           <w:p>
             <w:pPr>
@@ -6801,6 +7099,7 @@
                 <w:rFonts w:hint="default"/>
                 <w:bCs/>
                 <w:color w:val="000000" w:themeColor="text1"/>
+                <w:lang w:val="en-US"/>
                 <w14:textFill>
                   <w14:solidFill>
                     <w14:schemeClr w14:val="tx1"/>
@@ -6819,8 +7118,24 @@
                   </w14:solidFill>
                 </w14:textFill>
               </w:rPr>
-              <w:t>COLLECTION_INTERVAL_MINUTES = 1</w:t>
+              <w:t xml:space="preserve">COLLECTION_INTERVAL_MINUTES = </w:t>
             </w:r>
+            <w:r>
+              <w:rPr>
+                <w:rFonts w:hint="default"/>
+                <w:bCs/>
+                <w:color w:val="000000" w:themeColor="text1"/>
+                <w:lang w:val="en-US"/>
+                <w14:textFill>
+                  <w14:solidFill>
+                    <w14:schemeClr w14:val="tx1"/>
+                  </w14:solidFill>
+                </w14:textFill>
+              </w:rPr>
+              <w:t>40</w:t>
+            </w:r>
+            <w:bookmarkStart w:id="0" w:name="_GoBack"/>
+            <w:bookmarkEnd w:id="0"/>
           </w:p>
           <w:p>
             <w:pPr>
@@ -7270,7 +7585,7 @@
                   </w14:solidFill>
                 </w14:textFill>
               </w:rPr>
-              <w:t xml:space="preserve">    "Trusted_Connection=yes;" # Comment this if using SQL auth and provide UID/PWD</w:t>
+              <w:t xml:space="preserve">    "Trusted_Connection=yes;"</w:t>
             </w:r>
           </w:p>
           <w:p>
